--- a/day4/Flask_Azure_Deployment_Lab_Guide.docx
+++ b/day4/Flask_Azure_Deployment_Lab_Guide.docx
@@ -1,6 +1,6 @@
 
 <file path=word/document.xml><?xml version="1.0" encoding="utf-8"?>
-<w:document xmlns:wpc="http://schemas.microsoft.com/office/word/2010/wordprocessingCanvas" xmlns:mc="http://schemas.openxmlformats.org/markup-compatibility/2006" xmlns:o="urn:schemas-microsoft-com:office:office" xmlns:r="http://schemas.openxmlformats.org/officeDocument/2006/relationships" xmlns:m="http://schemas.openxmlformats.org/officeDocument/2006/math" xmlns:v="urn:schemas-microsoft-com:vml" xmlns:wp14="http://schemas.microsoft.com/office/word/2010/wordprocessingDrawing" xmlns:wp="http://schemas.openxmlformats.org/drawingml/2006/wordprocessingDrawing" xmlns:w10="urn:schemas-microsoft-com:office:word" xmlns:w="http://schemas.openxmlformats.org/wordprocessingml/2006/main" xmlns:w14="http://schemas.microsoft.com/office/word/2010/wordml" xmlns:w15="http://schemas.microsoft.com/office/word/2012/wordml" xmlns:wpg="http://schemas.microsoft.com/office/word/2010/wordprocessingGroup" xmlns:wpi="http://schemas.microsoft.com/office/word/2010/wordprocessingInk" xmlns:wne="http://schemas.microsoft.com/office/word/2006/wordml" xmlns:wps="http://schemas.microsoft.com/office/word/2010/wordprocessingShape" xmlns:cx="http://schemas.microsoft.com/office/drawing/2014/chartex" xmlns:cx1="http://schemas.microsoft.com/office/drawing/2015/9/8/chartex" xmlns:cx2="http://schemas.microsoft.com/office/drawing/2015/10/21/chartex" xmlns:cx3="http://schemas.microsoft.com/office/drawing/2016/5/9/chartex" xmlns:cx4="http://schemas.microsoft.com/office/drawing/2016/5/10/chartex" xmlns:cx5="http://schemas.microsoft.com/office/drawing/2016/5/11/chartex" xmlns:cx6="http://schemas.microsoft.com/office/drawing/2016/5/12/chartex" xmlns:cx7="http://schemas.microsoft.com/office/drawing/2016/5/13/chartex" xmlns:cx8="http://schemas.microsoft.com/office/drawing/2016/5/14/chartex" xmlns:aink="http://schemas.microsoft.com/office/drawing/2016/ink" xmlns:am3d="http://schemas.microsoft.com/office/drawing/2017/model3d" xmlns:w16cex="http://schemas.microsoft.com/office/word/2018/wordml/cex" xmlns:w16cid="http://schemas.microsoft.com/office/word/2016/wordml/cid" xmlns:w16="http://schemas.microsoft.com/office/word/2018/wordml" xmlns:w16sdtdh="http://schemas.microsoft.com/office/word/2020/wordml/sdtdatahash" xmlns:w16se="http://schemas.microsoft.com/office/word/2015/wordml/symex" mc:Ignorable="w14 w15 wp14">
+<w:document xmlns:wpc="http://schemas.microsoft.com/office/word/2010/wordprocessingCanvas" xmlns:cx="http://schemas.microsoft.com/office/drawing/2014/chartex" xmlns:cx1="http://schemas.microsoft.com/office/drawing/2015/9/8/chartex" xmlns:cx2="http://schemas.microsoft.com/office/drawing/2015/10/21/chartex" xmlns:cx3="http://schemas.microsoft.com/office/drawing/2016/5/9/chartex" xmlns:cx4="http://schemas.microsoft.com/office/drawing/2016/5/10/chartex" xmlns:cx5="http://schemas.microsoft.com/office/drawing/2016/5/11/chartex" xmlns:cx6="http://schemas.microsoft.com/office/drawing/2016/5/12/chartex" xmlns:cx7="http://schemas.microsoft.com/office/drawing/2016/5/13/chartex" xmlns:cx8="http://schemas.microsoft.com/office/drawing/2016/5/14/chartex" xmlns:mc="http://schemas.openxmlformats.org/markup-compatibility/2006" xmlns:aink="http://schemas.microsoft.com/office/drawing/2016/ink" xmlns:am3d="http://schemas.microsoft.com/office/drawing/2017/model3d" xmlns:o="urn:schemas-microsoft-com:office:office" xmlns:oel="http://schemas.microsoft.com/office/2019/extlst" xmlns:r="http://schemas.openxmlformats.org/officeDocument/2006/relationships" xmlns:m="http://schemas.openxmlformats.org/officeDocument/2006/math" xmlns:v="urn:schemas-microsoft-com:vml" xmlns:wp14="http://schemas.microsoft.com/office/word/2010/wordprocessingDrawing" xmlns:wp="http://schemas.openxmlformats.org/drawingml/2006/wordprocessingDrawing" xmlns:w10="urn:schemas-microsoft-com:office:word" xmlns:w="http://schemas.openxmlformats.org/wordprocessingml/2006/main" xmlns:w14="http://schemas.microsoft.com/office/word/2010/wordml" xmlns:w15="http://schemas.microsoft.com/office/word/2012/wordml" xmlns:w16cex="http://schemas.microsoft.com/office/word/2018/wordml/cex" xmlns:w16cid="http://schemas.microsoft.com/office/word/2016/wordml/cid" xmlns:w16="http://schemas.microsoft.com/office/word/2018/wordml" xmlns:w16du="http://schemas.microsoft.com/office/word/2023/wordml/word16du" xmlns:w16sdtdh="http://schemas.microsoft.com/office/word/2020/wordml/sdtdatahash" xmlns:w16sdtfl="http://schemas.microsoft.com/office/word/2024/wordml/sdtformatlock" xmlns:w16se="http://schemas.microsoft.com/office/word/2015/wordml/symex" xmlns:wpg="http://schemas.microsoft.com/office/word/2010/wordprocessingGroup" xmlns:wpi="http://schemas.microsoft.com/office/word/2010/wordprocessingInk" xmlns:wne="http://schemas.microsoft.com/office/word/2006/wordml" xmlns:wps="http://schemas.microsoft.com/office/word/2010/wordprocessingShape" mc:Ignorable="w14 w15 w16se w16cid w16 w16cex w16sdtdh w16sdtfl w16du wp14">
   <w:body>
     <w:p>
       <w:pPr>
@@ -9,14 +9,14 @@
       </w:pPr>
       <w:r>
         <w:rPr>
-          <w:rFonts w:ascii="Calibri" w:cs="Calibri" w:eastAsia="Calibri" w:hAnsi="Calibri"/>
+          <w:rFonts w:ascii="Calibri" w:eastAsia="Calibri" w:hAnsi="Calibri" w:cs="Calibri"/>
           <w:b/>
           <w:bCs/>
           <w:color w:val="1F3864"/>
           <w:sz w:val="32"/>
           <w:szCs w:val="32"/>
         </w:rPr>
-        <w:t xml:space="preserve">LAB INSTRUCTION GUIDE</w:t>
+        <w:t>LAB INSTRUCTION GUIDE</w:t>
       </w:r>
     </w:p>
     <w:p>
@@ -26,14 +26,14 @@
       </w:pPr>
       <w:r>
         <w:rPr>
-          <w:rFonts w:ascii="Calibri" w:cs="Calibri" w:eastAsia="Calibri" w:hAnsi="Calibri"/>
+          <w:rFonts w:ascii="Calibri" w:eastAsia="Calibri" w:hAnsi="Calibri" w:cs="Calibri"/>
           <w:b/>
           <w:bCs/>
           <w:color w:val="2E5395"/>
           <w:sz w:val="26"/>
           <w:szCs w:val="26"/>
         </w:rPr>
-        <w:t xml:space="preserve">Deploying a Flask ML Application to Azure App Service</w:t>
+        <w:t>Deploying a Flask ML Application to Azure App Service</w:t>
       </w:r>
     </w:p>
     <w:p>
@@ -43,224 +43,271 @@
       </w:pPr>
       <w:r>
         <w:rPr>
-          <w:rFonts w:ascii="Calibri" w:cs="Calibri" w:eastAsia="Calibri" w:hAnsi="Calibri"/>
+          <w:rFonts w:ascii="Calibri" w:eastAsia="Calibri" w:hAnsi="Calibri" w:cs="Calibri"/>
           <w:i/>
           <w:iCs/>
           <w:color w:val="595959"/>
           <w:sz w:val="22"/>
           <w:szCs w:val="22"/>
         </w:rPr>
-        <w:t xml:space="preserve">Method: Zip Deploy via Azure CLI</w:t>
+        <w:t>Method: Zip Deploy via Azure CLI</w:t>
       </w:r>
     </w:p>
     <w:p>
       <w:pPr>
         <w:pBdr>
-          <w:bottom w:val="single" w:color="2E5395" w:sz="8" w:space="4"/>
+          <w:bottom w:val="single" w:sz="8" w:space="4" w:color="2E5395"/>
         </w:pBdr>
         <w:spacing w:after="240"/>
       </w:pPr>
     </w:p>
     <w:tbl>
       <w:tblPr>
-        <w:tblW w:type="dxa" w:w="9350"/>
+        <w:tblW w:w="9350" w:type="dxa"/>
         <w:tblBorders>
-          <w:top w:val="single" w:color="auto" w:sz="4"/>
-          <w:left w:val="single" w:color="auto" w:sz="4"/>
-          <w:bottom w:val="single" w:color="auto" w:sz="4"/>
-          <w:right w:val="single" w:color="auto" w:sz="4"/>
-          <w:insideH w:val="single" w:color="auto" w:sz="4"/>
-          <w:insideV w:val="single" w:color="auto" w:sz="4"/>
+          <w:top w:val="single" w:sz="4" w:space="0" w:color="auto"/>
+          <w:left w:val="single" w:sz="4" w:space="0" w:color="auto"/>
+          <w:bottom w:val="single" w:sz="4" w:space="0" w:color="auto"/>
+          <w:right w:val="single" w:sz="4" w:space="0" w:color="auto"/>
+          <w:insideH w:val="single" w:sz="4" w:space="0" w:color="auto"/>
+          <w:insideV w:val="single" w:sz="4" w:space="0" w:color="auto"/>
         </w:tblBorders>
+        <w:tblCellMar>
+          <w:left w:w="10" w:type="dxa"/>
+          <w:right w:w="10" w:type="dxa"/>
+        </w:tblCellMar>
+        <w:tblLook w:val="04A0" w:firstRow="1" w:lastRow="0" w:firstColumn="1" w:lastColumn="0" w:noHBand="0" w:noVBand="1"/>
       </w:tblPr>
       <w:tblGrid>
         <w:gridCol w:w="2400"/>
         <w:gridCol w:w="6950"/>
       </w:tblGrid>
       <w:tr>
+        <w:tblPrEx>
+          <w:tblCellMar>
+            <w:top w:w="0" w:type="dxa"/>
+            <w:bottom w:w="0" w:type="dxa"/>
+          </w:tblCellMar>
+        </w:tblPrEx>
         <w:tc>
           <w:tcPr>
-            <w:tcW w:type="dxa" w:w="2400"/>
-            <w:shd w:fill="EDF2FA" w:color="auto" w:val="clear"/>
+            <w:tcW w:w="2400" w:type="dxa"/>
+            <w:shd w:val="clear" w:color="auto" w:fill="EDF2FA"/>
             <w:tcMar>
-              <w:top w:type="dxa" w:w="100"/>
-              <w:left w:type="dxa" w:w="140"/>
-              <w:bottom w:type="dxa" w:w="100"/>
-              <w:right w:type="dxa" w:w="140"/>
+              <w:top w:w="100" w:type="dxa"/>
+              <w:left w:w="140" w:type="dxa"/>
+              <w:bottom w:w="100" w:type="dxa"/>
+              <w:right w:w="140" w:type="dxa"/>
             </w:tcMar>
           </w:tcPr>
           <w:p>
             <w:r>
               <w:rPr>
-                <w:rFonts w:ascii="Calibri" w:cs="Calibri" w:eastAsia="Calibri" w:hAnsi="Calibri"/>
+                <w:rFonts w:ascii="Calibri" w:eastAsia="Calibri" w:hAnsi="Calibri" w:cs="Calibri"/>
                 <w:b/>
                 <w:bCs/>
                 <w:sz w:val="21"/>
                 <w:szCs w:val="21"/>
               </w:rPr>
-              <w:t xml:space="preserve">Objective</w:t>
+              <w:t>Objective</w:t>
             </w:r>
           </w:p>
         </w:tc>
         <w:tc>
           <w:tcPr>
-            <w:tcW w:type="dxa" w:w="6950"/>
+            <w:tcW w:w="6950" w:type="dxa"/>
             <w:tcMar>
-              <w:top w:type="dxa" w:w="100"/>
-              <w:left w:type="dxa" w:w="140"/>
-              <w:bottom w:type="dxa" w:w="100"/>
-              <w:right w:type="dxa" w:w="140"/>
+              <w:top w:w="100" w:type="dxa"/>
+              <w:left w:w="140" w:type="dxa"/>
+              <w:bottom w:w="100" w:type="dxa"/>
+              <w:right w:w="140" w:type="dxa"/>
             </w:tcMar>
           </w:tcPr>
           <w:p>
             <w:r>
               <w:rPr>
-                <w:rFonts w:ascii="Calibri" w:cs="Calibri" w:eastAsia="Calibri" w:hAnsi="Calibri"/>
+                <w:rFonts w:ascii="Calibri" w:eastAsia="Calibri" w:hAnsi="Calibri" w:cs="Calibri"/>
                 <w:sz w:val="21"/>
                 <w:szCs w:val="21"/>
               </w:rPr>
-              <w:t xml:space="preserve">Deploy a Python Flask machine-learning application to Azure App Service using the Zip Deploy method.</w:t>
+              <w:t>Deploy a Python Flask machine-learning application to Azure App Service using the Zip Deploy method.</w:t>
             </w:r>
           </w:p>
         </w:tc>
       </w:tr>
       <w:tr>
+        <w:tblPrEx>
+          <w:tblCellMar>
+            <w:top w:w="0" w:type="dxa"/>
+            <w:bottom w:w="0" w:type="dxa"/>
+          </w:tblCellMar>
+        </w:tblPrEx>
         <w:tc>
           <w:tcPr>
-            <w:tcW w:type="dxa" w:w="2400"/>
-            <w:shd w:fill="EDF2FA" w:color="auto" w:val="clear"/>
+            <w:tcW w:w="2400" w:type="dxa"/>
+            <w:shd w:val="clear" w:color="auto" w:fill="EDF2FA"/>
             <w:tcMar>
-              <w:top w:type="dxa" w:w="100"/>
-              <w:left w:type="dxa" w:w="140"/>
-              <w:bottom w:type="dxa" w:w="100"/>
-              <w:right w:type="dxa" w:w="140"/>
+              <w:top w:w="100" w:type="dxa"/>
+              <w:left w:w="140" w:type="dxa"/>
+              <w:bottom w:w="100" w:type="dxa"/>
+              <w:right w:w="140" w:type="dxa"/>
             </w:tcMar>
           </w:tcPr>
           <w:p>
             <w:r>
               <w:rPr>
-                <w:rFonts w:ascii="Calibri" w:cs="Calibri" w:eastAsia="Calibri" w:hAnsi="Calibri"/>
+                <w:rFonts w:ascii="Calibri" w:eastAsia="Calibri" w:hAnsi="Calibri" w:cs="Calibri"/>
                 <w:b/>
                 <w:bCs/>
                 <w:sz w:val="21"/>
                 <w:szCs w:val="21"/>
               </w:rPr>
-              <w:t xml:space="preserve">Deployment Method</w:t>
+              <w:t>Deployment Method</w:t>
             </w:r>
           </w:p>
         </w:tc>
         <w:tc>
           <w:tcPr>
-            <w:tcW w:type="dxa" w:w="6950"/>
+            <w:tcW w:w="6950" w:type="dxa"/>
             <w:tcMar>
-              <w:top w:type="dxa" w:w="100"/>
-              <w:left w:type="dxa" w:w="140"/>
-              <w:bottom w:type="dxa" w:w="100"/>
-              <w:right w:type="dxa" w:w="140"/>
+              <w:top w:w="100" w:type="dxa"/>
+              <w:left w:w="140" w:type="dxa"/>
+              <w:bottom w:w="100" w:type="dxa"/>
+              <w:right w:w="140" w:type="dxa"/>
             </w:tcMar>
           </w:tcPr>
           <w:p>
             <w:r>
               <w:rPr>
-                <w:rFonts w:ascii="Calibri" w:cs="Calibri" w:eastAsia="Calibri" w:hAnsi="Calibri"/>
+                <w:rFonts w:ascii="Calibri" w:eastAsia="Calibri" w:hAnsi="Calibri" w:cs="Calibri"/>
                 <w:sz w:val="21"/>
                 <w:szCs w:val="21"/>
               </w:rPr>
-              <w:t xml:space="preserve">Zip Deploy (Azure CLI)</w:t>
+              <w:t>Zip Deploy (Azure CLI)</w:t>
             </w:r>
           </w:p>
         </w:tc>
       </w:tr>
       <w:tr>
+        <w:tblPrEx>
+          <w:tblCellMar>
+            <w:top w:w="0" w:type="dxa"/>
+            <w:bottom w:w="0" w:type="dxa"/>
+          </w:tblCellMar>
+        </w:tblPrEx>
         <w:tc>
           <w:tcPr>
-            <w:tcW w:type="dxa" w:w="2400"/>
-            <w:shd w:fill="EDF2FA" w:color="auto" w:val="clear"/>
+            <w:tcW w:w="2400" w:type="dxa"/>
+            <w:shd w:val="clear" w:color="auto" w:fill="EDF2FA"/>
             <w:tcMar>
-              <w:top w:type="dxa" w:w="100"/>
-              <w:left w:type="dxa" w:w="140"/>
-              <w:bottom w:type="dxa" w:w="100"/>
-              <w:right w:type="dxa" w:w="140"/>
+              <w:top w:w="100" w:type="dxa"/>
+              <w:left w:w="140" w:type="dxa"/>
+              <w:bottom w:w="100" w:type="dxa"/>
+              <w:right w:w="140" w:type="dxa"/>
             </w:tcMar>
           </w:tcPr>
           <w:p>
             <w:r>
               <w:rPr>
-                <w:rFonts w:ascii="Calibri" w:cs="Calibri" w:eastAsia="Calibri" w:hAnsi="Calibri"/>
+                <w:rFonts w:ascii="Calibri" w:eastAsia="Calibri" w:hAnsi="Calibri" w:cs="Calibri"/>
                 <w:b/>
                 <w:bCs/>
                 <w:sz w:val="21"/>
                 <w:szCs w:val="21"/>
               </w:rPr>
-              <w:t xml:space="preserve">Estimated Duration</w:t>
+              <w:t>Estimated Duration</w:t>
             </w:r>
           </w:p>
         </w:tc>
         <w:tc>
           <w:tcPr>
-            <w:tcW w:type="dxa" w:w="6950"/>
+            <w:tcW w:w="6950" w:type="dxa"/>
             <w:tcMar>
-              <w:top w:type="dxa" w:w="100"/>
-              <w:left w:type="dxa" w:w="140"/>
-              <w:bottom w:type="dxa" w:w="100"/>
-              <w:right w:type="dxa" w:w="140"/>
+              <w:top w:w="100" w:type="dxa"/>
+              <w:left w:w="140" w:type="dxa"/>
+              <w:bottom w:w="100" w:type="dxa"/>
+              <w:right w:w="140" w:type="dxa"/>
             </w:tcMar>
           </w:tcPr>
           <w:p>
             <w:r>
               <w:rPr>
-                <w:rFonts w:ascii="Calibri" w:cs="Calibri" w:eastAsia="Calibri" w:hAnsi="Calibri"/>
+                <w:rFonts w:ascii="Calibri" w:eastAsia="Calibri" w:hAnsi="Calibri" w:cs="Calibri"/>
                 <w:sz w:val="21"/>
                 <w:szCs w:val="21"/>
               </w:rPr>
-              <w:t xml:space="preserve">30–45 minutes</w:t>
+              <w:t>30–45 minutes</w:t>
             </w:r>
           </w:p>
         </w:tc>
       </w:tr>
       <w:tr>
+        <w:tblPrEx>
+          <w:tblCellMar>
+            <w:top w:w="0" w:type="dxa"/>
+            <w:bottom w:w="0" w:type="dxa"/>
+          </w:tblCellMar>
+        </w:tblPrEx>
         <w:tc>
           <w:tcPr>
-            <w:tcW w:type="dxa" w:w="2400"/>
-            <w:shd w:fill="EDF2FA" w:color="auto" w:val="clear"/>
+            <w:tcW w:w="2400" w:type="dxa"/>
+            <w:shd w:val="clear" w:color="auto" w:fill="EDF2FA"/>
             <w:tcMar>
-              <w:top w:type="dxa" w:w="100"/>
-              <w:left w:type="dxa" w:w="140"/>
-              <w:bottom w:type="dxa" w:w="100"/>
-              <w:right w:type="dxa" w:w="140"/>
+              <w:top w:w="100" w:type="dxa"/>
+              <w:left w:w="140" w:type="dxa"/>
+              <w:bottom w:w="100" w:type="dxa"/>
+              <w:right w:w="140" w:type="dxa"/>
             </w:tcMar>
           </w:tcPr>
           <w:p>
             <w:r>
               <w:rPr>
-                <w:rFonts w:ascii="Calibri" w:cs="Calibri" w:eastAsia="Calibri" w:hAnsi="Calibri"/>
+                <w:rFonts w:ascii="Calibri" w:eastAsia="Calibri" w:hAnsi="Calibri" w:cs="Calibri"/>
                 <w:b/>
                 <w:bCs/>
                 <w:sz w:val="21"/>
                 <w:szCs w:val="21"/>
               </w:rPr>
-              <w:t xml:space="preserve">Prerequisites</w:t>
+              <w:t>Prerequisites</w:t>
             </w:r>
           </w:p>
         </w:tc>
         <w:tc>
           <w:tcPr>
-            <w:tcW w:type="dxa" w:w="6950"/>
+            <w:tcW w:w="6950" w:type="dxa"/>
             <w:tcMar>
-              <w:top w:type="dxa" w:w="100"/>
-              <w:left w:type="dxa" w:w="140"/>
-              <w:bottom w:type="dxa" w:w="100"/>
-              <w:right w:type="dxa" w:w="140"/>
+              <w:top w:w="100" w:type="dxa"/>
+              <w:left w:w="140" w:type="dxa"/>
+              <w:bottom w:w="100" w:type="dxa"/>
+              <w:right w:w="140" w:type="dxa"/>
             </w:tcMar>
           </w:tcPr>
           <w:p>
             <w:r>
               <w:rPr>
-                <w:rFonts w:ascii="Calibri" w:cs="Calibri" w:eastAsia="Calibri" w:hAnsi="Calibri"/>
+                <w:rFonts w:ascii="Calibri" w:eastAsia="Calibri" w:hAnsi="Calibri" w:cs="Calibri"/>
                 <w:sz w:val="21"/>
                 <w:szCs w:val="21"/>
               </w:rPr>
-              <w:t xml:space="preserve">Azure CLI installed and authenticated (az login); an active Azure subscription; a working Flask application with requirements.txt.</w:t>
+              <w:t>Azure CLI installed and authenticated (</w:t>
+            </w:r>
+            <w:proofErr w:type="spellStart"/>
+            <w:r>
+              <w:rPr>
+                <w:rFonts w:ascii="Calibri" w:eastAsia="Calibri" w:hAnsi="Calibri" w:cs="Calibri"/>
+                <w:sz w:val="21"/>
+                <w:szCs w:val="21"/>
+              </w:rPr>
+              <w:t>az</w:t>
+            </w:r>
+            <w:proofErr w:type="spellEnd"/>
+            <w:r>
+              <w:rPr>
+                <w:rFonts w:ascii="Calibri" w:eastAsia="Calibri" w:hAnsi="Calibri" w:cs="Calibri"/>
+                <w:sz w:val="21"/>
+                <w:szCs w:val="21"/>
+              </w:rPr>
+              <w:t xml:space="preserve"> login); an active Azure subscription; a working Flask application with requirements.txt.</w:t>
             </w:r>
           </w:p>
         </w:tc>
@@ -277,7 +324,7 @@
         <w:spacing w:after="160"/>
       </w:pPr>
       <w:r>
-        <w:t xml:space="preserve">Procedure</w:t>
+        <w:t>Procedure</w:t>
       </w:r>
     </w:p>
     <w:p>
@@ -286,20 +333,20 @@
       </w:pPr>
       <w:r>
         <w:rPr>
-          <w:rFonts w:ascii="Calibri" w:cs="Calibri" w:eastAsia="Calibri" w:hAnsi="Calibri"/>
-          <w:sz w:val="22"/>
-          <w:szCs w:val="22"/>
-        </w:rPr>
-        <w:t xml:space="preserve">Complete the following steps in order. Each step includes the exact command to run, along with its purpose and any relevant notes.</w:t>
+          <w:rFonts w:ascii="Calibri" w:eastAsia="Calibri" w:hAnsi="Calibri" w:cs="Calibri"/>
+          <w:sz w:val="22"/>
+          <w:szCs w:val="22"/>
+        </w:rPr>
+        <w:t>Complete the following steps in order. Each step includes the exact command to run, along with its purpose and any relevant notes.</w:t>
       </w:r>
     </w:p>
     <w:p>
       <w:pPr>
         <w:pStyle w:val="Heading1"/>
-        <w:spacing w:after="160" w:before="320"/>
-      </w:pPr>
-      <w:r>
-        <w:t xml:space="preserve">1. Create a Resource Group</w:t>
+        <w:spacing w:before="320" w:after="160"/>
+      </w:pPr>
+      <w:r>
+        <w:t>1. Create a Resource Group</w:t>
       </w:r>
     </w:p>
     <w:p>
@@ -308,55 +355,95 @@
       </w:pPr>
       <w:r>
         <w:rPr>
-          <w:rFonts w:ascii="Calibri" w:cs="Calibri" w:eastAsia="Calibri" w:hAnsi="Calibri"/>
+          <w:rFonts w:ascii="Calibri" w:eastAsia="Calibri" w:hAnsi="Calibri" w:cs="Calibri"/>
           <w:b/>
           <w:bCs/>
           <w:sz w:val="22"/>
           <w:szCs w:val="22"/>
         </w:rPr>
-        <w:t xml:space="preserve">Command:</w:t>
+        <w:t>Command:</w:t>
       </w:r>
     </w:p>
     <w:tbl>
       <w:tblPr>
-        <w:tblW w:type="dxa" w:w="9350"/>
+        <w:tblW w:w="9350" w:type="dxa"/>
         <w:tblBorders>
-          <w:top w:val="single" w:color="auto" w:sz="4"/>
-          <w:left w:val="single" w:color="auto" w:sz="4"/>
-          <w:bottom w:val="single" w:color="auto" w:sz="4"/>
-          <w:right w:val="single" w:color="auto" w:sz="4"/>
-          <w:insideH w:val="single" w:color="auto" w:sz="4"/>
-          <w:insideV w:val="single" w:color="auto" w:sz="4"/>
+          <w:top w:val="single" w:sz="4" w:space="0" w:color="auto"/>
+          <w:left w:val="single" w:sz="4" w:space="0" w:color="auto"/>
+          <w:bottom w:val="single" w:sz="4" w:space="0" w:color="auto"/>
+          <w:right w:val="single" w:sz="4" w:space="0" w:color="auto"/>
+          <w:insideH w:val="single" w:sz="4" w:space="0" w:color="auto"/>
+          <w:insideV w:val="single" w:sz="4" w:space="0" w:color="auto"/>
         </w:tblBorders>
+        <w:tblCellMar>
+          <w:left w:w="10" w:type="dxa"/>
+          <w:right w:w="10" w:type="dxa"/>
+        </w:tblCellMar>
+        <w:tblLook w:val="04A0" w:firstRow="1" w:lastRow="0" w:firstColumn="1" w:lastColumn="0" w:noHBand="0" w:noVBand="1"/>
       </w:tblPr>
       <w:tblGrid>
         <w:gridCol w:w="9350"/>
       </w:tblGrid>
       <w:tr>
+        <w:tblPrEx>
+          <w:tblCellMar>
+            <w:top w:w="0" w:type="dxa"/>
+            <w:bottom w:w="0" w:type="dxa"/>
+          </w:tblCellMar>
+        </w:tblPrEx>
         <w:tc>
           <w:tcPr>
-            <w:tcW w:type="dxa" w:w="9350"/>
-            <w:shd w:fill="F2F2F2" w:color="auto" w:val="clear"/>
+            <w:tcW w:w="9350" w:type="dxa"/>
+            <w:shd w:val="clear" w:color="auto" w:fill="F2F2F2"/>
             <w:tcMar>
-              <w:top w:type="dxa" w:w="120"/>
-              <w:left w:type="dxa" w:w="180"/>
-              <w:bottom w:type="dxa" w:w="120"/>
-              <w:right w:type="dxa" w:w="180"/>
+              <w:top w:w="120" w:type="dxa"/>
+              <w:left w:w="180" w:type="dxa"/>
+              <w:bottom w:w="120" w:type="dxa"/>
+              <w:right w:w="180" w:type="dxa"/>
             </w:tcMar>
           </w:tcPr>
           <w:p>
-            <w:pPr>
-              <w:spacing w:after="0"/>
-            </w:pPr>
-            <w:r>
-              <w:rPr>
-                <w:rFonts w:ascii="Consolas" w:cs="Consolas" w:eastAsia="Consolas" w:hAnsi="Consolas"/>
-                <w:color w:val="1F1F1F"/>
-                <w:sz w:val="20"/>
-                <w:szCs w:val="20"/>
-              </w:rPr>
-              <w:t xml:space="preserve">az group create --name SandhyaRG --location centralindia</w:t>
-            </w:r>
+            <w:proofErr w:type="spellStart"/>
+            <w:r>
+              <w:rPr>
+                <w:rFonts w:ascii="Consolas" w:eastAsia="Consolas" w:hAnsi="Consolas" w:cs="Consolas"/>
+                <w:color w:val="1F1F1F"/>
+              </w:rPr>
+              <w:t>az</w:t>
+            </w:r>
+            <w:proofErr w:type="spellEnd"/>
+            <w:r>
+              <w:rPr>
+                <w:rFonts w:ascii="Consolas" w:eastAsia="Consolas" w:hAnsi="Consolas" w:cs="Consolas"/>
+                <w:color w:val="1F1F1F"/>
+              </w:rPr>
+              <w:t xml:space="preserve"> group create --name </w:t>
+            </w:r>
+            <w:proofErr w:type="spellStart"/>
+            <w:r>
+              <w:rPr>
+                <w:rFonts w:ascii="Consolas" w:eastAsia="Consolas" w:hAnsi="Consolas" w:cs="Consolas"/>
+                <w:color w:val="1F1F1F"/>
+              </w:rPr>
+              <w:t>SandhyaRG</w:t>
+            </w:r>
+            <w:proofErr w:type="spellEnd"/>
+            <w:r>
+              <w:rPr>
+                <w:rFonts w:ascii="Consolas" w:eastAsia="Consolas" w:hAnsi="Consolas" w:cs="Consolas"/>
+                <w:color w:val="1F1F1F"/>
+              </w:rPr>
+              <w:t xml:space="preserve"> --location </w:t>
+            </w:r>
+            <w:proofErr w:type="spellStart"/>
+            <w:r>
+              <w:rPr>
+                <w:rFonts w:ascii="Consolas" w:eastAsia="Consolas" w:hAnsi="Consolas" w:cs="Consolas"/>
+                <w:color w:val="1F1F1F"/>
+              </w:rPr>
+              <w:t>centralindia</w:t>
+            </w:r>
+            <w:proofErr w:type="spellEnd"/>
           </w:p>
         </w:tc>
       </w:tr>
@@ -372,7 +459,7 @@
       </w:pPr>
       <w:r>
         <w:rPr>
-          <w:rFonts w:ascii="Calibri" w:cs="Calibri" w:eastAsia="Calibri" w:hAnsi="Calibri"/>
+          <w:rFonts w:ascii="Calibri" w:eastAsia="Calibri" w:hAnsi="Calibri" w:cs="Calibri"/>
           <w:b/>
           <w:bCs/>
           <w:sz w:val="22"/>
@@ -382,11 +469,11 @@
       </w:r>
       <w:r>
         <w:rPr>
-          <w:rFonts w:ascii="Calibri" w:cs="Calibri" w:eastAsia="Calibri" w:hAnsi="Calibri"/>
-          <w:sz w:val="22"/>
-          <w:szCs w:val="22"/>
-        </w:rPr>
-        <w:t xml:space="preserve">A resource group is a container that holds your app and all related Azure services.</w:t>
+          <w:rFonts w:ascii="Calibri" w:eastAsia="Calibri" w:hAnsi="Calibri" w:cs="Calibri"/>
+          <w:sz w:val="22"/>
+          <w:szCs w:val="22"/>
+        </w:rPr>
+        <w:t>A resource group is a container that holds your app and all related Azure services.</w:t>
       </w:r>
     </w:p>
     <w:p>
@@ -400,7 +487,7 @@
       </w:pPr>
       <w:r>
         <w:rPr>
-          <w:rFonts w:ascii="Calibri" w:cs="Calibri" w:eastAsia="Calibri" w:hAnsi="Calibri"/>
+          <w:rFonts w:ascii="Calibri" w:eastAsia="Calibri" w:hAnsi="Calibri" w:cs="Calibri"/>
           <w:b/>
           <w:bCs/>
           <w:sz w:val="22"/>
@@ -410,54 +497,58 @@
       </w:r>
       <w:r>
         <w:rPr>
-          <w:rFonts w:ascii="Calibri" w:cs="Calibri" w:eastAsia="Calibri" w:hAnsi="Calibri"/>
+          <w:rFonts w:ascii="Calibri" w:eastAsia="Calibri" w:hAnsi="Calibri" w:cs="Calibri"/>
           <w:sz w:val="22"/>
           <w:szCs w:val="22"/>
         </w:rPr>
         <w:t xml:space="preserve">Choose a location close to your users, e.g. </w:t>
       </w:r>
-      <w:r>
-        <w:rPr>
-          <w:rFonts w:ascii="Consolas" w:cs="Consolas" w:eastAsia="Consolas" w:hAnsi="Consolas"/>
+      <w:proofErr w:type="spellStart"/>
+      <w:r>
+        <w:rPr>
+          <w:rFonts w:ascii="Consolas" w:eastAsia="Consolas" w:hAnsi="Consolas" w:cs="Consolas"/>
           <w:color w:val="AD1457"/>
           <w:sz w:val="21"/>
           <w:szCs w:val="21"/>
         </w:rPr>
-        <w:t xml:space="preserve">centralindia</w:t>
-      </w:r>
-      <w:r>
-        <w:rPr>
-          <w:rFonts w:ascii="Calibri" w:cs="Calibri" w:eastAsia="Calibri" w:hAnsi="Calibri"/>
+        <w:t>centralindia</w:t>
+      </w:r>
+      <w:proofErr w:type="spellEnd"/>
+      <w:r>
+        <w:rPr>
+          <w:rFonts w:ascii="Calibri" w:eastAsia="Calibri" w:hAnsi="Calibri" w:cs="Calibri"/>
           <w:sz w:val="22"/>
           <w:szCs w:val="22"/>
         </w:rPr>
         <w:t xml:space="preserve"> or </w:t>
       </w:r>
-      <w:r>
-        <w:rPr>
-          <w:rFonts w:ascii="Consolas" w:cs="Consolas" w:eastAsia="Consolas" w:hAnsi="Consolas"/>
+      <w:proofErr w:type="spellStart"/>
+      <w:r>
+        <w:rPr>
+          <w:rFonts w:ascii="Consolas" w:eastAsia="Consolas" w:hAnsi="Consolas" w:cs="Consolas"/>
           <w:color w:val="AD1457"/>
           <w:sz w:val="21"/>
           <w:szCs w:val="21"/>
         </w:rPr>
-        <w:t xml:space="preserve">eastus</w:t>
-      </w:r>
-      <w:r>
-        <w:rPr>
-          <w:rFonts w:ascii="Calibri" w:cs="Calibri" w:eastAsia="Calibri" w:hAnsi="Calibri"/>
-          <w:sz w:val="22"/>
-          <w:szCs w:val="22"/>
-        </w:rPr>
-        <w:t xml:space="preserve">.</w:t>
+        <w:t>eastus</w:t>
+      </w:r>
+      <w:proofErr w:type="spellEnd"/>
+      <w:r>
+        <w:rPr>
+          <w:rFonts w:ascii="Calibri" w:eastAsia="Calibri" w:hAnsi="Calibri" w:cs="Calibri"/>
+          <w:sz w:val="22"/>
+          <w:szCs w:val="22"/>
+        </w:rPr>
+        <w:t>.</w:t>
       </w:r>
     </w:p>
     <w:p>
       <w:pPr>
         <w:pStyle w:val="Heading1"/>
-        <w:spacing w:after="160" w:before="320"/>
-      </w:pPr>
-      <w:r>
-        <w:t xml:space="preserve">2. Create an App Service Plan</w:t>
+        <w:spacing w:before="320" w:after="160"/>
+      </w:pPr>
+      <w:r>
+        <w:t>2. Create an App Service Plan</w:t>
       </w:r>
     </w:p>
     <w:p>
@@ -466,69 +557,155 @@
       </w:pPr>
       <w:r>
         <w:rPr>
-          <w:rFonts w:ascii="Calibri" w:cs="Calibri" w:eastAsia="Calibri" w:hAnsi="Calibri"/>
+          <w:rFonts w:ascii="Calibri" w:eastAsia="Calibri" w:hAnsi="Calibri" w:cs="Calibri"/>
           <w:b/>
           <w:bCs/>
           <w:sz w:val="22"/>
           <w:szCs w:val="22"/>
         </w:rPr>
-        <w:t xml:space="preserve">Command:</w:t>
+        <w:t>Command:</w:t>
       </w:r>
     </w:p>
     <w:tbl>
       <w:tblPr>
-        <w:tblW w:type="dxa" w:w="9350"/>
+        <w:tblW w:w="9350" w:type="dxa"/>
         <w:tblBorders>
-          <w:top w:val="single" w:color="auto" w:sz="4"/>
-          <w:left w:val="single" w:color="auto" w:sz="4"/>
-          <w:bottom w:val="single" w:color="auto" w:sz="4"/>
-          <w:right w:val="single" w:color="auto" w:sz="4"/>
-          <w:insideH w:val="single" w:color="auto" w:sz="4"/>
-          <w:insideV w:val="single" w:color="auto" w:sz="4"/>
+          <w:top w:val="single" w:sz="4" w:space="0" w:color="auto"/>
+          <w:left w:val="single" w:sz="4" w:space="0" w:color="auto"/>
+          <w:bottom w:val="single" w:sz="4" w:space="0" w:color="auto"/>
+          <w:right w:val="single" w:sz="4" w:space="0" w:color="auto"/>
+          <w:insideH w:val="single" w:sz="4" w:space="0" w:color="auto"/>
+          <w:insideV w:val="single" w:sz="4" w:space="0" w:color="auto"/>
         </w:tblBorders>
+        <w:tblCellMar>
+          <w:left w:w="10" w:type="dxa"/>
+          <w:right w:w="10" w:type="dxa"/>
+        </w:tblCellMar>
+        <w:tblLook w:val="04A0" w:firstRow="1" w:lastRow="0" w:firstColumn="1" w:lastColumn="0" w:noHBand="0" w:noVBand="1"/>
       </w:tblPr>
       <w:tblGrid>
         <w:gridCol w:w="9350"/>
       </w:tblGrid>
       <w:tr>
+        <w:tblPrEx>
+          <w:tblCellMar>
+            <w:top w:w="0" w:type="dxa"/>
+            <w:bottom w:w="0" w:type="dxa"/>
+          </w:tblCellMar>
+        </w:tblPrEx>
         <w:tc>
           <w:tcPr>
-            <w:tcW w:type="dxa" w:w="9350"/>
-            <w:shd w:fill="F2F2F2" w:color="auto" w:val="clear"/>
+            <w:tcW w:w="9350" w:type="dxa"/>
+            <w:shd w:val="clear" w:color="auto" w:fill="F2F2F2"/>
             <w:tcMar>
-              <w:top w:type="dxa" w:w="120"/>
-              <w:left w:type="dxa" w:w="180"/>
-              <w:bottom w:type="dxa" w:w="120"/>
-              <w:right w:type="dxa" w:w="180"/>
+              <w:top w:w="120" w:type="dxa"/>
+              <w:left w:w="180" w:type="dxa"/>
+              <w:bottom w:w="120" w:type="dxa"/>
+              <w:right w:w="180" w:type="dxa"/>
             </w:tcMar>
           </w:tcPr>
           <w:p>
             <w:pPr>
               <w:spacing w:after="40"/>
             </w:pPr>
-            <w:r>
-              <w:rPr>
-                <w:rFonts w:ascii="Consolas" w:cs="Consolas" w:eastAsia="Consolas" w:hAnsi="Consolas"/>
-                <w:color w:val="1F1F1F"/>
-                <w:sz w:val="20"/>
-                <w:szCs w:val="20"/>
-              </w:rPr>
-              <w:t xml:space="preserve">az appservice plan create --name SandhyaPlan \</w:t>
+            <w:proofErr w:type="spellStart"/>
+            <w:r>
+              <w:rPr>
+                <w:rFonts w:ascii="Consolas" w:eastAsia="Consolas" w:hAnsi="Consolas" w:cs="Consolas"/>
+                <w:color w:val="1F1F1F"/>
+              </w:rPr>
+              <w:t>az</w:t>
+            </w:r>
+            <w:proofErr w:type="spellEnd"/>
+            <w:r>
+              <w:rPr>
+                <w:rFonts w:ascii="Consolas" w:eastAsia="Consolas" w:hAnsi="Consolas" w:cs="Consolas"/>
+                <w:color w:val="1F1F1F"/>
+              </w:rPr>
+              <w:t xml:space="preserve"> </w:t>
+            </w:r>
+            <w:proofErr w:type="spellStart"/>
+            <w:r>
+              <w:rPr>
+                <w:rFonts w:ascii="Consolas" w:eastAsia="Consolas" w:hAnsi="Consolas" w:cs="Consolas"/>
+                <w:color w:val="1F1F1F"/>
+              </w:rPr>
+              <w:t>appservice</w:t>
+            </w:r>
+            <w:proofErr w:type="spellEnd"/>
+            <w:r>
+              <w:rPr>
+                <w:rFonts w:ascii="Consolas" w:eastAsia="Consolas" w:hAnsi="Consolas" w:cs="Consolas"/>
+                <w:color w:val="1F1F1F"/>
+              </w:rPr>
+              <w:t xml:space="preserve"> plan create --name </w:t>
+            </w:r>
+            <w:proofErr w:type="spellStart"/>
+            <w:r>
+              <w:rPr>
+                <w:rFonts w:ascii="Consolas" w:eastAsia="Consolas" w:hAnsi="Consolas" w:cs="Consolas"/>
+                <w:color w:val="1F1F1F"/>
+              </w:rPr>
+              <w:t>SandhyaPlan</w:t>
+            </w:r>
+            <w:proofErr w:type="spellEnd"/>
+            <w:r>
+              <w:rPr>
+                <w:rFonts w:ascii="Consolas" w:eastAsia="Consolas" w:hAnsi="Consolas" w:cs="Consolas"/>
+                <w:color w:val="1F1F1F"/>
+              </w:rPr>
+              <w:t xml:space="preserve"> \</w:t>
             </w:r>
           </w:p>
           <w:p>
-            <w:pPr>
-              <w:spacing w:after="0"/>
-            </w:pPr>
-            <w:r>
-              <w:rPr>
-                <w:rFonts w:ascii="Consolas" w:cs="Consolas" w:eastAsia="Consolas" w:hAnsi="Consolas"/>
-                <w:color w:val="1F1F1F"/>
-                <w:sz w:val="20"/>
-                <w:szCs w:val="20"/>
-              </w:rPr>
-              <w:t xml:space="preserve">  --resource-group SandhyaRG --sku B1 --is-linux</w:t>
-            </w:r>
+            <w:r>
+              <w:rPr>
+                <w:rFonts w:ascii="Consolas" w:eastAsia="Consolas" w:hAnsi="Consolas" w:cs="Consolas"/>
+                <w:color w:val="1F1F1F"/>
+              </w:rPr>
+              <w:t xml:space="preserve">  --resource-group </w:t>
+            </w:r>
+            <w:proofErr w:type="spellStart"/>
+            <w:r>
+              <w:rPr>
+                <w:rFonts w:ascii="Consolas" w:eastAsia="Consolas" w:hAnsi="Consolas" w:cs="Consolas"/>
+                <w:color w:val="1F1F1F"/>
+              </w:rPr>
+              <w:t>SandhyaRG</w:t>
+            </w:r>
+            <w:proofErr w:type="spellEnd"/>
+            <w:r>
+              <w:rPr>
+                <w:rFonts w:ascii="Consolas" w:eastAsia="Consolas" w:hAnsi="Consolas" w:cs="Consolas"/>
+                <w:color w:val="1F1F1F"/>
+              </w:rPr>
+              <w:t xml:space="preserve"> --</w:t>
+            </w:r>
+            <w:proofErr w:type="spellStart"/>
+            <w:r>
+              <w:rPr>
+                <w:rFonts w:ascii="Consolas" w:eastAsia="Consolas" w:hAnsi="Consolas" w:cs="Consolas"/>
+                <w:color w:val="1F1F1F"/>
+              </w:rPr>
+              <w:t>sku</w:t>
+            </w:r>
+            <w:proofErr w:type="spellEnd"/>
+            <w:r>
+              <w:rPr>
+                <w:rFonts w:ascii="Consolas" w:eastAsia="Consolas" w:hAnsi="Consolas" w:cs="Consolas"/>
+                <w:color w:val="1F1F1F"/>
+              </w:rPr>
+              <w:t xml:space="preserve"> B1 --is-</w:t>
+            </w:r>
+            <w:proofErr w:type="spellStart"/>
+            <w:r>
+              <w:rPr>
+                <w:rFonts w:ascii="Consolas" w:eastAsia="Consolas" w:hAnsi="Consolas" w:cs="Consolas"/>
+                <w:color w:val="1F1F1F"/>
+              </w:rPr>
+              <w:t>linux</w:t>
+            </w:r>
+            <w:proofErr w:type="spellEnd"/>
           </w:p>
         </w:tc>
       </w:tr>
@@ -544,16 +721,16 @@
       </w:pPr>
       <w:r>
         <w:rPr>
-          <w:rFonts w:ascii="Consolas" w:cs="Consolas" w:eastAsia="Consolas" w:hAnsi="Consolas"/>
+          <w:rFonts w:ascii="Consolas" w:eastAsia="Consolas" w:hAnsi="Consolas" w:cs="Consolas"/>
           <w:color w:val="AD1457"/>
           <w:sz w:val="21"/>
           <w:szCs w:val="21"/>
         </w:rPr>
-        <w:t xml:space="preserve">B1</w:t>
-      </w:r>
-      <w:r>
-        <w:rPr>
-          <w:rFonts w:ascii="Calibri" w:cs="Calibri" w:eastAsia="Calibri" w:hAnsi="Calibri"/>
+        <w:t>B1</w:t>
+      </w:r>
+      <w:r>
+        <w:rPr>
+          <w:rFonts w:ascii="Calibri" w:eastAsia="Calibri" w:hAnsi="Calibri" w:cs="Calibri"/>
           <w:sz w:val="22"/>
           <w:szCs w:val="22"/>
         </w:rPr>
@@ -571,16 +748,27 @@
       </w:pPr>
       <w:r>
         <w:rPr>
-          <w:rFonts w:ascii="Consolas" w:cs="Consolas" w:eastAsia="Consolas" w:hAnsi="Consolas"/>
+          <w:rFonts w:ascii="Consolas" w:eastAsia="Consolas" w:hAnsi="Consolas" w:cs="Consolas"/>
           <w:color w:val="AD1457"/>
           <w:sz w:val="21"/>
           <w:szCs w:val="21"/>
         </w:rPr>
-        <w:t xml:space="preserve">--is-linux</w:t>
-      </w:r>
-      <w:r>
-        <w:rPr>
-          <w:rFonts w:ascii="Calibri" w:cs="Calibri" w:eastAsia="Calibri" w:hAnsi="Calibri"/>
+        <w:t>--is-</w:t>
+      </w:r>
+      <w:proofErr w:type="spellStart"/>
+      <w:r>
+        <w:rPr>
+          <w:rFonts w:ascii="Consolas" w:eastAsia="Consolas" w:hAnsi="Consolas" w:cs="Consolas"/>
+          <w:color w:val="AD1457"/>
+          <w:sz w:val="21"/>
+          <w:szCs w:val="21"/>
+        </w:rPr>
+        <w:t>linux</w:t>
+      </w:r>
+      <w:proofErr w:type="spellEnd"/>
+      <w:r>
+        <w:rPr>
+          <w:rFonts w:ascii="Calibri" w:eastAsia="Calibri" w:hAnsi="Calibri" w:cs="Calibri"/>
           <w:sz w:val="22"/>
           <w:szCs w:val="22"/>
         </w:rPr>
@@ -590,10 +778,10 @@
     <w:p>
       <w:pPr>
         <w:pStyle w:val="Heading1"/>
-        <w:spacing w:after="160" w:before="320"/>
-      </w:pPr>
-      <w:r>
-        <w:t xml:space="preserve">3. Create the Web App</w:t>
+        <w:spacing w:before="320" w:after="160"/>
+      </w:pPr>
+      <w:r>
+        <w:t>3. Create the Web App</w:t>
       </w:r>
     </w:p>
     <w:p>
@@ -602,54 +790,72 @@
       </w:pPr>
       <w:r>
         <w:rPr>
-          <w:rFonts w:ascii="Calibri" w:cs="Calibri" w:eastAsia="Calibri" w:hAnsi="Calibri"/>
+          <w:rFonts w:ascii="Calibri" w:eastAsia="Calibri" w:hAnsi="Calibri" w:cs="Calibri"/>
           <w:b/>
           <w:bCs/>
           <w:sz w:val="22"/>
           <w:szCs w:val="22"/>
         </w:rPr>
-        <w:t xml:space="preserve">Command:</w:t>
+        <w:t>Command:</w:t>
       </w:r>
     </w:p>
     <w:tbl>
       <w:tblPr>
-        <w:tblW w:type="dxa" w:w="9350"/>
+        <w:tblW w:w="9350" w:type="dxa"/>
         <w:tblBorders>
-          <w:top w:val="single" w:color="auto" w:sz="4"/>
-          <w:left w:val="single" w:color="auto" w:sz="4"/>
-          <w:bottom w:val="single" w:color="auto" w:sz="4"/>
-          <w:right w:val="single" w:color="auto" w:sz="4"/>
-          <w:insideH w:val="single" w:color="auto" w:sz="4"/>
-          <w:insideV w:val="single" w:color="auto" w:sz="4"/>
+          <w:top w:val="single" w:sz="4" w:space="0" w:color="auto"/>
+          <w:left w:val="single" w:sz="4" w:space="0" w:color="auto"/>
+          <w:bottom w:val="single" w:sz="4" w:space="0" w:color="auto"/>
+          <w:right w:val="single" w:sz="4" w:space="0" w:color="auto"/>
+          <w:insideH w:val="single" w:sz="4" w:space="0" w:color="auto"/>
+          <w:insideV w:val="single" w:sz="4" w:space="0" w:color="auto"/>
         </w:tblBorders>
+        <w:tblCellMar>
+          <w:left w:w="10" w:type="dxa"/>
+          <w:right w:w="10" w:type="dxa"/>
+        </w:tblCellMar>
+        <w:tblLook w:val="04A0" w:firstRow="1" w:lastRow="0" w:firstColumn="1" w:lastColumn="0" w:noHBand="0" w:noVBand="1"/>
       </w:tblPr>
       <w:tblGrid>
         <w:gridCol w:w="9350"/>
       </w:tblGrid>
       <w:tr>
+        <w:tblPrEx>
+          <w:tblCellMar>
+            <w:top w:w="0" w:type="dxa"/>
+            <w:bottom w:w="0" w:type="dxa"/>
+          </w:tblCellMar>
+        </w:tblPrEx>
         <w:tc>
           <w:tcPr>
-            <w:tcW w:type="dxa" w:w="9350"/>
-            <w:shd w:fill="F2F2F2" w:color="auto" w:val="clear"/>
+            <w:tcW w:w="9350" w:type="dxa"/>
+            <w:shd w:val="clear" w:color="auto" w:fill="F2F2F2"/>
             <w:tcMar>
-              <w:top w:type="dxa" w:w="120"/>
-              <w:left w:type="dxa" w:w="180"/>
-              <w:bottom w:type="dxa" w:w="120"/>
-              <w:right w:type="dxa" w:w="180"/>
+              <w:top w:w="120" w:type="dxa"/>
+              <w:left w:w="180" w:type="dxa"/>
+              <w:bottom w:w="120" w:type="dxa"/>
+              <w:right w:w="180" w:type="dxa"/>
             </w:tcMar>
           </w:tcPr>
           <w:p>
             <w:pPr>
               <w:spacing w:after="40"/>
             </w:pPr>
-            <w:r>
-              <w:rPr>
-                <w:rFonts w:ascii="Consolas" w:cs="Consolas" w:eastAsia="Consolas" w:hAnsi="Consolas"/>
-                <w:color w:val="1F1F1F"/>
-                <w:sz w:val="20"/>
-                <w:szCs w:val="20"/>
-              </w:rPr>
-              <w:t xml:space="preserve">az webapp create --name SandhyaVOISAI95 \</w:t>
+            <w:proofErr w:type="spellStart"/>
+            <w:r>
+              <w:rPr>
+                <w:rFonts w:ascii="Consolas" w:eastAsia="Consolas" w:hAnsi="Consolas" w:cs="Consolas"/>
+                <w:color w:val="1F1F1F"/>
+              </w:rPr>
+              <w:t>az</w:t>
+            </w:r>
+            <w:proofErr w:type="spellEnd"/>
+            <w:r>
+              <w:rPr>
+                <w:rFonts w:ascii="Consolas" w:eastAsia="Consolas" w:hAnsi="Consolas" w:cs="Consolas"/>
+                <w:color w:val="1F1F1F"/>
+              </w:rPr>
+              <w:t xml:space="preserve"> webapp create --name SandhyaVOISAI95 \</w:t>
             </w:r>
           </w:p>
           <w:p>
@@ -658,24 +864,49 @@
             </w:pPr>
             <w:r>
               <w:rPr>
-                <w:rFonts w:ascii="Consolas" w:cs="Consolas" w:eastAsia="Consolas" w:hAnsi="Consolas"/>
-                <w:color w:val="1F1F1F"/>
-                <w:sz w:val="20"/>
-                <w:szCs w:val="20"/>
-              </w:rPr>
-              <w:t xml:space="preserve">  --resource-group SandhyaRG --plan SandhyaPlan \</w:t>
+                <w:rFonts w:ascii="Consolas" w:eastAsia="Consolas" w:hAnsi="Consolas" w:cs="Consolas"/>
+                <w:color w:val="1F1F1F"/>
+              </w:rPr>
+              <w:t xml:space="preserve">  --resource-group </w:t>
+            </w:r>
+            <w:proofErr w:type="spellStart"/>
+            <w:r>
+              <w:rPr>
+                <w:rFonts w:ascii="Consolas" w:eastAsia="Consolas" w:hAnsi="Consolas" w:cs="Consolas"/>
+                <w:color w:val="1F1F1F"/>
+              </w:rPr>
+              <w:t>SandhyaRG</w:t>
+            </w:r>
+            <w:proofErr w:type="spellEnd"/>
+            <w:r>
+              <w:rPr>
+                <w:rFonts w:ascii="Consolas" w:eastAsia="Consolas" w:hAnsi="Consolas" w:cs="Consolas"/>
+                <w:color w:val="1F1F1F"/>
+              </w:rPr>
+              <w:t xml:space="preserve"> --plan </w:t>
+            </w:r>
+            <w:proofErr w:type="spellStart"/>
+            <w:r>
+              <w:rPr>
+                <w:rFonts w:ascii="Consolas" w:eastAsia="Consolas" w:hAnsi="Consolas" w:cs="Consolas"/>
+                <w:color w:val="1F1F1F"/>
+              </w:rPr>
+              <w:t>SandhyaPlan</w:t>
+            </w:r>
+            <w:proofErr w:type="spellEnd"/>
+            <w:r>
+              <w:rPr>
+                <w:rFonts w:ascii="Consolas" w:eastAsia="Consolas" w:hAnsi="Consolas" w:cs="Consolas"/>
+                <w:color w:val="1F1F1F"/>
+              </w:rPr>
+              <w:t xml:space="preserve"> \</w:t>
             </w:r>
           </w:p>
           <w:p>
-            <w:pPr>
-              <w:spacing w:after="0"/>
-            </w:pPr>
-            <w:r>
-              <w:rPr>
-                <w:rFonts w:ascii="Consolas" w:cs="Consolas" w:eastAsia="Consolas" w:hAnsi="Consolas"/>
-                <w:color w:val="1F1F1F"/>
-                <w:sz w:val="20"/>
-                <w:szCs w:val="20"/>
+            <w:r>
+              <w:rPr>
+                <w:rFonts w:ascii="Consolas" w:eastAsia="Consolas" w:hAnsi="Consolas" w:cs="Consolas"/>
+                <w:color w:val="1F1F1F"/>
               </w:rPr>
               <w:t xml:space="preserve">  --runtime "PYTHON:3.14"</w:t>
             </w:r>
@@ -694,7 +925,7 @@
       </w:pPr>
       <w:r>
         <w:rPr>
-          <w:rFonts w:ascii="Calibri" w:cs="Calibri" w:eastAsia="Calibri" w:hAnsi="Calibri"/>
+          <w:rFonts w:ascii="Calibri" w:eastAsia="Calibri" w:hAnsi="Calibri" w:cs="Calibri"/>
           <w:b/>
           <w:bCs/>
           <w:sz w:val="22"/>
@@ -704,20 +935,21 @@
       </w:r>
       <w:r>
         <w:rPr>
-          <w:rFonts w:ascii="Calibri" w:cs="Calibri" w:eastAsia="Calibri" w:hAnsi="Calibri"/>
-          <w:sz w:val="22"/>
-          <w:szCs w:val="22"/>
-        </w:rPr>
-        <w:t xml:space="preserve">Provisions the App Service instance where the Flask application will run.</w:t>
+          <w:rFonts w:ascii="Calibri" w:eastAsia="Calibri" w:hAnsi="Calibri" w:cs="Calibri"/>
+          <w:sz w:val="22"/>
+          <w:szCs w:val="22"/>
+        </w:rPr>
+        <w:t>Provisions the App Service instance where the Flask application will run.</w:t>
       </w:r>
     </w:p>
     <w:p>
       <w:pPr>
         <w:pStyle w:val="Heading1"/>
-        <w:spacing w:after="160" w:before="320"/>
-      </w:pPr>
-      <w:r>
-        <w:t xml:space="preserve">4. Prepare the Code for Deployment</w:t>
+        <w:spacing w:before="320" w:after="160"/>
+      </w:pPr>
+      <w:r>
+        <w:lastRenderedPageBreak/>
+        <w:t>4. Prepare the Code for Deployment</w:t>
       </w:r>
     </w:p>
     <w:p>
@@ -731,7 +963,7 @@
       </w:pPr>
       <w:r>
         <w:rPr>
-          <w:rFonts w:ascii="Calibri" w:cs="Calibri" w:eastAsia="Calibri" w:hAnsi="Calibri"/>
+          <w:rFonts w:ascii="Calibri" w:eastAsia="Calibri" w:hAnsi="Calibri" w:cs="Calibri"/>
           <w:sz w:val="22"/>
           <w:szCs w:val="22"/>
         </w:rPr>
@@ -739,13 +971,24 @@
       </w:r>
       <w:r>
         <w:rPr>
-          <w:rFonts w:ascii="Consolas" w:cs="Consolas" w:eastAsia="Consolas" w:hAnsi="Consolas"/>
+          <w:rFonts w:ascii="Consolas" w:eastAsia="Consolas" w:hAnsi="Consolas" w:cs="Consolas"/>
           <w:color w:val="AD1457"/>
           <w:sz w:val="21"/>
           <w:szCs w:val="21"/>
         </w:rPr>
-        <w:t xml:space="preserve">ML-with-UI_azure</w:t>
-      </w:r>
+        <w:t>ML-with-</w:t>
+      </w:r>
+      <w:proofErr w:type="spellStart"/>
+      <w:r>
+        <w:rPr>
+          <w:rFonts w:ascii="Consolas" w:eastAsia="Consolas" w:hAnsi="Consolas" w:cs="Consolas"/>
+          <w:color w:val="AD1457"/>
+          <w:sz w:val="21"/>
+          <w:szCs w:val="21"/>
+        </w:rPr>
+        <w:t>UI_azure</w:t>
+      </w:r>
+      <w:proofErr w:type="spellEnd"/>
     </w:p>
     <w:p>
       <w:pPr>
@@ -753,54 +996,92 @@
       </w:pPr>
       <w:r>
         <w:rPr>
-          <w:rFonts w:ascii="Calibri" w:cs="Calibri" w:eastAsia="Calibri" w:hAnsi="Calibri"/>
+          <w:rFonts w:ascii="Calibri" w:eastAsia="Calibri" w:hAnsi="Calibri" w:cs="Calibri"/>
           <w:b/>
           <w:bCs/>
           <w:sz w:val="22"/>
           <w:szCs w:val="22"/>
         </w:rPr>
-        <w:t xml:space="preserve">Command (PowerShell):</w:t>
+        <w:t>Command (PowerShell):</w:t>
       </w:r>
     </w:p>
     <w:tbl>
       <w:tblPr>
-        <w:tblW w:type="dxa" w:w="9350"/>
+        <w:tblW w:w="9350" w:type="dxa"/>
         <w:tblBorders>
-          <w:top w:val="single" w:color="auto" w:sz="4"/>
-          <w:left w:val="single" w:color="auto" w:sz="4"/>
-          <w:bottom w:val="single" w:color="auto" w:sz="4"/>
-          <w:right w:val="single" w:color="auto" w:sz="4"/>
-          <w:insideH w:val="single" w:color="auto" w:sz="4"/>
-          <w:insideV w:val="single" w:color="auto" w:sz="4"/>
+          <w:top w:val="single" w:sz="4" w:space="0" w:color="auto"/>
+          <w:left w:val="single" w:sz="4" w:space="0" w:color="auto"/>
+          <w:bottom w:val="single" w:sz="4" w:space="0" w:color="auto"/>
+          <w:right w:val="single" w:sz="4" w:space="0" w:color="auto"/>
+          <w:insideH w:val="single" w:sz="4" w:space="0" w:color="auto"/>
+          <w:insideV w:val="single" w:sz="4" w:space="0" w:color="auto"/>
         </w:tblBorders>
+        <w:tblCellMar>
+          <w:left w:w="10" w:type="dxa"/>
+          <w:right w:w="10" w:type="dxa"/>
+        </w:tblCellMar>
+        <w:tblLook w:val="04A0" w:firstRow="1" w:lastRow="0" w:firstColumn="1" w:lastColumn="0" w:noHBand="0" w:noVBand="1"/>
       </w:tblPr>
       <w:tblGrid>
         <w:gridCol w:w="9350"/>
       </w:tblGrid>
       <w:tr>
+        <w:tblPrEx>
+          <w:tblCellMar>
+            <w:top w:w="0" w:type="dxa"/>
+            <w:bottom w:w="0" w:type="dxa"/>
+          </w:tblCellMar>
+        </w:tblPrEx>
         <w:tc>
           <w:tcPr>
-            <w:tcW w:type="dxa" w:w="9350"/>
-            <w:shd w:fill="F2F2F2" w:color="auto" w:val="clear"/>
+            <w:tcW w:w="9350" w:type="dxa"/>
+            <w:shd w:val="clear" w:color="auto" w:fill="F2F2F2"/>
             <w:tcMar>
-              <w:top w:type="dxa" w:w="120"/>
-              <w:left w:type="dxa" w:w="180"/>
-              <w:bottom w:type="dxa" w:w="120"/>
-              <w:right w:type="dxa" w:w="180"/>
+              <w:top w:w="120" w:type="dxa"/>
+              <w:left w:w="180" w:type="dxa"/>
+              <w:bottom w:w="120" w:type="dxa"/>
+              <w:right w:w="180" w:type="dxa"/>
             </w:tcMar>
           </w:tcPr>
           <w:p>
-            <w:pPr>
-              <w:spacing w:after="0"/>
-            </w:pPr>
-            <w:r>
-              <w:rPr>
-                <w:rFonts w:ascii="Consolas" w:cs="Consolas" w:eastAsia="Consolas" w:hAnsi="Consolas"/>
-                <w:color w:val="1F1F1F"/>
-                <w:sz w:val="20"/>
-                <w:szCs w:val="20"/>
-              </w:rPr>
-              <w:t xml:space="preserve">Compress-Archive -Path * -DestinationPath app.zip</w:t>
+            <w:r>
+              <w:rPr>
+                <w:rFonts w:ascii="Consolas" w:eastAsia="Consolas" w:hAnsi="Consolas" w:cs="Consolas"/>
+                <w:color w:val="1F1F1F"/>
+              </w:rPr>
+              <w:t xml:space="preserve">Compress-Archive -Path app.py, requirements.txt, templates, static, </w:t>
+            </w:r>
+            <w:proofErr w:type="spellStart"/>
+            <w:r>
+              <w:rPr>
+                <w:rFonts w:ascii="Consolas" w:eastAsia="Consolas" w:hAnsi="Consolas" w:cs="Consolas"/>
+                <w:color w:val="1F1F1F"/>
+              </w:rPr>
+              <w:t>local_model.pkl</w:t>
+            </w:r>
+            <w:proofErr w:type="spellEnd"/>
+            <w:r>
+              <w:rPr>
+                <w:rFonts w:ascii="Consolas" w:eastAsia="Consolas" w:hAnsi="Consolas" w:cs="Consolas"/>
+                <w:color w:val="1F1F1F"/>
+              </w:rPr>
+              <w:t xml:space="preserve"> -</w:t>
+            </w:r>
+            <w:proofErr w:type="spellStart"/>
+            <w:r>
+              <w:rPr>
+                <w:rFonts w:ascii="Consolas" w:eastAsia="Consolas" w:hAnsi="Consolas" w:cs="Consolas"/>
+                <w:color w:val="1F1F1F"/>
+              </w:rPr>
+              <w:t>DestinationPath</w:t>
+            </w:r>
+            <w:proofErr w:type="spellEnd"/>
+            <w:r>
+              <w:rPr>
+                <w:rFonts w:ascii="Consolas" w:eastAsia="Consolas" w:hAnsi="Consolas" w:cs="Consolas"/>
+                <w:color w:val="1F1F1F"/>
+              </w:rPr>
+              <w:t xml:space="preserve"> app.zip -Force</w:t>
             </w:r>
           </w:p>
         </w:tc>
@@ -817,13 +1098,13 @@
       </w:pPr>
       <w:r>
         <w:rPr>
-          <w:rFonts w:ascii="Calibri" w:cs="Calibri" w:eastAsia="Calibri" w:hAnsi="Calibri"/>
+          <w:rFonts w:ascii="Calibri" w:eastAsia="Calibri" w:hAnsi="Calibri" w:cs="Calibri"/>
           <w:b/>
           <w:bCs/>
           <w:sz w:val="22"/>
           <w:szCs w:val="22"/>
         </w:rPr>
-        <w:t xml:space="preserve">Ensure the ZIP archive contains the following:</w:t>
+        <w:t>Ensure the ZIP archive contains the following:</w:t>
       </w:r>
     </w:p>
     <w:p>
@@ -837,12 +1118,12 @@
       </w:pPr>
       <w:r>
         <w:rPr>
-          <w:rFonts w:ascii="Consolas" w:cs="Consolas" w:eastAsia="Consolas" w:hAnsi="Consolas"/>
+          <w:rFonts w:ascii="Consolas" w:eastAsia="Consolas" w:hAnsi="Consolas" w:cs="Consolas"/>
           <w:color w:val="AD1457"/>
           <w:sz w:val="21"/>
           <w:szCs w:val="21"/>
         </w:rPr>
-        <w:t xml:space="preserve">app.py</w:t>
+        <w:t>app.py</w:t>
       </w:r>
     </w:p>
     <w:p>
@@ -856,12 +1137,12 @@
       </w:pPr>
       <w:r>
         <w:rPr>
-          <w:rFonts w:ascii="Consolas" w:cs="Consolas" w:eastAsia="Consolas" w:hAnsi="Consolas"/>
+          <w:rFonts w:ascii="Consolas" w:eastAsia="Consolas" w:hAnsi="Consolas" w:cs="Consolas"/>
           <w:color w:val="AD1457"/>
           <w:sz w:val="21"/>
           <w:szCs w:val="21"/>
         </w:rPr>
-        <w:t xml:space="preserve">requirements.txt</w:t>
+        <w:t>requirements.txt</w:t>
       </w:r>
     </w:p>
     <w:p>
@@ -875,12 +1156,12 @@
       </w:pPr>
       <w:r>
         <w:rPr>
-          <w:rFonts w:ascii="Consolas" w:cs="Consolas" w:eastAsia="Consolas" w:hAnsi="Consolas"/>
+          <w:rFonts w:ascii="Consolas" w:eastAsia="Consolas" w:hAnsi="Consolas" w:cs="Consolas"/>
           <w:color w:val="AD1457"/>
           <w:sz w:val="21"/>
           <w:szCs w:val="21"/>
         </w:rPr>
-        <w:t xml:space="preserve">templates/</w:t>
+        <w:t>templates/</w:t>
       </w:r>
     </w:p>
     <w:p>
@@ -894,12 +1175,12 @@
       </w:pPr>
       <w:r>
         <w:rPr>
-          <w:rFonts w:ascii="Consolas" w:cs="Consolas" w:eastAsia="Consolas" w:hAnsi="Consolas"/>
+          <w:rFonts w:ascii="Consolas" w:eastAsia="Consolas" w:hAnsi="Consolas" w:cs="Consolas"/>
           <w:color w:val="AD1457"/>
           <w:sz w:val="21"/>
           <w:szCs w:val="21"/>
         </w:rPr>
-        <w:t xml:space="preserve">static/</w:t>
+        <w:t>static/</w:t>
       </w:r>
     </w:p>
     <w:p>
@@ -911,23 +1192,89 @@
         </w:numPr>
         <w:spacing w:after="80"/>
       </w:pPr>
-      <w:r>
-        <w:rPr>
-          <w:rFonts w:ascii="Consolas" w:cs="Consolas" w:eastAsia="Consolas" w:hAnsi="Consolas"/>
+      <w:proofErr w:type="spellStart"/>
+      <w:r>
+        <w:rPr>
+          <w:rFonts w:ascii="Consolas" w:eastAsia="Consolas" w:hAnsi="Consolas" w:cs="Consolas"/>
           <w:color w:val="AD1457"/>
           <w:sz w:val="21"/>
           <w:szCs w:val="21"/>
         </w:rPr>
-        <w:t xml:space="preserve">local_model.pkl</w:t>
-      </w:r>
+        <w:t>local_model.pkl</w:t>
+      </w:r>
+      <w:proofErr w:type="spellEnd"/>
+    </w:p>
+    <w:p>
+      <w:pPr>
+        <w:pStyle w:val="ListParagraph"/>
+        <w:spacing w:after="80"/>
+        <w:ind w:left="576"/>
+        <w:rPr>
+          <w:rFonts w:ascii="Consolas" w:eastAsia="Consolas" w:hAnsi="Consolas" w:cs="Consolas"/>
+          <w:color w:val="AD1457"/>
+          <w:sz w:val="21"/>
+          <w:szCs w:val="21"/>
+        </w:rPr>
+      </w:pPr>
+    </w:p>
+    <w:p>
+      <w:pPr>
+        <w:pStyle w:val="ListParagraph"/>
+        <w:spacing w:after="80"/>
+        <w:ind w:left="576"/>
+      </w:pPr>
+      <w:r>
+        <w:drawing>
+          <wp:inline distT="0" distB="0" distL="0" distR="0" wp14:anchorId="32580C99" wp14:editId="76E80CB7">
+            <wp:extent cx="3829247" cy="1778091"/>
+            <wp:effectExtent l="0" t="0" r="0" b="0"/>
+            <wp:docPr id="634020917" name="Picture 1"/>
+            <wp:cNvGraphicFramePr>
+              <a:graphicFrameLocks xmlns:a="http://schemas.openxmlformats.org/drawingml/2006/main" noChangeAspect="1"/>
+            </wp:cNvGraphicFramePr>
+            <a:graphic xmlns:a="http://schemas.openxmlformats.org/drawingml/2006/main">
+              <a:graphicData uri="http://schemas.openxmlformats.org/drawingml/2006/picture">
+                <pic:pic xmlns:pic="http://schemas.openxmlformats.org/drawingml/2006/picture">
+                  <pic:nvPicPr>
+                    <pic:cNvPr id="634020917" name=""/>
+                    <pic:cNvPicPr/>
+                  </pic:nvPicPr>
+                  <pic:blipFill>
+                    <a:blip r:embed="rId5"/>
+                    <a:stretch>
+                      <a:fillRect/>
+                    </a:stretch>
+                  </pic:blipFill>
+                  <pic:spPr>
+                    <a:xfrm>
+                      <a:off x="0" y="0"/>
+                      <a:ext cx="3829247" cy="1778091"/>
+                    </a:xfrm>
+                    <a:prstGeom prst="rect">
+                      <a:avLst/>
+                    </a:prstGeom>
+                  </pic:spPr>
+                </pic:pic>
+              </a:graphicData>
+            </a:graphic>
+          </wp:inline>
+        </w:drawing>
+      </w:r>
+    </w:p>
+    <w:p>
+      <w:pPr>
+        <w:pStyle w:val="ListParagraph"/>
+        <w:spacing w:after="80"/>
+        <w:ind w:left="576"/>
+      </w:pPr>
     </w:p>
     <w:p>
       <w:pPr>
         <w:pStyle w:val="Heading1"/>
-        <w:spacing w:after="160" w:before="320"/>
-      </w:pPr>
-      <w:r>
-        <w:t xml:space="preserve">5. Deploy the ZIP Package</w:t>
+        <w:spacing w:before="320" w:after="160"/>
+      </w:pPr>
+      <w:r>
+        <w:t>Enable Build Automation</w:t>
       </w:r>
     </w:p>
     <w:p>
@@ -936,68 +1283,125 @@
       </w:pPr>
       <w:r>
         <w:rPr>
-          <w:rFonts w:ascii="Calibri" w:cs="Calibri" w:eastAsia="Calibri" w:hAnsi="Calibri"/>
+          <w:rFonts w:ascii="Calibri" w:eastAsia="Calibri" w:hAnsi="Calibri" w:cs="Calibri"/>
           <w:b/>
           <w:bCs/>
           <w:sz w:val="22"/>
           <w:szCs w:val="22"/>
         </w:rPr>
-        <w:t xml:space="preserve">Command:</w:t>
+        <w:t>Command:</w:t>
       </w:r>
     </w:p>
     <w:tbl>
       <w:tblPr>
-        <w:tblW w:type="dxa" w:w="9350"/>
+        <w:tblW w:w="9350" w:type="dxa"/>
         <w:tblBorders>
-          <w:top w:val="single" w:color="auto" w:sz="4"/>
-          <w:left w:val="single" w:color="auto" w:sz="4"/>
-          <w:bottom w:val="single" w:color="auto" w:sz="4"/>
-          <w:right w:val="single" w:color="auto" w:sz="4"/>
-          <w:insideH w:val="single" w:color="auto" w:sz="4"/>
-          <w:insideV w:val="single" w:color="auto" w:sz="4"/>
+          <w:top w:val="single" w:sz="4" w:space="0" w:color="auto"/>
+          <w:left w:val="single" w:sz="4" w:space="0" w:color="auto"/>
+          <w:bottom w:val="single" w:sz="4" w:space="0" w:color="auto"/>
+          <w:right w:val="single" w:sz="4" w:space="0" w:color="auto"/>
+          <w:insideH w:val="single" w:sz="4" w:space="0" w:color="auto"/>
+          <w:insideV w:val="single" w:sz="4" w:space="0" w:color="auto"/>
         </w:tblBorders>
+        <w:tblCellMar>
+          <w:left w:w="10" w:type="dxa"/>
+          <w:right w:w="10" w:type="dxa"/>
+        </w:tblCellMar>
+        <w:tblLook w:val="04A0" w:firstRow="1" w:lastRow="0" w:firstColumn="1" w:lastColumn="0" w:noHBand="0" w:noVBand="1"/>
       </w:tblPr>
       <w:tblGrid>
         <w:gridCol w:w="9350"/>
       </w:tblGrid>
       <w:tr>
+        <w:tblPrEx>
+          <w:tblCellMar>
+            <w:top w:w="0" w:type="dxa"/>
+            <w:bottom w:w="0" w:type="dxa"/>
+          </w:tblCellMar>
+        </w:tblPrEx>
         <w:tc>
           <w:tcPr>
-            <w:tcW w:type="dxa" w:w="9350"/>
-            <w:shd w:fill="F2F2F2" w:color="auto" w:val="clear"/>
+            <w:tcW w:w="9350" w:type="dxa"/>
+            <w:shd w:val="clear" w:color="auto" w:fill="F2F2F2"/>
             <w:tcMar>
-              <w:top w:type="dxa" w:w="120"/>
-              <w:left w:type="dxa" w:w="180"/>
-              <w:bottom w:type="dxa" w:w="120"/>
-              <w:right w:type="dxa" w:w="180"/>
+              <w:top w:w="120" w:type="dxa"/>
+              <w:left w:w="180" w:type="dxa"/>
+              <w:bottom w:w="120" w:type="dxa"/>
+              <w:right w:w="180" w:type="dxa"/>
             </w:tcMar>
           </w:tcPr>
           <w:p>
             <w:pPr>
               <w:spacing w:after="40"/>
             </w:pPr>
-            <w:r>
-              <w:rPr>
-                <w:rFonts w:ascii="Consolas" w:cs="Consolas" w:eastAsia="Consolas" w:hAnsi="Consolas"/>
-                <w:color w:val="1F1F1F"/>
-                <w:sz w:val="20"/>
-                <w:szCs w:val="20"/>
-              </w:rPr>
-              <w:t xml:space="preserve">az webapp deploy --resource-group SandhyaRG \</w:t>
+            <w:proofErr w:type="spellStart"/>
+            <w:r>
+              <w:rPr>
+                <w:rFonts w:ascii="Consolas" w:eastAsia="Consolas" w:hAnsi="Consolas" w:cs="Consolas"/>
+                <w:color w:val="1F1F1F"/>
+              </w:rPr>
+              <w:t>az</w:t>
+            </w:r>
+            <w:proofErr w:type="spellEnd"/>
+            <w:r>
+              <w:rPr>
+                <w:rFonts w:ascii="Consolas" w:eastAsia="Consolas" w:hAnsi="Consolas" w:cs="Consolas"/>
+                <w:color w:val="1F1F1F"/>
+              </w:rPr>
+              <w:t xml:space="preserve"> webapp config </w:t>
+            </w:r>
+            <w:proofErr w:type="spellStart"/>
+            <w:r>
+              <w:rPr>
+                <w:rFonts w:ascii="Consolas" w:eastAsia="Consolas" w:hAnsi="Consolas" w:cs="Consolas"/>
+                <w:color w:val="1F1F1F"/>
+              </w:rPr>
+              <w:t>appsettings</w:t>
+            </w:r>
+            <w:proofErr w:type="spellEnd"/>
+            <w:r>
+              <w:rPr>
+                <w:rFonts w:ascii="Consolas" w:eastAsia="Consolas" w:hAnsi="Consolas" w:cs="Consolas"/>
+                <w:color w:val="1F1F1F"/>
+              </w:rPr>
+              <w:t xml:space="preserve"> set --resource-group </w:t>
+            </w:r>
+            <w:proofErr w:type="spellStart"/>
+            <w:r>
+              <w:rPr>
+                <w:rFonts w:ascii="Consolas" w:eastAsia="Consolas" w:hAnsi="Consolas" w:cs="Consolas"/>
+                <w:color w:val="1F1F1F"/>
+              </w:rPr>
+              <w:t>SandhyaRG</w:t>
+            </w:r>
+            <w:proofErr w:type="spellEnd"/>
+            <w:r>
+              <w:rPr>
+                <w:rFonts w:ascii="Consolas" w:eastAsia="Consolas" w:hAnsi="Consolas" w:cs="Consolas"/>
+                <w:color w:val="1F1F1F"/>
+              </w:rPr>
+              <w:t xml:space="preserve"> \</w:t>
             </w:r>
           </w:p>
           <w:p>
             <w:pPr>
-              <w:spacing w:after="0"/>
+              <w:spacing w:after="40"/>
             </w:pPr>
             <w:r>
               <w:rPr>
-                <w:rFonts w:ascii="Consolas" w:cs="Consolas" w:eastAsia="Consolas" w:hAnsi="Consolas"/>
-                <w:color w:val="1F1F1F"/>
-                <w:sz w:val="20"/>
-                <w:szCs w:val="20"/>
-              </w:rPr>
-              <w:t xml:space="preserve">  --name SandhyaVOISAI95 --src-path app.zip --type zip</w:t>
+                <w:rFonts w:ascii="Consolas" w:eastAsia="Consolas" w:hAnsi="Consolas" w:cs="Consolas"/>
+                <w:color w:val="1F1F1F"/>
+              </w:rPr>
+              <w:t xml:space="preserve">  --name SandhyaVOISAI95 \</w:t>
+            </w:r>
+          </w:p>
+          <w:p>
+            <w:r>
+              <w:rPr>
+                <w:rFonts w:ascii="Consolas" w:eastAsia="Consolas" w:hAnsi="Consolas" w:cs="Consolas"/>
+                <w:color w:val="1F1F1F"/>
+              </w:rPr>
+              <w:t xml:space="preserve">  --settings SCM_DO_BUILD_DURING_DEPLOYMENT=true</w:t>
             </w:r>
           </w:p>
         </w:tc>
@@ -1014,7 +1418,7 @@
       </w:pPr>
       <w:r>
         <w:rPr>
-          <w:rFonts w:ascii="Calibri" w:cs="Calibri" w:eastAsia="Calibri" w:hAnsi="Calibri"/>
+          <w:rFonts w:ascii="Calibri" w:eastAsia="Calibri" w:hAnsi="Calibri" w:cs="Calibri"/>
           <w:b/>
           <w:bCs/>
           <w:sz w:val="22"/>
@@ -1024,104 +1428,384 @@
       </w:r>
       <w:r>
         <w:rPr>
-          <w:rFonts w:ascii="Calibri" w:cs="Calibri" w:eastAsia="Calibri" w:hAnsi="Calibri"/>
-          <w:sz w:val="22"/>
-          <w:szCs w:val="22"/>
-        </w:rPr>
-        <w:t xml:space="preserve">Uploads the application code and files to Azure App Service.</w:t>
-      </w:r>
+          <w:rFonts w:ascii="Calibri" w:eastAsia="Calibri" w:hAnsi="Calibri" w:cs="Calibri"/>
+          <w:sz w:val="22"/>
+          <w:szCs w:val="22"/>
+        </w:rPr>
+        <w:t xml:space="preserve">Ensures Azure automatically installs dependencies listed in </w:t>
+      </w:r>
+      <w:r>
+        <w:rPr>
+          <w:rFonts w:ascii="Consolas" w:eastAsia="Consolas" w:hAnsi="Consolas" w:cs="Consolas"/>
+          <w:color w:val="AD1457"/>
+          <w:sz w:val="21"/>
+          <w:szCs w:val="21"/>
+        </w:rPr>
+        <w:t>requirements.txt</w:t>
+      </w:r>
+      <w:r>
+        <w:rPr>
+          <w:rFonts w:ascii="Calibri" w:eastAsia="Calibri" w:hAnsi="Calibri" w:cs="Calibri"/>
+          <w:sz w:val="22"/>
+          <w:szCs w:val="22"/>
+        </w:rPr>
+        <w:t>.</w:t>
+      </w:r>
+    </w:p>
+    <w:p>
+      <w:pPr>
+        <w:pStyle w:val="ListParagraph"/>
+        <w:spacing w:after="80"/>
+        <w:ind w:left="576"/>
+      </w:pPr>
+    </w:p>
+    <w:p>
+      <w:pPr>
+        <w:pStyle w:val="ListParagraph"/>
+        <w:spacing w:after="80"/>
+        <w:ind w:left="576"/>
+      </w:pPr>
     </w:p>
     <w:p>
       <w:pPr>
         <w:pStyle w:val="Heading1"/>
-        <w:spacing w:after="160" w:before="320"/>
-      </w:pPr>
-      <w:r>
-        <w:t xml:space="preserve">6. Enable Build Automation</w:t>
-      </w:r>
-    </w:p>
-    <w:p>
-      <w:pPr>
-        <w:spacing w:after="120"/>
-      </w:pPr>
-      <w:r>
-        <w:rPr>
-          <w:rFonts w:ascii="Calibri" w:cs="Calibri" w:eastAsia="Calibri" w:hAnsi="Calibri"/>
-          <w:b/>
-          <w:bCs/>
-          <w:sz w:val="22"/>
-          <w:szCs w:val="22"/>
-        </w:rPr>
-        <w:t xml:space="preserve">Command:</w:t>
+        <w:spacing w:before="320" w:after="160"/>
+      </w:pPr>
+      <w:r>
+        <w:t>Configure the Startup Command</w:t>
+      </w:r>
+    </w:p>
+    <w:p>
+      <w:pPr>
+        <w:pStyle w:val="ListParagraph"/>
+        <w:numPr>
+          <w:ilvl w:val="0"/>
+          <w:numId w:val="2"/>
+        </w:numPr>
+        <w:spacing w:after="80"/>
+      </w:pPr>
+      <w:r>
+        <w:rPr>
+          <w:rFonts w:ascii="Calibri" w:eastAsia="Calibri" w:hAnsi="Calibri" w:cs="Calibri"/>
+          <w:sz w:val="22"/>
+          <w:szCs w:val="22"/>
+        </w:rPr>
+        <w:t>In the Azure Portal, navigate to: App Service → Configuration → General Settings.</w:t>
+      </w:r>
+    </w:p>
+    <w:p>
+      <w:pPr>
+        <w:pStyle w:val="ListParagraph"/>
+        <w:numPr>
+          <w:ilvl w:val="0"/>
+          <w:numId w:val="2"/>
+        </w:numPr>
+        <w:spacing w:after="80"/>
+      </w:pPr>
+      <w:r>
+        <w:rPr>
+          <w:rFonts w:ascii="Calibri" w:eastAsia="Calibri" w:hAnsi="Calibri" w:cs="Calibri"/>
+          <w:sz w:val="22"/>
+          <w:szCs w:val="22"/>
+        </w:rPr>
+        <w:t>Set the Startup Command field to:</w:t>
       </w:r>
     </w:p>
     <w:tbl>
       <w:tblPr>
-        <w:tblW w:type="dxa" w:w="9350"/>
+        <w:tblW w:w="9350" w:type="dxa"/>
         <w:tblBorders>
-          <w:top w:val="single" w:color="auto" w:sz="4"/>
-          <w:left w:val="single" w:color="auto" w:sz="4"/>
-          <w:bottom w:val="single" w:color="auto" w:sz="4"/>
-          <w:right w:val="single" w:color="auto" w:sz="4"/>
-          <w:insideH w:val="single" w:color="auto" w:sz="4"/>
-          <w:insideV w:val="single" w:color="auto" w:sz="4"/>
+          <w:top w:val="single" w:sz="4" w:space="0" w:color="auto"/>
+          <w:left w:val="single" w:sz="4" w:space="0" w:color="auto"/>
+          <w:bottom w:val="single" w:sz="4" w:space="0" w:color="auto"/>
+          <w:right w:val="single" w:sz="4" w:space="0" w:color="auto"/>
+          <w:insideH w:val="single" w:sz="4" w:space="0" w:color="auto"/>
+          <w:insideV w:val="single" w:sz="4" w:space="0" w:color="auto"/>
         </w:tblBorders>
+        <w:tblCellMar>
+          <w:left w:w="10" w:type="dxa"/>
+          <w:right w:w="10" w:type="dxa"/>
+        </w:tblCellMar>
+        <w:tblLook w:val="04A0" w:firstRow="1" w:lastRow="0" w:firstColumn="1" w:lastColumn="0" w:noHBand="0" w:noVBand="1"/>
       </w:tblPr>
       <w:tblGrid>
         <w:gridCol w:w="9350"/>
       </w:tblGrid>
       <w:tr>
+        <w:tblPrEx>
+          <w:tblCellMar>
+            <w:top w:w="0" w:type="dxa"/>
+            <w:bottom w:w="0" w:type="dxa"/>
+          </w:tblCellMar>
+        </w:tblPrEx>
         <w:tc>
           <w:tcPr>
-            <w:tcW w:type="dxa" w:w="9350"/>
-            <w:shd w:fill="F2F2F2" w:color="auto" w:val="clear"/>
+            <w:tcW w:w="9350" w:type="dxa"/>
+            <w:shd w:val="clear" w:color="auto" w:fill="F2F2F2"/>
             <w:tcMar>
-              <w:top w:type="dxa" w:w="120"/>
-              <w:left w:type="dxa" w:w="180"/>
-              <w:bottom w:type="dxa" w:w="120"/>
-              <w:right w:type="dxa" w:w="180"/>
+              <w:top w:w="120" w:type="dxa"/>
+              <w:left w:w="180" w:type="dxa"/>
+              <w:bottom w:w="120" w:type="dxa"/>
+              <w:right w:w="180" w:type="dxa"/>
+            </w:tcMar>
+          </w:tcPr>
+          <w:p>
+            <w:proofErr w:type="spellStart"/>
+            <w:r>
+              <w:rPr>
+                <w:rFonts w:ascii="Consolas" w:eastAsia="Consolas" w:hAnsi="Consolas" w:cs="Consolas"/>
+                <w:color w:val="1F1F1F"/>
+              </w:rPr>
+              <w:t>gunicorn</w:t>
+            </w:r>
+            <w:proofErr w:type="spellEnd"/>
+            <w:r>
+              <w:rPr>
+                <w:rFonts w:ascii="Consolas" w:eastAsia="Consolas" w:hAnsi="Consolas" w:cs="Consolas"/>
+                <w:color w:val="1F1F1F"/>
+              </w:rPr>
+              <w:t xml:space="preserve"> --bind=0.0.0.0 --timeout 600 </w:t>
+            </w:r>
+            <w:proofErr w:type="spellStart"/>
+            <w:r>
+              <w:rPr>
+                <w:rFonts w:ascii="Consolas" w:eastAsia="Consolas" w:hAnsi="Consolas" w:cs="Consolas"/>
+                <w:color w:val="1F1F1F"/>
+              </w:rPr>
+              <w:t>app:app</w:t>
+            </w:r>
+            <w:proofErr w:type="spellEnd"/>
+          </w:p>
+        </w:tc>
+      </w:tr>
+    </w:tbl>
+    <w:p>
+      <w:pPr>
+        <w:pStyle w:val="ListParagraph"/>
+        <w:numPr>
+          <w:ilvl w:val="0"/>
+          <w:numId w:val="2"/>
+        </w:numPr>
+        <w:spacing w:after="80"/>
+      </w:pPr>
+      <w:r>
+        <w:rPr>
+          <w:rFonts w:ascii="Calibri" w:eastAsia="Calibri" w:hAnsi="Calibri" w:cs="Calibri"/>
+          <w:b/>
+          <w:bCs/>
+          <w:sz w:val="22"/>
+          <w:szCs w:val="22"/>
+        </w:rPr>
+        <w:t xml:space="preserve">Purpose: </w:t>
+      </w:r>
+      <w:r>
+        <w:rPr>
+          <w:rFonts w:ascii="Calibri" w:eastAsia="Calibri" w:hAnsi="Calibri" w:cs="Calibri"/>
+          <w:sz w:val="22"/>
+          <w:szCs w:val="22"/>
+        </w:rPr>
+        <w:t xml:space="preserve">Starts the Flask application using </w:t>
+      </w:r>
+      <w:proofErr w:type="spellStart"/>
+      <w:r>
+        <w:rPr>
+          <w:rFonts w:ascii="Calibri" w:eastAsia="Calibri" w:hAnsi="Calibri" w:cs="Calibri"/>
+          <w:sz w:val="22"/>
+          <w:szCs w:val="22"/>
+        </w:rPr>
+        <w:t>Gunicorn</w:t>
+      </w:r>
+      <w:proofErr w:type="spellEnd"/>
+      <w:r>
+        <w:rPr>
+          <w:rFonts w:ascii="Calibri" w:eastAsia="Calibri" w:hAnsi="Calibri" w:cs="Calibri"/>
+          <w:sz w:val="22"/>
+          <w:szCs w:val="22"/>
+        </w:rPr>
+        <w:t>, a production-grade WSGI server.</w:t>
+      </w:r>
+    </w:p>
+    <w:p>
+      <w:pPr>
+        <w:pStyle w:val="ListParagraph"/>
+        <w:spacing w:after="80"/>
+        <w:ind w:left="576"/>
+      </w:pPr>
+    </w:p>
+    <w:p>
+      <w:pPr>
+        <w:pStyle w:val="ListParagraph"/>
+        <w:spacing w:after="80"/>
+        <w:ind w:left="576"/>
+      </w:pPr>
+      <w:r>
+        <w:lastRenderedPageBreak/>
+        <w:drawing>
+          <wp:inline distT="0" distB="0" distL="0" distR="0" wp14:anchorId="3CE4A1C3" wp14:editId="7B7806BB">
+            <wp:extent cx="6172200" cy="2696845"/>
+            <wp:effectExtent l="0" t="0" r="0" b="8255"/>
+            <wp:docPr id="1410762580" name="Picture 1"/>
+            <wp:cNvGraphicFramePr>
+              <a:graphicFrameLocks xmlns:a="http://schemas.openxmlformats.org/drawingml/2006/main" noChangeAspect="1"/>
+            </wp:cNvGraphicFramePr>
+            <a:graphic xmlns:a="http://schemas.openxmlformats.org/drawingml/2006/main">
+              <a:graphicData uri="http://schemas.openxmlformats.org/drawingml/2006/picture">
+                <pic:pic xmlns:pic="http://schemas.openxmlformats.org/drawingml/2006/picture">
+                  <pic:nvPicPr>
+                    <pic:cNvPr id="1410762580" name=""/>
+                    <pic:cNvPicPr/>
+                  </pic:nvPicPr>
+                  <pic:blipFill>
+                    <a:blip r:embed="rId6"/>
+                    <a:stretch>
+                      <a:fillRect/>
+                    </a:stretch>
+                  </pic:blipFill>
+                  <pic:spPr>
+                    <a:xfrm>
+                      <a:off x="0" y="0"/>
+                      <a:ext cx="6172200" cy="2696845"/>
+                    </a:xfrm>
+                    <a:prstGeom prst="rect">
+                      <a:avLst/>
+                    </a:prstGeom>
+                  </pic:spPr>
+                </pic:pic>
+              </a:graphicData>
+            </a:graphic>
+          </wp:inline>
+        </w:drawing>
+      </w:r>
+    </w:p>
+    <w:p>
+      <w:pPr>
+        <w:pStyle w:val="ListParagraph"/>
+        <w:spacing w:after="80"/>
+        <w:ind w:left="576"/>
+      </w:pPr>
+    </w:p>
+    <w:p>
+      <w:pPr>
+        <w:pStyle w:val="Heading1"/>
+        <w:spacing w:before="320" w:after="160"/>
+      </w:pPr>
+      <w:r>
+        <w:t>5. Deploy the ZIP Package</w:t>
+      </w:r>
+    </w:p>
+    <w:p>
+      <w:pPr>
+        <w:spacing w:after="120"/>
+      </w:pPr>
+      <w:r>
+        <w:rPr>
+          <w:rFonts w:ascii="Calibri" w:eastAsia="Calibri" w:hAnsi="Calibri" w:cs="Calibri"/>
+          <w:b/>
+          <w:bCs/>
+          <w:sz w:val="22"/>
+          <w:szCs w:val="22"/>
+        </w:rPr>
+        <w:t>Command:</w:t>
+      </w:r>
+    </w:p>
+    <w:tbl>
+      <w:tblPr>
+        <w:tblW w:w="9350" w:type="dxa"/>
+        <w:tblBorders>
+          <w:top w:val="single" w:sz="4" w:space="0" w:color="auto"/>
+          <w:left w:val="single" w:sz="4" w:space="0" w:color="auto"/>
+          <w:bottom w:val="single" w:sz="4" w:space="0" w:color="auto"/>
+          <w:right w:val="single" w:sz="4" w:space="0" w:color="auto"/>
+          <w:insideH w:val="single" w:sz="4" w:space="0" w:color="auto"/>
+          <w:insideV w:val="single" w:sz="4" w:space="0" w:color="auto"/>
+        </w:tblBorders>
+        <w:tblCellMar>
+          <w:left w:w="10" w:type="dxa"/>
+          <w:right w:w="10" w:type="dxa"/>
+        </w:tblCellMar>
+        <w:tblLook w:val="04A0" w:firstRow="1" w:lastRow="0" w:firstColumn="1" w:lastColumn="0" w:noHBand="0" w:noVBand="1"/>
+      </w:tblPr>
+      <w:tblGrid>
+        <w:gridCol w:w="9350"/>
+      </w:tblGrid>
+      <w:tr>
+        <w:tblPrEx>
+          <w:tblCellMar>
+            <w:top w:w="0" w:type="dxa"/>
+            <w:bottom w:w="0" w:type="dxa"/>
+          </w:tblCellMar>
+        </w:tblPrEx>
+        <w:tc>
+          <w:tcPr>
+            <w:tcW w:w="9350" w:type="dxa"/>
+            <w:shd w:val="clear" w:color="auto" w:fill="F2F2F2"/>
+            <w:tcMar>
+              <w:top w:w="120" w:type="dxa"/>
+              <w:left w:w="180" w:type="dxa"/>
+              <w:bottom w:w="120" w:type="dxa"/>
+              <w:right w:w="180" w:type="dxa"/>
             </w:tcMar>
           </w:tcPr>
           <w:p>
             <w:pPr>
               <w:spacing w:after="40"/>
             </w:pPr>
-            <w:r>
-              <w:rPr>
-                <w:rFonts w:ascii="Consolas" w:cs="Consolas" w:eastAsia="Consolas" w:hAnsi="Consolas"/>
-                <w:color w:val="1F1F1F"/>
-                <w:sz w:val="20"/>
-                <w:szCs w:val="20"/>
-              </w:rPr>
-              <w:t xml:space="preserve">az webapp config appsettings set --resource-group SandhyaRG \</w:t>
+            <w:proofErr w:type="spellStart"/>
+            <w:r>
+              <w:rPr>
+                <w:rFonts w:ascii="Consolas" w:eastAsia="Consolas" w:hAnsi="Consolas" w:cs="Consolas"/>
+                <w:color w:val="1F1F1F"/>
+              </w:rPr>
+              <w:t>az</w:t>
+            </w:r>
+            <w:proofErr w:type="spellEnd"/>
+            <w:r>
+              <w:rPr>
+                <w:rFonts w:ascii="Consolas" w:eastAsia="Consolas" w:hAnsi="Consolas" w:cs="Consolas"/>
+                <w:color w:val="1F1F1F"/>
+              </w:rPr>
+              <w:t xml:space="preserve"> webapp deploy --resource-group </w:t>
+            </w:r>
+            <w:proofErr w:type="spellStart"/>
+            <w:r>
+              <w:rPr>
+                <w:rFonts w:ascii="Consolas" w:eastAsia="Consolas" w:hAnsi="Consolas" w:cs="Consolas"/>
+                <w:color w:val="1F1F1F"/>
+              </w:rPr>
+              <w:t>SandhyaRG</w:t>
+            </w:r>
+            <w:proofErr w:type="spellEnd"/>
+            <w:r>
+              <w:rPr>
+                <w:rFonts w:ascii="Consolas" w:eastAsia="Consolas" w:hAnsi="Consolas" w:cs="Consolas"/>
+                <w:color w:val="1F1F1F"/>
+              </w:rPr>
+              <w:t xml:space="preserve"> \</w:t>
             </w:r>
           </w:p>
           <w:p>
-            <w:pPr>
-              <w:spacing w:after="40"/>
-            </w:pPr>
-            <w:r>
-              <w:rPr>
-                <w:rFonts w:ascii="Consolas" w:cs="Consolas" w:eastAsia="Consolas" w:hAnsi="Consolas"/>
-                <w:color w:val="1F1F1F"/>
-                <w:sz w:val="20"/>
-                <w:szCs w:val="20"/>
-              </w:rPr>
-              <w:t xml:space="preserve">  --name SandhyaVOISAI95 \</w:t>
-            </w:r>
-          </w:p>
-          <w:p>
-            <w:pPr>
-              <w:spacing w:after="0"/>
-            </w:pPr>
-            <w:r>
-              <w:rPr>
-                <w:rFonts w:ascii="Consolas" w:cs="Consolas" w:eastAsia="Consolas" w:hAnsi="Consolas"/>
-                <w:color w:val="1F1F1F"/>
-                <w:sz w:val="20"/>
-                <w:szCs w:val="20"/>
-              </w:rPr>
-              <w:t xml:space="preserve">  --settings SCM_DO_BUILD_DURING_DEPLOYMENT=true</w:t>
+            <w:r>
+              <w:rPr>
+                <w:rFonts w:ascii="Consolas" w:eastAsia="Consolas" w:hAnsi="Consolas" w:cs="Consolas"/>
+                <w:color w:val="1F1F1F"/>
+              </w:rPr>
+              <w:t xml:space="preserve">  --name SandhyaVOISAI95 --</w:t>
+            </w:r>
+            <w:proofErr w:type="spellStart"/>
+            <w:r>
+              <w:rPr>
+                <w:rFonts w:ascii="Consolas" w:eastAsia="Consolas" w:hAnsi="Consolas" w:cs="Consolas"/>
+                <w:color w:val="1F1F1F"/>
+              </w:rPr>
+              <w:t>src</w:t>
+            </w:r>
+            <w:proofErr w:type="spellEnd"/>
+            <w:r>
+              <w:rPr>
+                <w:rFonts w:ascii="Consolas" w:eastAsia="Consolas" w:hAnsi="Consolas" w:cs="Consolas"/>
+                <w:color w:val="1F1F1F"/>
+              </w:rPr>
+              <w:t>-path app.zip --type zip</w:t>
             </w:r>
           </w:p>
         </w:tc>
@@ -1138,7 +1822,7 @@
       </w:pPr>
       <w:r>
         <w:rPr>
-          <w:rFonts w:ascii="Calibri" w:cs="Calibri" w:eastAsia="Calibri" w:hAnsi="Calibri"/>
+          <w:rFonts w:ascii="Calibri" w:eastAsia="Calibri" w:hAnsi="Calibri" w:cs="Calibri"/>
           <w:b/>
           <w:bCs/>
           <w:sz w:val="22"/>
@@ -1148,37 +1832,79 @@
       </w:r>
       <w:r>
         <w:rPr>
-          <w:rFonts w:ascii="Calibri" w:cs="Calibri" w:eastAsia="Calibri" w:hAnsi="Calibri"/>
-          <w:sz w:val="22"/>
-          <w:szCs w:val="22"/>
-        </w:rPr>
-        <w:t xml:space="preserve">Ensures Azure automatically installs dependencies listed in </w:t>
-      </w:r>
-      <w:r>
-        <w:rPr>
-          <w:rFonts w:ascii="Consolas" w:cs="Consolas" w:eastAsia="Consolas" w:hAnsi="Consolas"/>
-          <w:color w:val="AD1457"/>
-          <w:sz w:val="21"/>
-          <w:szCs w:val="21"/>
-        </w:rPr>
-        <w:t xml:space="preserve">requirements.txt</w:t>
-      </w:r>
-      <w:r>
-        <w:rPr>
-          <w:rFonts w:ascii="Calibri" w:cs="Calibri" w:eastAsia="Calibri" w:hAnsi="Calibri"/>
-          <w:sz w:val="22"/>
-          <w:szCs w:val="22"/>
-        </w:rPr>
-        <w:t xml:space="preserve">.</w:t>
+          <w:rFonts w:ascii="Calibri" w:eastAsia="Calibri" w:hAnsi="Calibri" w:cs="Calibri"/>
+          <w:sz w:val="22"/>
+          <w:szCs w:val="22"/>
+        </w:rPr>
+        <w:t>Uploads the application code and files to Azure App Service.</w:t>
+      </w:r>
+    </w:p>
+    <w:p>
+      <w:pPr>
+        <w:spacing w:after="80"/>
+      </w:pPr>
+    </w:p>
+    <w:p>
+      <w:pPr>
+        <w:spacing w:after="80"/>
+      </w:pPr>
+      <w:r>
+        <w:drawing>
+          <wp:inline distT="0" distB="0" distL="0" distR="0" wp14:anchorId="294650CE" wp14:editId="05E0FF16">
+            <wp:extent cx="6172200" cy="2138045"/>
+            <wp:effectExtent l="0" t="0" r="0" b="0"/>
+            <wp:docPr id="1286949794" name="Picture 1"/>
+            <wp:cNvGraphicFramePr>
+              <a:graphicFrameLocks xmlns:a="http://schemas.openxmlformats.org/drawingml/2006/main" noChangeAspect="1"/>
+            </wp:cNvGraphicFramePr>
+            <a:graphic xmlns:a="http://schemas.openxmlformats.org/drawingml/2006/main">
+              <a:graphicData uri="http://schemas.openxmlformats.org/drawingml/2006/picture">
+                <pic:pic xmlns:pic="http://schemas.openxmlformats.org/drawingml/2006/picture">
+                  <pic:nvPicPr>
+                    <pic:cNvPr id="1286949794" name=""/>
+                    <pic:cNvPicPr/>
+                  </pic:nvPicPr>
+                  <pic:blipFill>
+                    <a:blip r:embed="rId7"/>
+                    <a:stretch>
+                      <a:fillRect/>
+                    </a:stretch>
+                  </pic:blipFill>
+                  <pic:spPr>
+                    <a:xfrm>
+                      <a:off x="0" y="0"/>
+                      <a:ext cx="6172200" cy="2138045"/>
+                    </a:xfrm>
+                    <a:prstGeom prst="rect">
+                      <a:avLst/>
+                    </a:prstGeom>
+                  </pic:spPr>
+                </pic:pic>
+              </a:graphicData>
+            </a:graphic>
+          </wp:inline>
+        </w:drawing>
       </w:r>
     </w:p>
     <w:p>
       <w:pPr>
         <w:pStyle w:val="Heading1"/>
-        <w:spacing w:after="160" w:before="320"/>
-      </w:pPr>
-      <w:r>
-        <w:t xml:space="preserve">7. Configure the Startup Command</w:t>
+        <w:spacing w:before="320" w:after="160"/>
+      </w:pPr>
+      <w:r>
+        <w:t xml:space="preserve">6. </w:t>
+      </w:r>
+    </w:p>
+    <w:p>
+      <w:pPr>
+        <w:pStyle w:val="Heading1"/>
+        <w:spacing w:before="320" w:after="160"/>
+      </w:pPr>
+      <w:r>
+        <w:t>7</w:t>
+      </w:r>
+      <w:r>
+        <w:t>. Verify the Deployment</w:t>
       </w:r>
     </w:p>
     <w:p>
@@ -1192,13 +1918,63 @@
       </w:pPr>
       <w:r>
         <w:rPr>
-          <w:rFonts w:ascii="Calibri" w:cs="Calibri" w:eastAsia="Calibri" w:hAnsi="Calibri"/>
-          <w:sz w:val="22"/>
-          <w:szCs w:val="22"/>
-        </w:rPr>
-        <w:t xml:space="preserve">In the Azure Portal, navigate to: App Service → Configuration → General Settings.</w:t>
-      </w:r>
-    </w:p>
+          <w:rFonts w:ascii="Calibri" w:eastAsia="Calibri" w:hAnsi="Calibri" w:cs="Calibri"/>
+          <w:sz w:val="22"/>
+          <w:szCs w:val="22"/>
+        </w:rPr>
+        <w:t>Open the Kudu console to inspect deployed files:</w:t>
+      </w:r>
+    </w:p>
+    <w:tbl>
+      <w:tblPr>
+        <w:tblW w:w="9350" w:type="dxa"/>
+        <w:tblBorders>
+          <w:top w:val="single" w:sz="4" w:space="0" w:color="auto"/>
+          <w:left w:val="single" w:sz="4" w:space="0" w:color="auto"/>
+          <w:bottom w:val="single" w:sz="4" w:space="0" w:color="auto"/>
+          <w:right w:val="single" w:sz="4" w:space="0" w:color="auto"/>
+          <w:insideH w:val="single" w:sz="4" w:space="0" w:color="auto"/>
+          <w:insideV w:val="single" w:sz="4" w:space="0" w:color="auto"/>
+        </w:tblBorders>
+        <w:tblCellMar>
+          <w:left w:w="10" w:type="dxa"/>
+          <w:right w:w="10" w:type="dxa"/>
+        </w:tblCellMar>
+        <w:tblLook w:val="04A0" w:firstRow="1" w:lastRow="0" w:firstColumn="1" w:lastColumn="0" w:noHBand="0" w:noVBand="1"/>
+      </w:tblPr>
+      <w:tblGrid>
+        <w:gridCol w:w="9350"/>
+      </w:tblGrid>
+      <w:tr>
+        <w:tblPrEx>
+          <w:tblCellMar>
+            <w:top w:w="0" w:type="dxa"/>
+            <w:bottom w:w="0" w:type="dxa"/>
+          </w:tblCellMar>
+        </w:tblPrEx>
+        <w:tc>
+          <w:tcPr>
+            <w:tcW w:w="9350" w:type="dxa"/>
+            <w:shd w:val="clear" w:color="auto" w:fill="F2F2F2"/>
+            <w:tcMar>
+              <w:top w:w="120" w:type="dxa"/>
+              <w:left w:w="180" w:type="dxa"/>
+              <w:bottom w:w="120" w:type="dxa"/>
+              <w:right w:w="180" w:type="dxa"/>
+            </w:tcMar>
+          </w:tcPr>
+          <w:p>
+            <w:r>
+              <w:rPr>
+                <w:rFonts w:ascii="Consolas" w:eastAsia="Consolas" w:hAnsi="Consolas" w:cs="Consolas"/>
+                <w:color w:val="1F1F1F"/>
+              </w:rPr>
+              <w:t>https://SandhyaVOISAI95.scm.azurewebsites.net</w:t>
+            </w:r>
+          </w:p>
+        </w:tc>
+      </w:tr>
+    </w:tbl>
     <w:p>
       <w:pPr>
         <w:pStyle w:val="ListParagraph"/>
@@ -1210,57 +1986,41 @@
       </w:pPr>
       <w:r>
         <w:rPr>
-          <w:rFonts w:ascii="Calibri" w:cs="Calibri" w:eastAsia="Calibri" w:hAnsi="Calibri"/>
-          <w:sz w:val="22"/>
-          <w:szCs w:val="22"/>
-        </w:rPr>
-        <w:t xml:space="preserve">Set the Startup Command field to:</w:t>
-      </w:r>
-    </w:p>
-    <w:tbl>
-      <w:tblPr>
-        <w:tblW w:type="dxa" w:w="9350"/>
-        <w:tblBorders>
-          <w:top w:val="single" w:color="auto" w:sz="4"/>
-          <w:left w:val="single" w:color="auto" w:sz="4"/>
-          <w:bottom w:val="single" w:color="auto" w:sz="4"/>
-          <w:right w:val="single" w:color="auto" w:sz="4"/>
-          <w:insideH w:val="single" w:color="auto" w:sz="4"/>
-          <w:insideV w:val="single" w:color="auto" w:sz="4"/>
-        </w:tblBorders>
-      </w:tblPr>
-      <w:tblGrid>
-        <w:gridCol w:w="9350"/>
-      </w:tblGrid>
-      <w:tr>
-        <w:tc>
-          <w:tcPr>
-            <w:tcW w:type="dxa" w:w="9350"/>
-            <w:shd w:fill="F2F2F2" w:color="auto" w:val="clear"/>
-            <w:tcMar>
-              <w:top w:type="dxa" w:w="120"/>
-              <w:left w:type="dxa" w:w="180"/>
-              <w:bottom w:type="dxa" w:w="120"/>
-              <w:right w:type="dxa" w:w="180"/>
-            </w:tcMar>
-          </w:tcPr>
-          <w:p>
-            <w:pPr>
-              <w:spacing w:after="0"/>
-            </w:pPr>
-            <w:r>
-              <w:rPr>
-                <w:rFonts w:ascii="Consolas" w:cs="Consolas" w:eastAsia="Consolas" w:hAnsi="Consolas"/>
-                <w:color w:val="1F1F1F"/>
-                <w:sz w:val="20"/>
-                <w:szCs w:val="20"/>
-              </w:rPr>
-              <w:t xml:space="preserve">gunicorn --bind=0.0.0.0 --timeout 600 app:app</w:t>
-            </w:r>
-          </w:p>
-        </w:tc>
-      </w:tr>
-    </w:tbl>
+          <w:rFonts w:ascii="Calibri" w:eastAsia="Calibri" w:hAnsi="Calibri" w:cs="Calibri"/>
+          <w:sz w:val="22"/>
+          <w:szCs w:val="22"/>
+        </w:rPr>
+        <w:t xml:space="preserve">Confirm that project files are present under </w:t>
+      </w:r>
+      <w:r>
+        <w:rPr>
+          <w:rFonts w:ascii="Consolas" w:eastAsia="Consolas" w:hAnsi="Consolas" w:cs="Consolas"/>
+          <w:color w:val="AD1457"/>
+          <w:sz w:val="21"/>
+          <w:szCs w:val="21"/>
+        </w:rPr>
+        <w:t>/home/site/</w:t>
+      </w:r>
+      <w:proofErr w:type="spellStart"/>
+      <w:r>
+        <w:rPr>
+          <w:rFonts w:ascii="Consolas" w:eastAsia="Consolas" w:hAnsi="Consolas" w:cs="Consolas"/>
+          <w:color w:val="AD1457"/>
+          <w:sz w:val="21"/>
+          <w:szCs w:val="21"/>
+        </w:rPr>
+        <w:t>wwwroot</w:t>
+      </w:r>
+      <w:proofErr w:type="spellEnd"/>
+      <w:r>
+        <w:rPr>
+          <w:rFonts w:ascii="Calibri" w:eastAsia="Calibri" w:hAnsi="Calibri" w:cs="Calibri"/>
+          <w:sz w:val="22"/>
+          <w:szCs w:val="22"/>
+        </w:rPr>
+        <w:t>.</w:t>
+      </w:r>
+    </w:p>
     <w:p>
       <w:pPr>
         <w:pStyle w:val="ListParagraph"/>
@@ -1272,89 +2032,59 @@
       </w:pPr>
       <w:r>
         <w:rPr>
-          <w:rFonts w:ascii="Calibri" w:cs="Calibri" w:eastAsia="Calibri" w:hAnsi="Calibri"/>
-          <w:b/>
-          <w:bCs/>
-          <w:sz w:val="22"/>
-          <w:szCs w:val="22"/>
-        </w:rPr>
-        <w:t xml:space="preserve">Purpose: </w:t>
-      </w:r>
-      <w:r>
-        <w:rPr>
-          <w:rFonts w:ascii="Calibri" w:cs="Calibri" w:eastAsia="Calibri" w:hAnsi="Calibri"/>
-          <w:sz w:val="22"/>
-          <w:szCs w:val="22"/>
-        </w:rPr>
-        <w:t xml:space="preserve">Starts the Flask application using Gunicorn, a production-grade WSGI server.</w:t>
-      </w:r>
-    </w:p>
-    <w:p>
-      <w:pPr>
-        <w:pStyle w:val="Heading1"/>
-        <w:spacing w:after="160" w:before="320"/>
-      </w:pPr>
-      <w:r>
-        <w:t xml:space="preserve">8. Verify the Deployment</w:t>
-      </w:r>
-    </w:p>
-    <w:p>
-      <w:pPr>
-        <w:pStyle w:val="ListParagraph"/>
-        <w:numPr>
-          <w:ilvl w:val="0"/>
-          <w:numId w:val="2"/>
-        </w:numPr>
-        <w:spacing w:after="80"/>
-      </w:pPr>
-      <w:r>
-        <w:rPr>
-          <w:rFonts w:ascii="Calibri" w:cs="Calibri" w:eastAsia="Calibri" w:hAnsi="Calibri"/>
-          <w:sz w:val="22"/>
-          <w:szCs w:val="22"/>
-        </w:rPr>
-        <w:t xml:space="preserve">Open the Kudu console to inspect deployed files:</w:t>
+          <w:rFonts w:ascii="Calibri" w:eastAsia="Calibri" w:hAnsi="Calibri" w:cs="Calibri"/>
+          <w:sz w:val="22"/>
+          <w:szCs w:val="22"/>
+        </w:rPr>
+        <w:t>Open the live application in a browser:</w:t>
       </w:r>
     </w:p>
     <w:tbl>
       <w:tblPr>
-        <w:tblW w:type="dxa" w:w="9350"/>
+        <w:tblW w:w="9350" w:type="dxa"/>
         <w:tblBorders>
-          <w:top w:val="single" w:color="auto" w:sz="4"/>
-          <w:left w:val="single" w:color="auto" w:sz="4"/>
-          <w:bottom w:val="single" w:color="auto" w:sz="4"/>
-          <w:right w:val="single" w:color="auto" w:sz="4"/>
-          <w:insideH w:val="single" w:color="auto" w:sz="4"/>
-          <w:insideV w:val="single" w:color="auto" w:sz="4"/>
+          <w:top w:val="single" w:sz="4" w:space="0" w:color="auto"/>
+          <w:left w:val="single" w:sz="4" w:space="0" w:color="auto"/>
+          <w:bottom w:val="single" w:sz="4" w:space="0" w:color="auto"/>
+          <w:right w:val="single" w:sz="4" w:space="0" w:color="auto"/>
+          <w:insideH w:val="single" w:sz="4" w:space="0" w:color="auto"/>
+          <w:insideV w:val="single" w:sz="4" w:space="0" w:color="auto"/>
         </w:tblBorders>
+        <w:tblCellMar>
+          <w:left w:w="10" w:type="dxa"/>
+          <w:right w:w="10" w:type="dxa"/>
+        </w:tblCellMar>
+        <w:tblLook w:val="04A0" w:firstRow="1" w:lastRow="0" w:firstColumn="1" w:lastColumn="0" w:noHBand="0" w:noVBand="1"/>
       </w:tblPr>
       <w:tblGrid>
         <w:gridCol w:w="9350"/>
       </w:tblGrid>
       <w:tr>
+        <w:tblPrEx>
+          <w:tblCellMar>
+            <w:top w:w="0" w:type="dxa"/>
+            <w:bottom w:w="0" w:type="dxa"/>
+          </w:tblCellMar>
+        </w:tblPrEx>
         <w:tc>
           <w:tcPr>
-            <w:tcW w:type="dxa" w:w="9350"/>
-            <w:shd w:fill="F2F2F2" w:color="auto" w:val="clear"/>
+            <w:tcW w:w="9350" w:type="dxa"/>
+            <w:shd w:val="clear" w:color="auto" w:fill="F2F2F2"/>
             <w:tcMar>
-              <w:top w:type="dxa" w:w="120"/>
-              <w:left w:type="dxa" w:w="180"/>
-              <w:bottom w:type="dxa" w:w="120"/>
-              <w:right w:type="dxa" w:w="180"/>
+              <w:top w:w="120" w:type="dxa"/>
+              <w:left w:w="180" w:type="dxa"/>
+              <w:bottom w:w="120" w:type="dxa"/>
+              <w:right w:w="180" w:type="dxa"/>
             </w:tcMar>
           </w:tcPr>
           <w:p>
-            <w:pPr>
-              <w:spacing w:after="0"/>
-            </w:pPr>
-            <w:r>
-              <w:rPr>
-                <w:rFonts w:ascii="Consolas" w:cs="Consolas" w:eastAsia="Consolas" w:hAnsi="Consolas"/>
-                <w:color w:val="1F1F1F"/>
-                <w:sz w:val="20"/>
-                <w:szCs w:val="20"/>
-              </w:rPr>
-              <w:t xml:space="preserve">https://SandhyaVOISAI95.scm.azurewebsites.net</w:t>
+            <w:r>
+              <w:rPr>
+                <w:rFonts w:ascii="Consolas" w:eastAsia="Consolas" w:hAnsi="Consolas" w:cs="Consolas"/>
+                <w:color w:val="1F1F1F"/>
+              </w:rPr>
+              <w:lastRenderedPageBreak/>
+              <w:t>https://SandhyaVOISAI95.azurewebsites.net</w:t>
             </w:r>
           </w:p>
         </w:tc>
@@ -1362,257 +2092,97 @@
     </w:tbl>
     <w:p>
       <w:pPr>
-        <w:pStyle w:val="ListParagraph"/>
-        <w:numPr>
-          <w:ilvl w:val="0"/>
-          <w:numId w:val="2"/>
-        </w:numPr>
-        <w:spacing w:after="80"/>
-      </w:pPr>
-      <w:r>
-        <w:rPr>
-          <w:rFonts w:ascii="Calibri" w:cs="Calibri" w:eastAsia="Calibri" w:hAnsi="Calibri"/>
-          <w:sz w:val="22"/>
-          <w:szCs w:val="22"/>
-        </w:rPr>
-        <w:t xml:space="preserve">Confirm that project files are present under </w:t>
-      </w:r>
-      <w:r>
-        <w:rPr>
-          <w:rFonts w:ascii="Consolas" w:cs="Consolas" w:eastAsia="Consolas" w:hAnsi="Consolas"/>
+        <w:pStyle w:val="Heading1"/>
+        <w:spacing w:before="320" w:after="160"/>
+      </w:pPr>
+      <w:r>
+        <w:t>Summary</w:t>
+      </w:r>
+    </w:p>
+    <w:p>
+      <w:pPr>
+        <w:spacing w:after="40"/>
+      </w:pPr>
+      <w:r>
+        <w:rPr>
+          <w:rFonts w:ascii="Calibri" w:eastAsia="Calibri" w:hAnsi="Calibri" w:cs="Calibri"/>
+          <w:sz w:val="22"/>
+          <w:szCs w:val="22"/>
+        </w:rPr>
+        <w:t xml:space="preserve">Upon completion of these eight steps, the Flask ML application is deployed to Azure App Service using the Zip Deploy method. Application dependencies are installed automatically from </w:t>
+      </w:r>
+      <w:r>
+        <w:rPr>
+          <w:rFonts w:ascii="Consolas" w:eastAsia="Consolas" w:hAnsi="Consolas" w:cs="Consolas"/>
           <w:color w:val="AD1457"/>
           <w:sz w:val="21"/>
           <w:szCs w:val="21"/>
         </w:rPr>
-        <w:t xml:space="preserve">/home/site/wwwroot</w:t>
-      </w:r>
-      <w:r>
-        <w:rPr>
-          <w:rFonts w:ascii="Calibri" w:cs="Calibri" w:eastAsia="Calibri" w:hAnsi="Calibri"/>
-          <w:sz w:val="22"/>
-          <w:szCs w:val="22"/>
-        </w:rPr>
-        <w:t xml:space="preserve">.</w:t>
-      </w:r>
-    </w:p>
-    <w:p>
-      <w:pPr>
-        <w:pStyle w:val="ListParagraph"/>
-        <w:numPr>
-          <w:ilvl w:val="0"/>
-          <w:numId w:val="2"/>
-        </w:numPr>
-        <w:spacing w:after="80"/>
-      </w:pPr>
-      <w:r>
-        <w:rPr>
-          <w:rFonts w:ascii="Calibri" w:cs="Calibri" w:eastAsia="Calibri" w:hAnsi="Calibri"/>
-          <w:sz w:val="22"/>
-          <w:szCs w:val="22"/>
-        </w:rPr>
-        <w:t xml:space="preserve">Open the live application in a browser:</w:t>
-      </w:r>
-    </w:p>
-    <w:tbl>
-      <w:tblPr>
-        <w:tblW w:type="dxa" w:w="9350"/>
-        <w:tblBorders>
-          <w:top w:val="single" w:color="auto" w:sz="4"/>
-          <w:left w:val="single" w:color="auto" w:sz="4"/>
-          <w:bottom w:val="single" w:color="auto" w:sz="4"/>
-          <w:right w:val="single" w:color="auto" w:sz="4"/>
-          <w:insideH w:val="single" w:color="auto" w:sz="4"/>
-          <w:insideV w:val="single" w:color="auto" w:sz="4"/>
-        </w:tblBorders>
-      </w:tblPr>
-      <w:tblGrid>
-        <w:gridCol w:w="9350"/>
-      </w:tblGrid>
-      <w:tr>
-        <w:tc>
-          <w:tcPr>
-            <w:tcW w:type="dxa" w:w="9350"/>
-            <w:shd w:fill="F2F2F2" w:color="auto" w:val="clear"/>
-            <w:tcMar>
-              <w:top w:type="dxa" w:w="120"/>
-              <w:left w:type="dxa" w:w="180"/>
-              <w:bottom w:type="dxa" w:w="120"/>
-              <w:right w:type="dxa" w:w="180"/>
-            </w:tcMar>
-          </w:tcPr>
-          <w:p>
-            <w:pPr>
-              <w:spacing w:after="0"/>
-            </w:pPr>
-            <w:r>
-              <w:rPr>
-                <w:rFonts w:ascii="Consolas" w:cs="Consolas" w:eastAsia="Consolas" w:hAnsi="Consolas"/>
-                <w:color w:val="1F1F1F"/>
-                <w:sz w:val="20"/>
-                <w:szCs w:val="20"/>
-              </w:rPr>
-              <w:t xml:space="preserve">https://SandhyaVOISAI95.azurewebsites.net</w:t>
-            </w:r>
-          </w:p>
-        </w:tc>
-      </w:tr>
-    </w:tbl>
-    <w:p>
-      <w:pPr>
-        <w:pStyle w:val="Heading1"/>
-        <w:spacing w:after="160" w:before="320"/>
-      </w:pPr>
-      <w:r>
-        <w:t xml:space="preserve">Summary</w:t>
-      </w:r>
-    </w:p>
-    <w:p>
-      <w:pPr>
-        <w:spacing w:after="40"/>
-      </w:pPr>
-      <w:r>
-        <w:rPr>
-          <w:rFonts w:ascii="Calibri" w:cs="Calibri" w:eastAsia="Calibri" w:hAnsi="Calibri"/>
-          <w:sz w:val="22"/>
-          <w:szCs w:val="22"/>
-        </w:rPr>
-        <w:t xml:space="preserve">Upon completion of these eight steps, the Flask ML application is deployed to Azure App Service using the Zip Deploy method. Application dependencies are installed automatically from </w:t>
-      </w:r>
-      <w:r>
-        <w:rPr>
-          <w:rFonts w:ascii="Consolas" w:cs="Consolas" w:eastAsia="Consolas" w:hAnsi="Consolas"/>
-          <w:color w:val="AD1457"/>
-          <w:sz w:val="21"/>
-          <w:szCs w:val="21"/>
-        </w:rPr>
-        <w:t xml:space="preserve">requirements.txt</w:t>
-      </w:r>
-      <w:r>
-        <w:rPr>
-          <w:rFonts w:ascii="Calibri" w:cs="Calibri" w:eastAsia="Calibri" w:hAnsi="Calibri"/>
-          <w:sz w:val="22"/>
-          <w:szCs w:val="22"/>
-        </w:rPr>
-        <w:t xml:space="preserve">, and Gunicorn serves the application in a production environment.</w:t>
+        <w:t>requirements.txt</w:t>
+      </w:r>
+      <w:r>
+        <w:rPr>
+          <w:rFonts w:ascii="Calibri" w:eastAsia="Calibri" w:hAnsi="Calibri" w:cs="Calibri"/>
+          <w:sz w:val="22"/>
+          <w:szCs w:val="22"/>
+        </w:rPr>
+        <w:t xml:space="preserve">, and </w:t>
+      </w:r>
+      <w:proofErr w:type="spellStart"/>
+      <w:r>
+        <w:rPr>
+          <w:rFonts w:ascii="Calibri" w:eastAsia="Calibri" w:hAnsi="Calibri" w:cs="Calibri"/>
+          <w:sz w:val="22"/>
+          <w:szCs w:val="22"/>
+        </w:rPr>
+        <w:t>Gunicorn</w:t>
+      </w:r>
+      <w:proofErr w:type="spellEnd"/>
+      <w:r>
+        <w:rPr>
+          <w:rFonts w:ascii="Calibri" w:eastAsia="Calibri" w:hAnsi="Calibri" w:cs="Calibri"/>
+          <w:sz w:val="22"/>
+          <w:szCs w:val="22"/>
+        </w:rPr>
+        <w:t xml:space="preserve"> serves the application in a production environment.</w:t>
       </w:r>
     </w:p>
     <w:p>
       <w:pPr>
         <w:pBdr>
-          <w:top w:val="single" w:color="BFBFBF" w:sz="6" w:space="4"/>
+          <w:top w:val="single" w:sz="6" w:space="4" w:color="BFBFBF"/>
         </w:pBdr>
-        <w:spacing w:after="80" w:before="300"/>
-      </w:pPr>
-    </w:p>
-    <w:p>
-      <w:pPr>
-        <w:spacing w:after="0"/>
-      </w:pPr>
-      <w:r>
-        <w:rPr>
-          <w:rFonts w:ascii="Calibri" w:cs="Calibri" w:eastAsia="Calibri" w:hAnsi="Calibri"/>
+        <w:spacing w:before="300" w:after="80"/>
+      </w:pPr>
+    </w:p>
+    <w:p>
+      <w:r>
+        <w:rPr>
+          <w:rFonts w:ascii="Calibri" w:eastAsia="Calibri" w:hAnsi="Calibri" w:cs="Calibri"/>
           <w:i/>
           <w:iCs/>
           <w:color w:val="808080"/>
-          <w:sz w:val="20"/>
-          <w:szCs w:val="20"/>
-        </w:rPr>
-        <w:t xml:space="preserve">End of Document</w:t>
+        </w:rPr>
+        <w:t>End of Document</w:t>
       </w:r>
     </w:p>
     <w:sectPr>
-      <w:pgSz w:w="12240" w:h="15840" w:orient="portrait"/>
+      <w:pgSz w:w="12240" w:h="15840"/>
       <w:pgMar w:top="1080" w:right="1260" w:bottom="1080" w:left="1260" w:header="708" w:footer="708" w:gutter="0"/>
-      <w:pgNumType/>
+      <w:cols w:space="720"/>
       <w:docGrid w:linePitch="360"/>
     </w:sectPr>
   </w:body>
 </w:document>
 </file>
 
-<file path=word/comments.xml><?xml version="1.0" encoding="utf-8"?>
-<w:comments xmlns:cx="http://schemas.microsoft.com/office/drawing/2014/chartex" xmlns:cx1="http://schemas.microsoft.com/office/drawing/2015/9/8/chartex" xmlns:cx2="http://schemas.microsoft.com/office/drawing/2015/10/21/chartex" xmlns:cx3="http://schemas.microsoft.com/office/drawing/2016/5/9/chartex" xmlns:cx4="http://schemas.microsoft.com/office/drawing/2016/5/10/chartex" xmlns:cx5="http://schemas.microsoft.com/office/drawing/2016/5/11/chartex" xmlns:cx6="http://schemas.microsoft.com/office/drawing/2016/5/12/chartex" xmlns:cx7="http://schemas.microsoft.com/office/drawing/2016/5/13/chartex" xmlns:cx8="http://schemas.microsoft.com/office/drawing/2016/5/14/chartex" xmlns:mc="http://schemas.openxmlformats.org/markup-compatibility/2006" xmlns:aink="http://schemas.microsoft.com/office/drawing/2016/ink" xmlns:am3d="http://schemas.microsoft.com/office/drawing/2017/model3d" xmlns:o="urn:schemas-microsoft-com:office:office" xmlns:r="http://schemas.openxmlformats.org/officeDocument/2006/relationships" xmlns:m="http://schemas.openxmlformats.org/officeDocument/2006/math" xmlns:v="urn:schemas-microsoft-com:vml" xmlns:wp14="http://schemas.microsoft.com/office/word/2010/wordprocessingDrawing" xmlns:wp="http://schemas.openxmlformats.org/drawingml/2006/wordprocessingDrawing" xmlns:w10="urn:schemas-microsoft-com:office:word" xmlns:w="http://schemas.openxmlformats.org/wordprocessingml/2006/main" xmlns:w14="http://schemas.microsoft.com/office/word/2010/wordml" xmlns:w15="http://schemas.microsoft.com/office/word/2012/wordml" xmlns:w16cex="http://schemas.microsoft.com/office/word/2018/wordml/cex" xmlns:w16cid="http://schemas.microsoft.com/office/word/2016/wordml/cid" xmlns:w16="http://schemas.microsoft.com/office/word/2018/wordml" xmlns:w16sdtdh="http://schemas.microsoft.com/office/word/2020/wordml/sdtdatahash" xmlns:w16se="http://schemas.microsoft.com/office/word/2015/wordml/symex" xmlns:wpg="http://schemas.microsoft.com/office/word/2010/wordprocessingGroup" xmlns:wpi="http://schemas.microsoft.com/office/word/2010/wordprocessingInk" xmlns:wne="http://schemas.microsoft.com/office/word/2006/wordml" xmlns:wps="http://schemas.microsoft.com/office/word/2010/wordprocessingShape"/>
-</file>
-
-<file path=word/endnotes.xml><?xml version="1.0" encoding="utf-8"?>
-<w:endnotes xmlns:wpc="http://schemas.microsoft.com/office/word/2010/wordprocessingCanvas" xmlns:mc="http://schemas.openxmlformats.org/markup-compatibility/2006" xmlns:o="urn:schemas-microsoft-com:office:office" xmlns:r="http://schemas.openxmlformats.org/officeDocument/2006/relationships" xmlns:m="http://schemas.openxmlformats.org/officeDocument/2006/math" xmlns:v="urn:schemas-microsoft-com:vml" xmlns:wp14="http://schemas.microsoft.com/office/word/2010/wordprocessingDrawing" xmlns:wp="http://schemas.openxmlformats.org/drawingml/2006/wordprocessingDrawing" xmlns:w10="urn:schemas-microsoft-com:office:word" xmlns:w="http://schemas.openxmlformats.org/wordprocessingml/2006/main" xmlns:w14="http://schemas.microsoft.com/office/word/2010/wordml" xmlns:w15="http://schemas.microsoft.com/office/word/2012/wordml" xmlns:wpg="http://schemas.microsoft.com/office/word/2010/wordprocessingGroup" xmlns:wpi="http://schemas.microsoft.com/office/word/2010/wordprocessingInk" xmlns:wne="http://schemas.microsoft.com/office/word/2006/wordml" xmlns:wps="http://schemas.microsoft.com/office/word/2010/wordprocessingShape" mc:Ignorable="w14 w15 wp14">
-  <w:endnote w:type="separator" w:id="-1">
-    <w:p>
-      <w:pPr>
-        <w:spacing w:after="0" w:line="240" w:lineRule="auto"/>
-      </w:pPr>
-      <w:r>
-        <w:rPr>
-          <w:rStyle w:val="EndnoteReference"/>
-        </w:rPr>
-        <w:endnoteRef/>
-      </w:r>
-      <w:r>
-        <w:separator/>
-      </w:r>
-    </w:p>
-  </w:endnote>
-  <w:endnote w:type="continuationSeparator" w:id="0">
-    <w:p>
-      <w:pPr>
-        <w:spacing w:after="0" w:line="240" w:lineRule="auto"/>
-      </w:pPr>
-      <w:r>
-        <w:rPr>
-          <w:rStyle w:val="EndnoteReference"/>
-        </w:rPr>
-        <w:endnoteRef/>
-      </w:r>
-      <w:r>
-        <w:continuationSeparator/>
-      </w:r>
-    </w:p>
-  </w:endnote>
-</w:endnotes>
-</file>
-
-<file path=word/footnotes.xml><?xml version="1.0" encoding="utf-8"?>
-<w:footnotes xmlns:wpc="http://schemas.microsoft.com/office/word/2010/wordprocessingCanvas" xmlns:mc="http://schemas.openxmlformats.org/markup-compatibility/2006" xmlns:o="urn:schemas-microsoft-com:office:office" xmlns:r="http://schemas.openxmlformats.org/officeDocument/2006/relationships" xmlns:m="http://schemas.openxmlformats.org/officeDocument/2006/math" xmlns:v="urn:schemas-microsoft-com:vml" xmlns:wp14="http://schemas.microsoft.com/office/word/2010/wordprocessingDrawing" xmlns:wp="http://schemas.openxmlformats.org/drawingml/2006/wordprocessingDrawing" xmlns:w10="urn:schemas-microsoft-com:office:word" xmlns:w="http://schemas.openxmlformats.org/wordprocessingml/2006/main" xmlns:w14="http://schemas.microsoft.com/office/word/2010/wordml" xmlns:w15="http://schemas.microsoft.com/office/word/2012/wordml" xmlns:wpg="http://schemas.microsoft.com/office/word/2010/wordprocessingGroup" xmlns:wpi="http://schemas.microsoft.com/office/word/2010/wordprocessingInk" xmlns:wne="http://schemas.microsoft.com/office/word/2006/wordml" xmlns:wps="http://schemas.microsoft.com/office/word/2010/wordprocessingShape" mc:Ignorable="w14 w15 wp14">
-  <w:footnote w:type="separator" w:id="-1">
-    <w:p>
-      <w:pPr>
-        <w:spacing w:after="0" w:line="240" w:lineRule="auto"/>
-      </w:pPr>
-      <w:r>
-        <w:rPr>
-          <w:rStyle w:val="FootnoteReference"/>
-        </w:rPr>
-        <w:footnoteRef/>
-      </w:r>
-      <w:r>
-        <w:separator/>
-      </w:r>
-    </w:p>
-  </w:footnote>
-  <w:footnote w:type="continuationSeparator" w:id="0">
-    <w:p>
-      <w:pPr>
-        <w:spacing w:after="0" w:line="240" w:lineRule="auto"/>
-      </w:pPr>
-      <w:r>
-        <w:rPr>
-          <w:rStyle w:val="FootnoteReference"/>
-        </w:rPr>
-        <w:footnoteRef/>
-      </w:r>
-      <w:r>
-        <w:continuationSeparator/>
-      </w:r>
-    </w:p>
-  </w:footnote>
-</w:footnotes>
-</file>
-
 <file path=word/numbering.xml><?xml version="1.0" encoding="utf-8"?>
-<w:numbering xmlns:wpc="http://schemas.microsoft.com/office/word/2010/wordprocessingCanvas" xmlns:mc="http://schemas.openxmlformats.org/markup-compatibility/2006" xmlns:o="urn:schemas-microsoft-com:office:office" xmlns:r="http://schemas.openxmlformats.org/officeDocument/2006/relationships" xmlns:m="http://schemas.openxmlformats.org/officeDocument/2006/math" xmlns:v="urn:schemas-microsoft-com:vml" xmlns:wp14="http://schemas.microsoft.com/office/word/2010/wordprocessingDrawing" xmlns:wp="http://schemas.openxmlformats.org/drawingml/2006/wordprocessingDrawing" xmlns:w10="urn:schemas-microsoft-com:office:word" xmlns:w="http://schemas.openxmlformats.org/wordprocessingml/2006/main" xmlns:w14="http://schemas.microsoft.com/office/word/2010/wordml" xmlns:w15="http://schemas.microsoft.com/office/word/2012/wordml" xmlns:wpg="http://schemas.microsoft.com/office/word/2010/wordprocessingGroup" xmlns:wpi="http://schemas.microsoft.com/office/word/2010/wordprocessingInk" xmlns:wne="http://schemas.microsoft.com/office/word/2006/wordml" xmlns:wps="http://schemas.microsoft.com/office/word/2010/wordprocessingShape" mc:Ignorable="w14 w15 wp14">
-  <w:abstractNum w:abstractNumId="1" w15:restartNumberingAfterBreak="0">
+<w:numbering xmlns:wpc="http://schemas.microsoft.com/office/word/2010/wordprocessingCanvas" xmlns:cx="http://schemas.microsoft.com/office/drawing/2014/chartex" xmlns:cx1="http://schemas.microsoft.com/office/drawing/2015/9/8/chartex" xmlns:cx2="http://schemas.microsoft.com/office/drawing/2015/10/21/chartex" xmlns:cx3="http://schemas.microsoft.com/office/drawing/2016/5/9/chartex" xmlns:cx4="http://schemas.microsoft.com/office/drawing/2016/5/10/chartex" xmlns:cx5="http://schemas.microsoft.com/office/drawing/2016/5/11/chartex" xmlns:cx6="http://schemas.microsoft.com/office/drawing/2016/5/12/chartex" xmlns:cx7="http://schemas.microsoft.com/office/drawing/2016/5/13/chartex" xmlns:cx8="http://schemas.microsoft.com/office/drawing/2016/5/14/chartex" xmlns:mc="http://schemas.openxmlformats.org/markup-compatibility/2006" xmlns:aink="http://schemas.microsoft.com/office/drawing/2016/ink" xmlns:am3d="http://schemas.microsoft.com/office/drawing/2017/model3d" xmlns:o="urn:schemas-microsoft-com:office:office" xmlns:oel="http://schemas.microsoft.com/office/2019/extlst" xmlns:r="http://schemas.openxmlformats.org/officeDocument/2006/relationships" xmlns:m="http://schemas.openxmlformats.org/officeDocument/2006/math" xmlns:v="urn:schemas-microsoft-com:vml" xmlns:wp14="http://schemas.microsoft.com/office/word/2010/wordprocessingDrawing" xmlns:wp="http://schemas.openxmlformats.org/drawingml/2006/wordprocessingDrawing" xmlns:w10="urn:schemas-microsoft-com:office:word" xmlns:w="http://schemas.openxmlformats.org/wordprocessingml/2006/main" xmlns:w14="http://schemas.microsoft.com/office/word/2010/wordml" xmlns:w15="http://schemas.microsoft.com/office/word/2012/wordml" xmlns:w16cex="http://schemas.microsoft.com/office/word/2018/wordml/cex" xmlns:w16cid="http://schemas.microsoft.com/office/word/2016/wordml/cid" xmlns:w16="http://schemas.microsoft.com/office/word/2018/wordml" xmlns:w16du="http://schemas.microsoft.com/office/word/2023/wordml/word16du" xmlns:w16sdtdh="http://schemas.microsoft.com/office/word/2020/wordml/sdtdatahash" xmlns:w16sdtfl="http://schemas.microsoft.com/office/word/2024/wordml/sdtformatlock" xmlns:w16se="http://schemas.microsoft.com/office/word/2015/wordml/symex" xmlns:wpg="http://schemas.microsoft.com/office/word/2010/wordprocessingGroup" xmlns:wpi="http://schemas.microsoft.com/office/word/2010/wordprocessingInk" xmlns:wne="http://schemas.microsoft.com/office/word/2006/wordml" xmlns:wps="http://schemas.microsoft.com/office/word/2010/wordprocessingShape" mc:Ignorable="w14 w15 w16se w16cid w16 w16cex w16sdtdh w16sdtfl w16du wp14">
+  <w:abstractNum w:abstractNumId="0" w15:restartNumberingAfterBreak="0">
+    <w:nsid w:val="1B577CB4"/>
     <w:multiLevelType w:val="hybridMultilevel"/>
-    <w:lvl w:ilvl="0" w15:tentative="1">
+    <w:tmpl w:val="84181F2A"/>
+    <w:lvl w:ilvl="0" w:tplc="0E2AA5C6">
       <w:start w:val="1"/>
       <w:numFmt w:val="bullet"/>
       <w:lvlText w:val="●"/>
@@ -1621,7 +2191,7 @@
         <w:ind w:left="720" w:hanging="360"/>
       </w:pPr>
     </w:lvl>
-    <w:lvl w:ilvl="1" w15:tentative="1">
+    <w:lvl w:ilvl="1" w:tplc="1AD25CBA">
       <w:start w:val="1"/>
       <w:numFmt w:val="bullet"/>
       <w:lvlText w:val="○"/>
@@ -1630,7 +2200,7 @@
         <w:ind w:left="1440" w:hanging="360"/>
       </w:pPr>
     </w:lvl>
-    <w:lvl w:ilvl="2" w15:tentative="1">
+    <w:lvl w:ilvl="2" w:tplc="CB481344">
       <w:start w:val="1"/>
       <w:numFmt w:val="bullet"/>
       <w:lvlText w:val="■"/>
@@ -1639,7 +2209,7 @@
         <w:ind w:left="2160" w:hanging="360"/>
       </w:pPr>
     </w:lvl>
-    <w:lvl w:ilvl="3" w15:tentative="1">
+    <w:lvl w:ilvl="3" w:tplc="9C1092B0">
       <w:start w:val="1"/>
       <w:numFmt w:val="bullet"/>
       <w:lvlText w:val="●"/>
@@ -1648,7 +2218,7 @@
         <w:ind w:left="2880" w:hanging="360"/>
       </w:pPr>
     </w:lvl>
-    <w:lvl w:ilvl="4" w15:tentative="1">
+    <w:lvl w:ilvl="4" w:tplc="ED9072B2">
       <w:start w:val="1"/>
       <w:numFmt w:val="bullet"/>
       <w:lvlText w:val="○"/>
@@ -1657,7 +2227,7 @@
         <w:ind w:left="3600" w:hanging="360"/>
       </w:pPr>
     </w:lvl>
-    <w:lvl w:ilvl="5" w15:tentative="1">
+    <w:lvl w:ilvl="5" w:tplc="704A6178">
       <w:start w:val="1"/>
       <w:numFmt w:val="bullet"/>
       <w:lvlText w:val="■"/>
@@ -1666,7 +2236,7 @@
         <w:ind w:left="4320" w:hanging="360"/>
       </w:pPr>
     </w:lvl>
-    <w:lvl w:ilvl="6" w15:tentative="1">
+    <w:lvl w:ilvl="6" w:tplc="BB88FA28">
       <w:start w:val="1"/>
       <w:numFmt w:val="bullet"/>
       <w:lvlText w:val="●"/>
@@ -1675,7 +2245,7 @@
         <w:ind w:left="5040" w:hanging="360"/>
       </w:pPr>
     </w:lvl>
-    <w:lvl w:ilvl="7" w15:tentative="1">
+    <w:lvl w:ilvl="7" w:tplc="6DFE060C">
       <w:start w:val="1"/>
       <w:numFmt w:val="bullet"/>
       <w:lvlText w:val="●"/>
@@ -1684,7 +2254,7 @@
         <w:ind w:left="5760" w:hanging="360"/>
       </w:pPr>
     </w:lvl>
-    <w:lvl w:ilvl="8" w15:tentative="1">
+    <w:lvl w:ilvl="8" w:tplc="363AAFD8">
       <w:start w:val="1"/>
       <w:numFmt w:val="bullet"/>
       <w:lvlText w:val="●"/>
@@ -1694,9 +2264,11 @@
       </w:pPr>
     </w:lvl>
   </w:abstractNum>
-  <w:abstractNum w:abstractNumId="2" w15:restartNumberingAfterBreak="0">
+  <w:abstractNum w:abstractNumId="1" w15:restartNumberingAfterBreak="0">
+    <w:nsid w:val="4C0C38F8"/>
     <w:multiLevelType w:val="hybridMultilevel"/>
-    <w:lvl w:ilvl="0" w15:tentative="1">
+    <w:tmpl w:val="8BB8841A"/>
+    <w:lvl w:ilvl="0" w:tplc="7F94C484">
       <w:start w:val="1"/>
       <w:numFmt w:val="bullet"/>
       <w:lvlText w:val="•"/>
@@ -1705,7 +2277,7 @@
         <w:ind w:left="576" w:hanging="288"/>
       </w:pPr>
     </w:lvl>
-    <w:lvl w:ilvl="1" w15:tentative="1">
+    <w:lvl w:ilvl="1" w:tplc="A18859A2">
       <w:start w:val="1"/>
       <w:numFmt w:val="bullet"/>
       <w:lvlText w:val="◦"/>
@@ -1714,15 +2286,50 @@
         <w:ind w:left="1152" w:hanging="288"/>
       </w:pPr>
     </w:lvl>
+    <w:lvl w:ilvl="2" w:tplc="FE7EC7B0">
+      <w:numFmt w:val="decimal"/>
+      <w:lvlText w:val=""/>
+      <w:lvlJc w:val="left"/>
+    </w:lvl>
+    <w:lvl w:ilvl="3" w:tplc="20F6D3AC">
+      <w:numFmt w:val="decimal"/>
+      <w:lvlText w:val=""/>
+      <w:lvlJc w:val="left"/>
+    </w:lvl>
+    <w:lvl w:ilvl="4" w:tplc="2D44ECE8">
+      <w:numFmt w:val="decimal"/>
+      <w:lvlText w:val=""/>
+      <w:lvlJc w:val="left"/>
+    </w:lvl>
+    <w:lvl w:ilvl="5" w:tplc="0D48FB62">
+      <w:numFmt w:val="decimal"/>
+      <w:lvlText w:val=""/>
+      <w:lvlJc w:val="left"/>
+    </w:lvl>
+    <w:lvl w:ilvl="6" w:tplc="7E8A1638">
+      <w:numFmt w:val="decimal"/>
+      <w:lvlText w:val=""/>
+      <w:lvlJc w:val="left"/>
+    </w:lvl>
+    <w:lvl w:ilvl="7" w:tplc="D208082C">
+      <w:numFmt w:val="decimal"/>
+      <w:lvlText w:val=""/>
+      <w:lvlJc w:val="left"/>
+    </w:lvl>
+    <w:lvl w:ilvl="8" w:tplc="DD405BEC">
+      <w:numFmt w:val="decimal"/>
+      <w:lvlText w:val=""/>
+      <w:lvlJc w:val="left"/>
+    </w:lvl>
   </w:abstractNum>
-  <w:num w:numId="1">
-    <w:abstractNumId w:val="1"/>
+  <w:num w:numId="1" w16cid:durableId="675810519">
+    <w:abstractNumId w:val="0"/>
     <w:lvlOverride w:ilvl="0">
       <w:startOverride w:val="1"/>
     </w:lvlOverride>
   </w:num>
-  <w:num w:numId="2">
-    <w:abstractNumId w:val="2"/>
+  <w:num w:numId="2" w16cid:durableId="41248884">
+    <w:abstractNumId w:val="1"/>
     <w:lvlOverride w:ilvl="0">
       <w:startOverride w:val="1"/>
     </w:lvlOverride>
@@ -1731,26 +2338,405 @@
 </file>
 
 <file path=word/styles.xml><?xml version="1.0" encoding="utf-8"?>
-<w:styles xmlns:mc="http://schemas.openxmlformats.org/markup-compatibility/2006" xmlns:r="http://schemas.openxmlformats.org/officeDocument/2006/relationships" xmlns:w="http://schemas.openxmlformats.org/wordprocessingml/2006/main" xmlns:w14="http://schemas.microsoft.com/office/word/2010/wordml" xmlns:w15="http://schemas.microsoft.com/office/word/2012/wordml" mc:Ignorable="w14 w15">
+<w:styles xmlns:mc="http://schemas.openxmlformats.org/markup-compatibility/2006" xmlns:r="http://schemas.openxmlformats.org/officeDocument/2006/relationships" xmlns:w="http://schemas.openxmlformats.org/wordprocessingml/2006/main" xmlns:w14="http://schemas.microsoft.com/office/word/2010/wordml" xmlns:w15="http://schemas.microsoft.com/office/word/2012/wordml" xmlns:w16cex="http://schemas.microsoft.com/office/word/2018/wordml/cex" xmlns:w16cid="http://schemas.microsoft.com/office/word/2016/wordml/cid" xmlns:w16="http://schemas.microsoft.com/office/word/2018/wordml" xmlns:w16du="http://schemas.microsoft.com/office/word/2023/wordml/word16du" xmlns:w16sdtdh="http://schemas.microsoft.com/office/word/2020/wordml/sdtdatahash" xmlns:w16sdtfl="http://schemas.microsoft.com/office/word/2024/wordml/sdtformatlock" xmlns:w16se="http://schemas.microsoft.com/office/word/2015/wordml/symex" mc:Ignorable="w14 w15 w16se w16cid w16 w16cex w16sdtdh w16sdtfl w16du">
   <w:docDefaults>
-    <w:rPrDefault/>
+    <w:rPrDefault>
+      <w:rPr>
+        <w:rFonts w:ascii="Times New Roman" w:eastAsia="Times New Roman" w:hAnsi="Times New Roman" w:cs="Times New Roman"/>
+        <w:lang w:val="en-US" w:eastAsia="en-US" w:bidi="ar-SA"/>
+      </w:rPr>
+    </w:rPrDefault>
     <w:pPrDefault/>
   </w:docDefaults>
-  <w:style w:type="paragraph" w:styleId="Title">
-    <w:name w:val="Title"/>
-    <w:basedOn w:val="Normal"/>
-    <w:next w:val="Normal"/>
+  <w:latentStyles w:defLockedState="0" w:defUIPriority="99" w:defSemiHidden="0" w:defUnhideWhenUsed="0" w:defQFormat="0" w:count="376">
+    <w:lsdException w:name="Normal" w:uiPriority="0" w:qFormat="1"/>
+    <w:lsdException w:name="heading 1" w:uiPriority="9" w:qFormat="1"/>
+    <w:lsdException w:name="heading 2" w:semiHidden="1" w:uiPriority="9" w:unhideWhenUsed="1" w:qFormat="1"/>
+    <w:lsdException w:name="heading 3" w:semiHidden="1" w:uiPriority="9" w:unhideWhenUsed="1" w:qFormat="1"/>
+    <w:lsdException w:name="heading 4" w:semiHidden="1" w:uiPriority="9" w:unhideWhenUsed="1" w:qFormat="1"/>
+    <w:lsdException w:name="heading 5" w:semiHidden="1" w:uiPriority="9" w:unhideWhenUsed="1" w:qFormat="1"/>
+    <w:lsdException w:name="heading 6" w:semiHidden="1" w:uiPriority="9" w:unhideWhenUsed="1" w:qFormat="1"/>
+    <w:lsdException w:name="heading 7" w:semiHidden="1" w:uiPriority="9" w:unhideWhenUsed="1" w:qFormat="1"/>
+    <w:lsdException w:name="heading 8" w:semiHidden="1" w:uiPriority="9" w:unhideWhenUsed="1" w:qFormat="1"/>
+    <w:lsdException w:name="heading 9" w:semiHidden="1" w:uiPriority="9" w:unhideWhenUsed="1" w:qFormat="1"/>
+    <w:lsdException w:name="index 1" w:semiHidden="1" w:unhideWhenUsed="1"/>
+    <w:lsdException w:name="index 2" w:semiHidden="1" w:unhideWhenUsed="1"/>
+    <w:lsdException w:name="index 3" w:semiHidden="1" w:unhideWhenUsed="1"/>
+    <w:lsdException w:name="index 4" w:semiHidden="1" w:unhideWhenUsed="1"/>
+    <w:lsdException w:name="index 5" w:semiHidden="1" w:unhideWhenUsed="1"/>
+    <w:lsdException w:name="index 6" w:semiHidden="1" w:unhideWhenUsed="1"/>
+    <w:lsdException w:name="index 7" w:semiHidden="1" w:unhideWhenUsed="1"/>
+    <w:lsdException w:name="index 8" w:semiHidden="1" w:unhideWhenUsed="1"/>
+    <w:lsdException w:name="index 9" w:semiHidden="1" w:unhideWhenUsed="1"/>
+    <w:lsdException w:name="toc 1" w:semiHidden="1" w:uiPriority="39" w:unhideWhenUsed="1"/>
+    <w:lsdException w:name="toc 2" w:semiHidden="1" w:uiPriority="39" w:unhideWhenUsed="1"/>
+    <w:lsdException w:name="toc 3" w:semiHidden="1" w:uiPriority="39" w:unhideWhenUsed="1"/>
+    <w:lsdException w:name="toc 4" w:semiHidden="1" w:uiPriority="39" w:unhideWhenUsed="1"/>
+    <w:lsdException w:name="toc 5" w:semiHidden="1" w:uiPriority="39" w:unhideWhenUsed="1"/>
+    <w:lsdException w:name="toc 6" w:semiHidden="1" w:uiPriority="39" w:unhideWhenUsed="1"/>
+    <w:lsdException w:name="toc 7" w:semiHidden="1" w:uiPriority="39" w:unhideWhenUsed="1"/>
+    <w:lsdException w:name="toc 8" w:semiHidden="1" w:uiPriority="39" w:unhideWhenUsed="1"/>
+    <w:lsdException w:name="toc 9" w:semiHidden="1" w:uiPriority="39" w:unhideWhenUsed="1"/>
+    <w:lsdException w:name="Normal Indent" w:semiHidden="1" w:unhideWhenUsed="1"/>
+    <w:lsdException w:name="footnote text" w:semiHidden="1" w:unhideWhenUsed="1"/>
+    <w:lsdException w:name="annotation text" w:semiHidden="1" w:unhideWhenUsed="1"/>
+    <w:lsdException w:name="header" w:semiHidden="1" w:unhideWhenUsed="1"/>
+    <w:lsdException w:name="footer" w:semiHidden="1" w:unhideWhenUsed="1"/>
+    <w:lsdException w:name="index heading" w:semiHidden="1" w:unhideWhenUsed="1"/>
+    <w:lsdException w:name="caption" w:semiHidden="1" w:uiPriority="35" w:unhideWhenUsed="1" w:qFormat="1"/>
+    <w:lsdException w:name="table of figures" w:semiHidden="1" w:unhideWhenUsed="1"/>
+    <w:lsdException w:name="envelope address" w:semiHidden="1" w:unhideWhenUsed="1"/>
+    <w:lsdException w:name="envelope return" w:semiHidden="1" w:unhideWhenUsed="1"/>
+    <w:lsdException w:name="footnote reference" w:semiHidden="1" w:unhideWhenUsed="1"/>
+    <w:lsdException w:name="annotation reference" w:semiHidden="1" w:unhideWhenUsed="1"/>
+    <w:lsdException w:name="line number" w:semiHidden="1" w:unhideWhenUsed="1"/>
+    <w:lsdException w:name="page number" w:semiHidden="1" w:unhideWhenUsed="1"/>
+    <w:lsdException w:name="endnote reference" w:semiHidden="1" w:unhideWhenUsed="1"/>
+    <w:lsdException w:name="endnote text" w:semiHidden="1" w:unhideWhenUsed="1"/>
+    <w:lsdException w:name="table of authorities" w:semiHidden="1" w:unhideWhenUsed="1"/>
+    <w:lsdException w:name="macro" w:semiHidden="1" w:unhideWhenUsed="1"/>
+    <w:lsdException w:name="toa heading" w:semiHidden="1" w:unhideWhenUsed="1"/>
+    <w:lsdException w:name="List" w:semiHidden="1" w:unhideWhenUsed="1"/>
+    <w:lsdException w:name="List Bullet" w:semiHidden="1" w:unhideWhenUsed="1"/>
+    <w:lsdException w:name="List Number" w:semiHidden="1" w:unhideWhenUsed="1"/>
+    <w:lsdException w:name="List 2" w:semiHidden="1" w:unhideWhenUsed="1"/>
+    <w:lsdException w:name="List 3" w:semiHidden="1" w:unhideWhenUsed="1"/>
+    <w:lsdException w:name="List 4" w:semiHidden="1" w:unhideWhenUsed="1"/>
+    <w:lsdException w:name="List 5" w:semiHidden="1" w:unhideWhenUsed="1"/>
+    <w:lsdException w:name="List Bullet 2" w:semiHidden="1" w:unhideWhenUsed="1"/>
+    <w:lsdException w:name="List Bullet 3" w:semiHidden="1" w:unhideWhenUsed="1"/>
+    <w:lsdException w:name="List Bullet 4" w:semiHidden="1" w:unhideWhenUsed="1"/>
+    <w:lsdException w:name="List Bullet 5" w:semiHidden="1" w:unhideWhenUsed="1"/>
+    <w:lsdException w:name="List Number 2" w:semiHidden="1" w:unhideWhenUsed="1"/>
+    <w:lsdException w:name="List Number 3" w:semiHidden="1" w:unhideWhenUsed="1"/>
+    <w:lsdException w:name="List Number 4" w:semiHidden="1" w:unhideWhenUsed="1"/>
+    <w:lsdException w:name="List Number 5" w:semiHidden="1" w:unhideWhenUsed="1"/>
+    <w:lsdException w:name="Title" w:uiPriority="10" w:qFormat="1"/>
+    <w:lsdException w:name="Closing" w:semiHidden="1" w:unhideWhenUsed="1"/>
+    <w:lsdException w:name="Signature" w:semiHidden="1" w:unhideWhenUsed="1"/>
+    <w:lsdException w:name="Default Paragraph Font" w:semiHidden="1" w:uiPriority="1" w:unhideWhenUsed="1"/>
+    <w:lsdException w:name="Body Text" w:semiHidden="1" w:unhideWhenUsed="1"/>
+    <w:lsdException w:name="Body Text Indent" w:semiHidden="1" w:unhideWhenUsed="1"/>
+    <w:lsdException w:name="List Continue" w:semiHidden="1" w:unhideWhenUsed="1"/>
+    <w:lsdException w:name="List Continue 2" w:semiHidden="1" w:unhideWhenUsed="1"/>
+    <w:lsdException w:name="List Continue 3" w:semiHidden="1" w:unhideWhenUsed="1"/>
+    <w:lsdException w:name="List Continue 4" w:semiHidden="1" w:unhideWhenUsed="1"/>
+    <w:lsdException w:name="List Continue 5" w:semiHidden="1" w:unhideWhenUsed="1"/>
+    <w:lsdException w:name="Message Header" w:semiHidden="1" w:unhideWhenUsed="1"/>
+    <w:lsdException w:name="Subtitle" w:uiPriority="11" w:qFormat="1"/>
+    <w:lsdException w:name="Salutation" w:semiHidden="1" w:unhideWhenUsed="1"/>
+    <w:lsdException w:name="Date" w:semiHidden="1" w:unhideWhenUsed="1"/>
+    <w:lsdException w:name="Body Text First Indent" w:semiHidden="1" w:unhideWhenUsed="1"/>
+    <w:lsdException w:name="Body Text First Indent 2" w:semiHidden="1" w:unhideWhenUsed="1"/>
+    <w:lsdException w:name="Note Heading" w:semiHidden="1" w:unhideWhenUsed="1"/>
+    <w:lsdException w:name="Body Text 2" w:semiHidden="1" w:unhideWhenUsed="1"/>
+    <w:lsdException w:name="Body Text 3" w:semiHidden="1" w:unhideWhenUsed="1"/>
+    <w:lsdException w:name="Body Text Indent 2" w:semiHidden="1" w:unhideWhenUsed="1"/>
+    <w:lsdException w:name="Body Text Indent 3" w:semiHidden="1" w:unhideWhenUsed="1"/>
+    <w:lsdException w:name="Block Text" w:semiHidden="1" w:unhideWhenUsed="1"/>
+    <w:lsdException w:name="Hyperlink" w:semiHidden="1" w:unhideWhenUsed="1"/>
+    <w:lsdException w:name="FollowedHyperlink" w:semiHidden="1" w:unhideWhenUsed="1"/>
+    <w:lsdException w:name="Strong" w:uiPriority="22" w:qFormat="1"/>
+    <w:lsdException w:name="Emphasis" w:uiPriority="20" w:qFormat="1"/>
+    <w:lsdException w:name="Document Map" w:semiHidden="1" w:unhideWhenUsed="1"/>
+    <w:lsdException w:name="Plain Text" w:semiHidden="1" w:unhideWhenUsed="1"/>
+    <w:lsdException w:name="E-mail Signature" w:semiHidden="1" w:unhideWhenUsed="1"/>
+    <w:lsdException w:name="HTML Top of Form" w:semiHidden="1" w:unhideWhenUsed="1"/>
+    <w:lsdException w:name="HTML Bottom of Form" w:semiHidden="1" w:unhideWhenUsed="1"/>
+    <w:lsdException w:name="Normal (Web)" w:semiHidden="1" w:unhideWhenUsed="1"/>
+    <w:lsdException w:name="HTML Acronym" w:semiHidden="1" w:unhideWhenUsed="1"/>
+    <w:lsdException w:name="HTML Address" w:semiHidden="1" w:unhideWhenUsed="1"/>
+    <w:lsdException w:name="HTML Cite" w:semiHidden="1" w:unhideWhenUsed="1"/>
+    <w:lsdException w:name="HTML Code" w:semiHidden="1" w:unhideWhenUsed="1"/>
+    <w:lsdException w:name="HTML Definition" w:semiHidden="1" w:unhideWhenUsed="1"/>
+    <w:lsdException w:name="HTML Keyboard" w:semiHidden="1" w:unhideWhenUsed="1"/>
+    <w:lsdException w:name="HTML Preformatted" w:semiHidden="1" w:unhideWhenUsed="1"/>
+    <w:lsdException w:name="HTML Sample" w:semiHidden="1" w:unhideWhenUsed="1"/>
+    <w:lsdException w:name="HTML Typewriter" w:semiHidden="1" w:unhideWhenUsed="1"/>
+    <w:lsdException w:name="HTML Variable" w:semiHidden="1" w:unhideWhenUsed="1"/>
+    <w:lsdException w:name="Normal Table" w:semiHidden="1" w:unhideWhenUsed="1"/>
+    <w:lsdException w:name="annotation subject" w:semiHidden="1" w:unhideWhenUsed="1"/>
+    <w:lsdException w:name="No List" w:semiHidden="1" w:unhideWhenUsed="1"/>
+    <w:lsdException w:name="Outline List 1" w:semiHidden="1" w:unhideWhenUsed="1"/>
+    <w:lsdException w:name="Outline List 2" w:semiHidden="1" w:unhideWhenUsed="1"/>
+    <w:lsdException w:name="Outline List 3" w:semiHidden="1" w:unhideWhenUsed="1"/>
+    <w:lsdException w:name="Table Simple 1" w:semiHidden="1" w:unhideWhenUsed="1"/>
+    <w:lsdException w:name="Table Simple 2" w:semiHidden="1" w:unhideWhenUsed="1"/>
+    <w:lsdException w:name="Table Simple 3" w:semiHidden="1" w:unhideWhenUsed="1"/>
+    <w:lsdException w:name="Table Classic 1" w:semiHidden="1" w:unhideWhenUsed="1"/>
+    <w:lsdException w:name="Table Classic 2" w:semiHidden="1" w:unhideWhenUsed="1"/>
+    <w:lsdException w:name="Table Classic 3" w:semiHidden="1" w:unhideWhenUsed="1"/>
+    <w:lsdException w:name="Table Classic 4" w:semiHidden="1" w:unhideWhenUsed="1"/>
+    <w:lsdException w:name="Table Colorful 1" w:semiHidden="1" w:unhideWhenUsed="1"/>
+    <w:lsdException w:name="Table Colorful 2" w:semiHidden="1" w:unhideWhenUsed="1"/>
+    <w:lsdException w:name="Table Colorful 3" w:semiHidden="1" w:unhideWhenUsed="1"/>
+    <w:lsdException w:name="Table Columns 1" w:semiHidden="1" w:unhideWhenUsed="1"/>
+    <w:lsdException w:name="Table Columns 2" w:semiHidden="1" w:unhideWhenUsed="1"/>
+    <w:lsdException w:name="Table Columns 3" w:semiHidden="1" w:unhideWhenUsed="1"/>
+    <w:lsdException w:name="Table Columns 4" w:semiHidden="1" w:unhideWhenUsed="1"/>
+    <w:lsdException w:name="Table Columns 5" w:semiHidden="1" w:unhideWhenUsed="1"/>
+    <w:lsdException w:name="Table Grid 1" w:semiHidden="1" w:unhideWhenUsed="1"/>
+    <w:lsdException w:name="Table Grid 2" w:semiHidden="1" w:unhideWhenUsed="1"/>
+    <w:lsdException w:name="Table Grid 3" w:semiHidden="1" w:unhideWhenUsed="1"/>
+    <w:lsdException w:name="Table Grid 4" w:semiHidden="1" w:unhideWhenUsed="1"/>
+    <w:lsdException w:name="Table Grid 5" w:semiHidden="1" w:unhideWhenUsed="1"/>
+    <w:lsdException w:name="Table Grid 6" w:semiHidden="1" w:unhideWhenUsed="1"/>
+    <w:lsdException w:name="Table Grid 7" w:semiHidden="1" w:unhideWhenUsed="1"/>
+    <w:lsdException w:name="Table Grid 8" w:semiHidden="1" w:unhideWhenUsed="1"/>
+    <w:lsdException w:name="Table List 1" w:semiHidden="1" w:unhideWhenUsed="1"/>
+    <w:lsdException w:name="Table List 2" w:semiHidden="1" w:unhideWhenUsed="1"/>
+    <w:lsdException w:name="Table List 3" w:semiHidden="1" w:unhideWhenUsed="1"/>
+    <w:lsdException w:name="Table List 4" w:semiHidden="1" w:unhideWhenUsed="1"/>
+    <w:lsdException w:name="Table List 5" w:semiHidden="1" w:unhideWhenUsed="1"/>
+    <w:lsdException w:name="Table List 6" w:semiHidden="1" w:unhideWhenUsed="1"/>
+    <w:lsdException w:name="Table List 7" w:semiHidden="1" w:unhideWhenUsed="1"/>
+    <w:lsdException w:name="Table List 8" w:semiHidden="1" w:unhideWhenUsed="1"/>
+    <w:lsdException w:name="Table 3D effects 1" w:semiHidden="1" w:unhideWhenUsed="1"/>
+    <w:lsdException w:name="Table 3D effects 2" w:semiHidden="1" w:unhideWhenUsed="1"/>
+    <w:lsdException w:name="Table 3D effects 3" w:semiHidden="1" w:unhideWhenUsed="1"/>
+    <w:lsdException w:name="Table Contemporary" w:semiHidden="1" w:unhideWhenUsed="1"/>
+    <w:lsdException w:name="Table Elegant" w:semiHidden="1" w:unhideWhenUsed="1"/>
+    <w:lsdException w:name="Table Professional" w:semiHidden="1" w:unhideWhenUsed="1"/>
+    <w:lsdException w:name="Table Subtle 1" w:semiHidden="1" w:unhideWhenUsed="1"/>
+    <w:lsdException w:name="Table Subtle 2" w:semiHidden="1" w:unhideWhenUsed="1"/>
+    <w:lsdException w:name="Table Web 1" w:semiHidden="1" w:unhideWhenUsed="1"/>
+    <w:lsdException w:name="Table Web 2" w:semiHidden="1" w:unhideWhenUsed="1"/>
+    <w:lsdException w:name="Table Web 3" w:semiHidden="1" w:unhideWhenUsed="1"/>
+    <w:lsdException w:name="Balloon Text" w:semiHidden="1" w:unhideWhenUsed="1"/>
+    <w:lsdException w:name="Table Grid" w:uiPriority="39"/>
+    <w:lsdException w:name="Table Theme" w:semiHidden="1" w:unhideWhenUsed="1"/>
+    <w:lsdException w:name="Placeholder Text" w:semiHidden="1"/>
+    <w:lsdException w:name="No Spacing" w:uiPriority="1" w:qFormat="1"/>
+    <w:lsdException w:name="Light Shading" w:uiPriority="60"/>
+    <w:lsdException w:name="Light List" w:uiPriority="61"/>
+    <w:lsdException w:name="Light Grid" w:uiPriority="62"/>
+    <w:lsdException w:name="Medium Shading 1" w:uiPriority="63"/>
+    <w:lsdException w:name="Medium Shading 2" w:uiPriority="64"/>
+    <w:lsdException w:name="Medium List 1" w:uiPriority="65"/>
+    <w:lsdException w:name="Medium List 2" w:uiPriority="66"/>
+    <w:lsdException w:name="Medium Grid 1" w:uiPriority="67"/>
+    <w:lsdException w:name="Medium Grid 2" w:uiPriority="68"/>
+    <w:lsdException w:name="Medium Grid 3" w:uiPriority="69"/>
+    <w:lsdException w:name="Dark List" w:uiPriority="70"/>
+    <w:lsdException w:name="Colorful Shading" w:uiPriority="71"/>
+    <w:lsdException w:name="Colorful List" w:uiPriority="72"/>
+    <w:lsdException w:name="Colorful Grid" w:uiPriority="73"/>
+    <w:lsdException w:name="Light Shading Accent 1" w:uiPriority="60"/>
+    <w:lsdException w:name="Light List Accent 1" w:uiPriority="61"/>
+    <w:lsdException w:name="Light Grid Accent 1" w:uiPriority="62"/>
+    <w:lsdException w:name="Medium Shading 1 Accent 1" w:uiPriority="63"/>
+    <w:lsdException w:name="Medium Shading 2 Accent 1" w:uiPriority="64"/>
+    <w:lsdException w:name="Medium List 1 Accent 1" w:uiPriority="65"/>
+    <w:lsdException w:name="Revision" w:semiHidden="1"/>
+    <w:lsdException w:name="List Paragraph" w:uiPriority="34" w:qFormat="1"/>
+    <w:lsdException w:name="Quote" w:uiPriority="29" w:qFormat="1"/>
+    <w:lsdException w:name="Intense Quote" w:uiPriority="30" w:qFormat="1"/>
+    <w:lsdException w:name="Medium List 2 Accent 1" w:uiPriority="66"/>
+    <w:lsdException w:name="Medium Grid 1 Accent 1" w:uiPriority="67"/>
+    <w:lsdException w:name="Medium Grid 2 Accent 1" w:uiPriority="68"/>
+    <w:lsdException w:name="Medium Grid 3 Accent 1" w:uiPriority="69"/>
+    <w:lsdException w:name="Dark List Accent 1" w:uiPriority="70"/>
+    <w:lsdException w:name="Colorful Shading Accent 1" w:uiPriority="71"/>
+    <w:lsdException w:name="Colorful List Accent 1" w:uiPriority="72"/>
+    <w:lsdException w:name="Colorful Grid Accent 1" w:uiPriority="73"/>
+    <w:lsdException w:name="Light Shading Accent 2" w:uiPriority="60"/>
+    <w:lsdException w:name="Light List Accent 2" w:uiPriority="61"/>
+    <w:lsdException w:name="Light Grid Accent 2" w:uiPriority="62"/>
+    <w:lsdException w:name="Medium Shading 1 Accent 2" w:uiPriority="63"/>
+    <w:lsdException w:name="Medium Shading 2 Accent 2" w:uiPriority="64"/>
+    <w:lsdException w:name="Medium List 1 Accent 2" w:uiPriority="65"/>
+    <w:lsdException w:name="Medium List 2 Accent 2" w:uiPriority="66"/>
+    <w:lsdException w:name="Medium Grid 1 Accent 2" w:uiPriority="67"/>
+    <w:lsdException w:name="Medium Grid 2 Accent 2" w:uiPriority="68"/>
+    <w:lsdException w:name="Medium Grid 3 Accent 2" w:uiPriority="69"/>
+    <w:lsdException w:name="Dark List Accent 2" w:uiPriority="70"/>
+    <w:lsdException w:name="Colorful Shading Accent 2" w:uiPriority="71"/>
+    <w:lsdException w:name="Colorful List Accent 2" w:uiPriority="72"/>
+    <w:lsdException w:name="Colorful Grid Accent 2" w:uiPriority="73"/>
+    <w:lsdException w:name="Light Shading Accent 3" w:uiPriority="60"/>
+    <w:lsdException w:name="Light List Accent 3" w:uiPriority="61"/>
+    <w:lsdException w:name="Light Grid Accent 3" w:uiPriority="62"/>
+    <w:lsdException w:name="Medium Shading 1 Accent 3" w:uiPriority="63"/>
+    <w:lsdException w:name="Medium Shading 2 Accent 3" w:uiPriority="64"/>
+    <w:lsdException w:name="Medium List 1 Accent 3" w:uiPriority="65"/>
+    <w:lsdException w:name="Medium List 2 Accent 3" w:uiPriority="66"/>
+    <w:lsdException w:name="Medium Grid 1 Accent 3" w:uiPriority="67"/>
+    <w:lsdException w:name="Medium Grid 2 Accent 3" w:uiPriority="68"/>
+    <w:lsdException w:name="Medium Grid 3 Accent 3" w:uiPriority="69"/>
+    <w:lsdException w:name="Dark List Accent 3" w:uiPriority="70"/>
+    <w:lsdException w:name="Colorful Shading Accent 3" w:uiPriority="71"/>
+    <w:lsdException w:name="Colorful List Accent 3" w:uiPriority="72"/>
+    <w:lsdException w:name="Colorful Grid Accent 3" w:uiPriority="73"/>
+    <w:lsdException w:name="Light Shading Accent 4" w:uiPriority="60"/>
+    <w:lsdException w:name="Light List Accent 4" w:uiPriority="61"/>
+    <w:lsdException w:name="Light Grid Accent 4" w:uiPriority="62"/>
+    <w:lsdException w:name="Medium Shading 1 Accent 4" w:uiPriority="63"/>
+    <w:lsdException w:name="Medium Shading 2 Accent 4" w:uiPriority="64"/>
+    <w:lsdException w:name="Medium List 1 Accent 4" w:uiPriority="65"/>
+    <w:lsdException w:name="Medium List 2 Accent 4" w:uiPriority="66"/>
+    <w:lsdException w:name="Medium Grid 1 Accent 4" w:uiPriority="67"/>
+    <w:lsdException w:name="Medium Grid 2 Accent 4" w:uiPriority="68"/>
+    <w:lsdException w:name="Medium Grid 3 Accent 4" w:uiPriority="69"/>
+    <w:lsdException w:name="Dark List Accent 4" w:uiPriority="70"/>
+    <w:lsdException w:name="Colorful Shading Accent 4" w:uiPriority="71"/>
+    <w:lsdException w:name="Colorful List Accent 4" w:uiPriority="72"/>
+    <w:lsdException w:name="Colorful Grid Accent 4" w:uiPriority="73"/>
+    <w:lsdException w:name="Light Shading Accent 5" w:uiPriority="60"/>
+    <w:lsdException w:name="Light List Accent 5" w:uiPriority="61"/>
+    <w:lsdException w:name="Light Grid Accent 5" w:uiPriority="62"/>
+    <w:lsdException w:name="Medium Shading 1 Accent 5" w:uiPriority="63"/>
+    <w:lsdException w:name="Medium Shading 2 Accent 5" w:uiPriority="64"/>
+    <w:lsdException w:name="Medium List 1 Accent 5" w:uiPriority="65"/>
+    <w:lsdException w:name="Medium List 2 Accent 5" w:uiPriority="66"/>
+    <w:lsdException w:name="Medium Grid 1 Accent 5" w:uiPriority="67"/>
+    <w:lsdException w:name="Medium Grid 2 Accent 5" w:uiPriority="68"/>
+    <w:lsdException w:name="Medium Grid 3 Accent 5" w:uiPriority="69"/>
+    <w:lsdException w:name="Dark List Accent 5" w:uiPriority="70"/>
+    <w:lsdException w:name="Colorful Shading Accent 5" w:uiPriority="71"/>
+    <w:lsdException w:name="Colorful List Accent 5" w:uiPriority="72"/>
+    <w:lsdException w:name="Colorful Grid Accent 5" w:uiPriority="73"/>
+    <w:lsdException w:name="Light Shading Accent 6" w:uiPriority="60"/>
+    <w:lsdException w:name="Light List Accent 6" w:uiPriority="61"/>
+    <w:lsdException w:name="Light Grid Accent 6" w:uiPriority="62"/>
+    <w:lsdException w:name="Medium Shading 1 Accent 6" w:uiPriority="63"/>
+    <w:lsdException w:name="Medium Shading 2 Accent 6" w:uiPriority="64"/>
+    <w:lsdException w:name="Medium List 1 Accent 6" w:uiPriority="65"/>
+    <w:lsdException w:name="Medium List 2 Accent 6" w:uiPriority="66"/>
+    <w:lsdException w:name="Medium Grid 1 Accent 6" w:uiPriority="67"/>
+    <w:lsdException w:name="Medium Grid 2 Accent 6" w:uiPriority="68"/>
+    <w:lsdException w:name="Medium Grid 3 Accent 6" w:uiPriority="69"/>
+    <w:lsdException w:name="Dark List Accent 6" w:uiPriority="70"/>
+    <w:lsdException w:name="Colorful Shading Accent 6" w:uiPriority="71"/>
+    <w:lsdException w:name="Colorful List Accent 6" w:uiPriority="72"/>
+    <w:lsdException w:name="Colorful Grid Accent 6" w:uiPriority="73"/>
+    <w:lsdException w:name="Subtle Emphasis" w:uiPriority="19" w:qFormat="1"/>
+    <w:lsdException w:name="Intense Emphasis" w:uiPriority="21" w:qFormat="1"/>
+    <w:lsdException w:name="Subtle Reference" w:uiPriority="31" w:qFormat="1"/>
+    <w:lsdException w:name="Intense Reference" w:uiPriority="32" w:qFormat="1"/>
+    <w:lsdException w:name="Book Title" w:uiPriority="33" w:qFormat="1"/>
+    <w:lsdException w:name="Bibliography" w:semiHidden="1" w:uiPriority="37" w:unhideWhenUsed="1"/>
+    <w:lsdException w:name="TOC Heading" w:semiHidden="1" w:uiPriority="39" w:unhideWhenUsed="1" w:qFormat="1"/>
+    <w:lsdException w:name="Plain Table 1" w:uiPriority="41"/>
+    <w:lsdException w:name="Plain Table 2" w:uiPriority="42"/>
+    <w:lsdException w:name="Plain Table 3" w:uiPriority="43"/>
+    <w:lsdException w:name="Plain Table 4" w:uiPriority="44"/>
+    <w:lsdException w:name="Plain Table 5" w:uiPriority="45"/>
+    <w:lsdException w:name="Grid Table Light" w:uiPriority="40"/>
+    <w:lsdException w:name="Grid Table 1 Light" w:uiPriority="46"/>
+    <w:lsdException w:name="Grid Table 2" w:uiPriority="47"/>
+    <w:lsdException w:name="Grid Table 3" w:uiPriority="48"/>
+    <w:lsdException w:name="Grid Table 4" w:uiPriority="49"/>
+    <w:lsdException w:name="Grid Table 5 Dark" w:uiPriority="50"/>
+    <w:lsdException w:name="Grid Table 6 Colorful" w:uiPriority="51"/>
+    <w:lsdException w:name="Grid Table 7 Colorful" w:uiPriority="52"/>
+    <w:lsdException w:name="Grid Table 1 Light Accent 1" w:uiPriority="46"/>
+    <w:lsdException w:name="Grid Table 2 Accent 1" w:uiPriority="47"/>
+    <w:lsdException w:name="Grid Table 3 Accent 1" w:uiPriority="48"/>
+    <w:lsdException w:name="Grid Table 4 Accent 1" w:uiPriority="49"/>
+    <w:lsdException w:name="Grid Table 5 Dark Accent 1" w:uiPriority="50"/>
+    <w:lsdException w:name="Grid Table 6 Colorful Accent 1" w:uiPriority="51"/>
+    <w:lsdException w:name="Grid Table 7 Colorful Accent 1" w:uiPriority="52"/>
+    <w:lsdException w:name="Grid Table 1 Light Accent 2" w:uiPriority="46"/>
+    <w:lsdException w:name="Grid Table 2 Accent 2" w:uiPriority="47"/>
+    <w:lsdException w:name="Grid Table 3 Accent 2" w:uiPriority="48"/>
+    <w:lsdException w:name="Grid Table 4 Accent 2" w:uiPriority="49"/>
+    <w:lsdException w:name="Grid Table 5 Dark Accent 2" w:uiPriority="50"/>
+    <w:lsdException w:name="Grid Table 6 Colorful Accent 2" w:uiPriority="51"/>
+    <w:lsdException w:name="Grid Table 7 Colorful Accent 2" w:uiPriority="52"/>
+    <w:lsdException w:name="Grid Table 1 Light Accent 3" w:uiPriority="46"/>
+    <w:lsdException w:name="Grid Table 2 Accent 3" w:uiPriority="47"/>
+    <w:lsdException w:name="Grid Table 3 Accent 3" w:uiPriority="48"/>
+    <w:lsdException w:name="Grid Table 4 Accent 3" w:uiPriority="49"/>
+    <w:lsdException w:name="Grid Table 5 Dark Accent 3" w:uiPriority="50"/>
+    <w:lsdException w:name="Grid Table 6 Colorful Accent 3" w:uiPriority="51"/>
+    <w:lsdException w:name="Grid Table 7 Colorful Accent 3" w:uiPriority="52"/>
+    <w:lsdException w:name="Grid Table 1 Light Accent 4" w:uiPriority="46"/>
+    <w:lsdException w:name="Grid Table 2 Accent 4" w:uiPriority="47"/>
+    <w:lsdException w:name="Grid Table 3 Accent 4" w:uiPriority="48"/>
+    <w:lsdException w:name="Grid Table 4 Accent 4" w:uiPriority="49"/>
+    <w:lsdException w:name="Grid Table 5 Dark Accent 4" w:uiPriority="50"/>
+    <w:lsdException w:name="Grid Table 6 Colorful Accent 4" w:uiPriority="51"/>
+    <w:lsdException w:name="Grid Table 7 Colorful Accent 4" w:uiPriority="52"/>
+    <w:lsdException w:name="Grid Table 1 Light Accent 5" w:uiPriority="46"/>
+    <w:lsdException w:name="Grid Table 2 Accent 5" w:uiPriority="47"/>
+    <w:lsdException w:name="Grid Table 3 Accent 5" w:uiPriority="48"/>
+    <w:lsdException w:name="Grid Table 4 Accent 5" w:uiPriority="49"/>
+    <w:lsdException w:name="Grid Table 5 Dark Accent 5" w:uiPriority="50"/>
+    <w:lsdException w:name="Grid Table 6 Colorful Accent 5" w:uiPriority="51"/>
+    <w:lsdException w:name="Grid Table 7 Colorful Accent 5" w:uiPriority="52"/>
+    <w:lsdException w:name="Grid Table 1 Light Accent 6" w:uiPriority="46"/>
+    <w:lsdException w:name="Grid Table 2 Accent 6" w:uiPriority="47"/>
+    <w:lsdException w:name="Grid Table 3 Accent 6" w:uiPriority="48"/>
+    <w:lsdException w:name="Grid Table 4 Accent 6" w:uiPriority="49"/>
+    <w:lsdException w:name="Grid Table 5 Dark Accent 6" w:uiPriority="50"/>
+    <w:lsdException w:name="Grid Table 6 Colorful Accent 6" w:uiPriority="51"/>
+    <w:lsdException w:name="Grid Table 7 Colorful Accent 6" w:uiPriority="52"/>
+    <w:lsdException w:name="List Table 1 Light" w:uiPriority="46"/>
+    <w:lsdException w:name="List Table 2" w:uiPriority="47"/>
+    <w:lsdException w:name="List Table 3" w:uiPriority="48"/>
+    <w:lsdException w:name="List Table 4" w:uiPriority="49"/>
+    <w:lsdException w:name="List Table 5 Dark" w:uiPriority="50"/>
+    <w:lsdException w:name="List Table 6 Colorful" w:uiPriority="51"/>
+    <w:lsdException w:name="List Table 7 Colorful" w:uiPriority="52"/>
+    <w:lsdException w:name="List Table 1 Light Accent 1" w:uiPriority="46"/>
+    <w:lsdException w:name="List Table 2 Accent 1" w:uiPriority="47"/>
+    <w:lsdException w:name="List Table 3 Accent 1" w:uiPriority="48"/>
+    <w:lsdException w:name="List Table 4 Accent 1" w:uiPriority="49"/>
+    <w:lsdException w:name="List Table 5 Dark Accent 1" w:uiPriority="50"/>
+    <w:lsdException w:name="List Table 6 Colorful Accent 1" w:uiPriority="51"/>
+    <w:lsdException w:name="List Table 7 Colorful Accent 1" w:uiPriority="52"/>
+    <w:lsdException w:name="List Table 1 Light Accent 2" w:uiPriority="46"/>
+    <w:lsdException w:name="List Table 2 Accent 2" w:uiPriority="47"/>
+    <w:lsdException w:name="List Table 3 Accent 2" w:uiPriority="48"/>
+    <w:lsdException w:name="List Table 4 Accent 2" w:uiPriority="49"/>
+    <w:lsdException w:name="List Table 5 Dark Accent 2" w:uiPriority="50"/>
+    <w:lsdException w:name="List Table 6 Colorful Accent 2" w:uiPriority="51"/>
+    <w:lsdException w:name="List Table 7 Colorful Accent 2" w:uiPriority="52"/>
+    <w:lsdException w:name="List Table 1 Light Accent 3" w:uiPriority="46"/>
+    <w:lsdException w:name="List Table 2 Accent 3" w:uiPriority="47"/>
+    <w:lsdException w:name="List Table 3 Accent 3" w:uiPriority="48"/>
+    <w:lsdException w:name="List Table 4 Accent 3" w:uiPriority="49"/>
+    <w:lsdException w:name="List Table 5 Dark Accent 3" w:uiPriority="50"/>
+    <w:lsdException w:name="List Table 6 Colorful Accent 3" w:uiPriority="51"/>
+    <w:lsdException w:name="List Table 7 Colorful Accent 3" w:uiPriority="52"/>
+    <w:lsdException w:name="List Table 1 Light Accent 4" w:uiPriority="46"/>
+    <w:lsdException w:name="List Table 2 Accent 4" w:uiPriority="47"/>
+    <w:lsdException w:name="List Table 3 Accent 4" w:uiPriority="48"/>
+    <w:lsdException w:name="List Table 4 Accent 4" w:uiPriority="49"/>
+    <w:lsdException w:name="List Table 5 Dark Accent 4" w:uiPriority="50"/>
+    <w:lsdException w:name="List Table 6 Colorful Accent 4" w:uiPriority="51"/>
+    <w:lsdException w:name="List Table 7 Colorful Accent 4" w:uiPriority="52"/>
+    <w:lsdException w:name="List Table 1 Light Accent 5" w:uiPriority="46"/>
+    <w:lsdException w:name="List Table 2 Accent 5" w:uiPriority="47"/>
+    <w:lsdException w:name="List Table 3 Accent 5" w:uiPriority="48"/>
+    <w:lsdException w:name="List Table 4 Accent 5" w:uiPriority="49"/>
+    <w:lsdException w:name="List Table 5 Dark Accent 5" w:uiPriority="50"/>
+    <w:lsdException w:name="List Table 6 Colorful Accent 5" w:uiPriority="51"/>
+    <w:lsdException w:name="List Table 7 Colorful Accent 5" w:uiPriority="52"/>
+    <w:lsdException w:name="List Table 1 Light Accent 6" w:uiPriority="46"/>
+    <w:lsdException w:name="List Table 2 Accent 6" w:uiPriority="47"/>
+    <w:lsdException w:name="List Table 3 Accent 6" w:uiPriority="48"/>
+    <w:lsdException w:name="List Table 4 Accent 6" w:uiPriority="49"/>
+    <w:lsdException w:name="List Table 5 Dark Accent 6" w:uiPriority="50"/>
+    <w:lsdException w:name="List Table 6 Colorful Accent 6" w:uiPriority="51"/>
+    <w:lsdException w:name="List Table 7 Colorful Accent 6" w:uiPriority="52"/>
+    <w:lsdException w:name="Mention" w:semiHidden="1" w:unhideWhenUsed="1"/>
+    <w:lsdException w:name="Smart Hyperlink" w:semiHidden="1" w:unhideWhenUsed="1"/>
+    <w:lsdException w:name="Hashtag" w:semiHidden="1" w:unhideWhenUsed="1"/>
+    <w:lsdException w:name="Unresolved Mention" w:semiHidden="1" w:unhideWhenUsed="1"/>
+    <w:lsdException w:name="Smart Link" w:semiHidden="1" w:unhideWhenUsed="1"/>
+  </w:latentStyles>
+  <w:style w:type="paragraph" w:default="1" w:styleId="Normal">
+    <w:name w:val="Normal"/>
     <w:qFormat/>
-    <w:rPr>
-      <w:sz w:val="56"/>
-      <w:szCs w:val="56"/>
-    </w:rPr>
   </w:style>
   <w:style w:type="paragraph" w:styleId="Heading1">
-    <w:name w:val="Heading 1"/>
-    <w:basedOn w:val="Normal"/>
-    <w:next w:val="Normal"/>
+    <w:name w:val="heading 1"/>
+    <w:uiPriority w:val="9"/>
     <w:qFormat/>
+    <w:pPr>
+      <w:outlineLvl w:val="0"/>
+    </w:pPr>
     <w:rPr>
       <w:color w:val="2E74B5"/>
       <w:sz w:val="32"/>
@@ -1758,10 +2744,14 @@
     </w:rPr>
   </w:style>
   <w:style w:type="paragraph" w:styleId="Heading2">
-    <w:name w:val="Heading 2"/>
-    <w:basedOn w:val="Normal"/>
-    <w:next w:val="Normal"/>
+    <w:name w:val="heading 2"/>
+    <w:uiPriority w:val="9"/>
+    <w:semiHidden/>
+    <w:unhideWhenUsed/>
     <w:qFormat/>
+    <w:pPr>
+      <w:outlineLvl w:val="1"/>
+    </w:pPr>
     <w:rPr>
       <w:color w:val="2E74B5"/>
       <w:sz w:val="26"/>
@@ -1769,10 +2759,14 @@
     </w:rPr>
   </w:style>
   <w:style w:type="paragraph" w:styleId="Heading3">
-    <w:name w:val="Heading 3"/>
-    <w:basedOn w:val="Normal"/>
-    <w:next w:val="Normal"/>
+    <w:name w:val="heading 3"/>
+    <w:uiPriority w:val="9"/>
+    <w:semiHidden/>
+    <w:unhideWhenUsed/>
     <w:qFormat/>
+    <w:pPr>
+      <w:outlineLvl w:val="2"/>
+    </w:pPr>
     <w:rPr>
       <w:color w:val="1F4D78"/>
       <w:sz w:val="24"/>
@@ -1780,10 +2774,14 @@
     </w:rPr>
   </w:style>
   <w:style w:type="paragraph" w:styleId="Heading4">
-    <w:name w:val="Heading 4"/>
-    <w:basedOn w:val="Normal"/>
-    <w:next w:val="Normal"/>
+    <w:name w:val="heading 4"/>
+    <w:uiPriority w:val="9"/>
+    <w:semiHidden/>
+    <w:unhideWhenUsed/>
     <w:qFormat/>
+    <w:pPr>
+      <w:outlineLvl w:val="3"/>
+    </w:pPr>
     <w:rPr>
       <w:i/>
       <w:iCs/>
@@ -1791,27 +2789,69 @@
     </w:rPr>
   </w:style>
   <w:style w:type="paragraph" w:styleId="Heading5">
-    <w:name w:val="Heading 5"/>
-    <w:basedOn w:val="Normal"/>
-    <w:next w:val="Normal"/>
+    <w:name w:val="heading 5"/>
+    <w:uiPriority w:val="9"/>
+    <w:semiHidden/>
+    <w:unhideWhenUsed/>
     <w:qFormat/>
+    <w:pPr>
+      <w:outlineLvl w:val="4"/>
+    </w:pPr>
     <w:rPr>
       <w:color w:val="2E74B5"/>
     </w:rPr>
   </w:style>
   <w:style w:type="paragraph" w:styleId="Heading6">
-    <w:name w:val="Heading 6"/>
-    <w:basedOn w:val="Normal"/>
-    <w:next w:val="Normal"/>
+    <w:name w:val="heading 6"/>
+    <w:uiPriority w:val="9"/>
+    <w:semiHidden/>
+    <w:unhideWhenUsed/>
     <w:qFormat/>
+    <w:pPr>
+      <w:outlineLvl w:val="5"/>
+    </w:pPr>
     <w:rPr>
       <w:color w:val="1F4D78"/>
     </w:rPr>
   </w:style>
-  <w:style w:type="paragraph" w:styleId="Strong">
-    <w:name w:val="Strong"/>
-    <w:basedOn w:val="Normal"/>
-    <w:next w:val="Normal"/>
+  <w:style w:type="character" w:default="1" w:styleId="DefaultParagraphFont">
+    <w:name w:val="Default Paragraph Font"/>
+    <w:uiPriority w:val="1"/>
+    <w:semiHidden/>
+    <w:unhideWhenUsed/>
+  </w:style>
+  <w:style w:type="table" w:default="1" w:styleId="TableNormal">
+    <w:name w:val="Normal Table"/>
+    <w:uiPriority w:val="99"/>
+    <w:semiHidden/>
+    <w:unhideWhenUsed/>
+    <w:tblPr>
+      <w:tblInd w:w="0" w:type="dxa"/>
+      <w:tblCellMar>
+        <w:top w:w="0" w:type="dxa"/>
+        <w:left w:w="108" w:type="dxa"/>
+        <w:bottom w:w="0" w:type="dxa"/>
+        <w:right w:w="108" w:type="dxa"/>
+      </w:tblCellMar>
+    </w:tblPr>
+  </w:style>
+  <w:style w:type="numbering" w:default="1" w:styleId="NoList">
+    <w:name w:val="No List"/>
+    <w:uiPriority w:val="99"/>
+    <w:semiHidden/>
+    <w:unhideWhenUsed/>
+  </w:style>
+  <w:style w:type="paragraph" w:styleId="Title">
+    <w:name w:val="Title"/>
+    <w:uiPriority w:val="10"/>
+    <w:qFormat/>
+    <w:rPr>
+      <w:sz w:val="56"/>
+      <w:szCs w:val="56"/>
+    </w:rPr>
+  </w:style>
+  <w:style w:type="paragraph" w:customStyle="1" w:styleId="Strong1">
+    <w:name w:val="Strong1"/>
     <w:qFormat/>
     <w:rPr>
       <w:b/>
@@ -1820,12 +2860,10 @@
   </w:style>
   <w:style w:type="paragraph" w:styleId="ListParagraph">
     <w:name w:val="List Paragraph"/>
-    <w:basedOn w:val="Normal"/>
     <w:qFormat/>
   </w:style>
   <w:style w:type="character" w:styleId="Hyperlink">
     <w:name w:val="Hyperlink"/>
-    <w:basedOn w:val="DefaultParagraphFont"/>
     <w:uiPriority w:val="99"/>
     <w:unhideWhenUsed/>
     <w:rPr>
@@ -1835,7 +2873,6 @@
   </w:style>
   <w:style w:type="character" w:styleId="FootnoteReference">
     <w:name w:val="footnote reference"/>
-    <w:basedOn w:val="DefaultParagraphFont"/>
     <w:uiPriority w:val="99"/>
     <w:semiHidden/>
     <w:unhideWhenUsed/>
@@ -1845,22 +2882,13 @@
   </w:style>
   <w:style w:type="paragraph" w:styleId="FootnoteText">
     <w:name w:val="footnote text"/>
-    <w:basedOn w:val="Normal"/>
     <w:link w:val="FootnoteTextChar"/>
     <w:uiPriority w:val="99"/>
     <w:semiHidden/>
     <w:unhideWhenUsed/>
-    <w:pPr>
-      <w:spacing w:after="0" w:line="240" w:lineRule="auto"/>
-    </w:pPr>
-    <w:rPr>
-      <w:sz w:val="20"/>
-      <w:szCs w:val="20"/>
-    </w:rPr>
   </w:style>
-  <w:style w:type="character" w:styleId="FootnoteTextChar">
+  <w:style w:type="character" w:customStyle="1" w:styleId="FootnoteTextChar">
     <w:name w:val="Footnote Text Char"/>
-    <w:basedOn w:val="DefaultParagraphFont"/>
     <w:link w:val="FootnoteText"/>
     <w:uiPriority w:val="99"/>
     <w:semiHidden/>
@@ -1872,7 +2900,6 @@
   </w:style>
   <w:style w:type="character" w:styleId="EndnoteReference">
     <w:name w:val="endnote reference"/>
-    <w:basedOn w:val="DefaultParagraphFont"/>
     <w:uiPriority w:val="99"/>
     <w:semiHidden/>
     <w:unhideWhenUsed/>
@@ -1882,22 +2909,13 @@
   </w:style>
   <w:style w:type="paragraph" w:styleId="EndnoteText">
     <w:name w:val="endnote text"/>
-    <w:basedOn w:val="Normal"/>
     <w:link w:val="EndnoteTextChar"/>
     <w:uiPriority w:val="99"/>
     <w:semiHidden/>
     <w:unhideWhenUsed/>
-    <w:pPr>
-      <w:spacing w:after="0" w:line="240" w:lineRule="auto"/>
-    </w:pPr>
-    <w:rPr>
-      <w:sz w:val="20"/>
-      <w:szCs w:val="20"/>
-    </w:rPr>
   </w:style>
-  <w:style w:type="character" w:styleId="EndnoteTextChar">
+  <w:style w:type="character" w:customStyle="1" w:styleId="EndnoteTextChar">
     <w:name w:val="Endnote Text Char"/>
-    <w:basedOn w:val="DefaultParagraphFont"/>
     <w:link w:val="EndnoteText"/>
     <w:uiPriority w:val="99"/>
     <w:semiHidden/>
@@ -1908,4 +2926,319 @@
     </w:rPr>
   </w:style>
 </w:styles>
+</file>
+
+<file path=word/theme/theme1.xml><?xml version="1.0" encoding="utf-8"?>
+<a:theme xmlns:a="http://schemas.openxmlformats.org/drawingml/2006/main" name="Office Theme">
+  <a:themeElements>
+    <a:clrScheme name="Office">
+      <a:dk1>
+        <a:sysClr val="windowText" lastClr="000000"/>
+      </a:dk1>
+      <a:lt1>
+        <a:sysClr val="window" lastClr="FFFFFF"/>
+      </a:lt1>
+      <a:dk2>
+        <a:srgbClr val="0E2841"/>
+      </a:dk2>
+      <a:lt2>
+        <a:srgbClr val="E8E8E8"/>
+      </a:lt2>
+      <a:accent1>
+        <a:srgbClr val="156082"/>
+      </a:accent1>
+      <a:accent2>
+        <a:srgbClr val="E97132"/>
+      </a:accent2>
+      <a:accent3>
+        <a:srgbClr val="196B24"/>
+      </a:accent3>
+      <a:accent4>
+        <a:srgbClr val="0F9ED5"/>
+      </a:accent4>
+      <a:accent5>
+        <a:srgbClr val="A02B93"/>
+      </a:accent5>
+      <a:accent6>
+        <a:srgbClr val="4EA72E"/>
+      </a:accent6>
+      <a:hlink>
+        <a:srgbClr val="467886"/>
+      </a:hlink>
+      <a:folHlink>
+        <a:srgbClr val="96607D"/>
+      </a:folHlink>
+    </a:clrScheme>
+    <a:fontScheme name="Office">
+      <a:majorFont>
+        <a:latin typeface="Aptos Display" panose="02110004020202020204"/>
+        <a:ea typeface=""/>
+        <a:cs typeface=""/>
+        <a:font script="Jpan" typeface="游ゴシック Light"/>
+        <a:font script="Hang" typeface="맑은 고딕"/>
+        <a:font script="Hans" typeface="等线 Light"/>
+        <a:font script="Hant" typeface="新細明體"/>
+        <a:font script="Arab" typeface="Times New Roman"/>
+        <a:font script="Hebr" typeface="Times New Roman"/>
+        <a:font script="Thai" typeface="Angsana New"/>
+        <a:font script="Ethi" typeface="Nyala"/>
+        <a:font script="Beng" typeface="Vrinda"/>
+        <a:font script="Gujr" typeface="Shruti"/>
+        <a:font script="Khmr" typeface="MoolBoran"/>
+        <a:font script="Knda" typeface="Tunga"/>
+        <a:font script="Guru" typeface="Raavi"/>
+        <a:font script="Cans" typeface="Euphemia"/>
+        <a:font script="Cher" typeface="Plantagenet Cherokee"/>
+        <a:font script="Yiii" typeface="Microsoft Yi Baiti"/>
+        <a:font script="Tibt" typeface="Microsoft Himalaya"/>
+        <a:font script="Thaa" typeface="MV Boli"/>
+        <a:font script="Deva" typeface="Mangal"/>
+        <a:font script="Telu" typeface="Gautami"/>
+        <a:font script="Taml" typeface="Latha"/>
+        <a:font script="Syrc" typeface="Estrangelo Edessa"/>
+        <a:font script="Orya" typeface="Kalinga"/>
+        <a:font script="Mlym" typeface="Kartika"/>
+        <a:font script="Laoo" typeface="DokChampa"/>
+        <a:font script="Sinh" typeface="Iskoola Pota"/>
+        <a:font script="Mong" typeface="Mongolian Baiti"/>
+        <a:font script="Viet" typeface="Times New Roman"/>
+        <a:font script="Uigh" typeface="Microsoft Uighur"/>
+        <a:font script="Geor" typeface="Sylfaen"/>
+        <a:font script="Armn" typeface="Arial"/>
+        <a:font script="Bugi" typeface="Leelawadee UI"/>
+        <a:font script="Bopo" typeface="Microsoft JhengHei"/>
+        <a:font script="Java" typeface="Javanese Text"/>
+        <a:font script="Lisu" typeface="Segoe UI"/>
+        <a:font script="Mymr" typeface="Myanmar Text"/>
+        <a:font script="Nkoo" typeface="Ebrima"/>
+        <a:font script="Olck" typeface="Nirmala UI"/>
+        <a:font script="Osma" typeface="Ebrima"/>
+        <a:font script="Phag" typeface="Phagspa"/>
+        <a:font script="Syrn" typeface="Estrangelo Edessa"/>
+        <a:font script="Syrj" typeface="Estrangelo Edessa"/>
+        <a:font script="Syre" typeface="Estrangelo Edessa"/>
+        <a:font script="Sora" typeface="Nirmala UI"/>
+        <a:font script="Tale" typeface="Microsoft Tai Le"/>
+        <a:font script="Talu" typeface="Microsoft New Tai Lue"/>
+        <a:font script="Tfng" typeface="Ebrima"/>
+      </a:majorFont>
+      <a:minorFont>
+        <a:latin typeface="Aptos" panose="02110004020202020204"/>
+        <a:ea typeface=""/>
+        <a:cs typeface=""/>
+        <a:font script="Jpan" typeface="游明朝"/>
+        <a:font script="Hang" typeface="맑은 고딕"/>
+        <a:font script="Hans" typeface="等线"/>
+        <a:font script="Hant" typeface="新細明體"/>
+        <a:font script="Arab" typeface="Arial"/>
+        <a:font script="Hebr" typeface="Arial"/>
+        <a:font script="Thai" typeface="Cordia New"/>
+        <a:font script="Ethi" typeface="Nyala"/>
+        <a:font script="Beng" typeface="Vrinda"/>
+        <a:font script="Gujr" typeface="Shruti"/>
+        <a:font script="Khmr" typeface="DaunPenh"/>
+        <a:font script="Knda" typeface="Tunga"/>
+        <a:font script="Guru" typeface="Raavi"/>
+        <a:font script="Cans" typeface="Euphemia"/>
+        <a:font script="Cher" typeface="Plantagenet Cherokee"/>
+        <a:font script="Yiii" typeface="Microsoft Yi Baiti"/>
+        <a:font script="Tibt" typeface="Microsoft Himalaya"/>
+        <a:font script="Thaa" typeface="MV Boli"/>
+        <a:font script="Deva" typeface="Mangal"/>
+        <a:font script="Telu" typeface="Gautami"/>
+        <a:font script="Taml" typeface="Latha"/>
+        <a:font script="Syrc" typeface="Estrangelo Edessa"/>
+        <a:font script="Orya" typeface="Kalinga"/>
+        <a:font script="Mlym" typeface="Kartika"/>
+        <a:font script="Laoo" typeface="DokChampa"/>
+        <a:font script="Sinh" typeface="Iskoola Pota"/>
+        <a:font script="Mong" typeface="Mongolian Baiti"/>
+        <a:font script="Viet" typeface="Arial"/>
+        <a:font script="Uigh" typeface="Microsoft Uighur"/>
+        <a:font script="Geor" typeface="Sylfaen"/>
+        <a:font script="Armn" typeface="Arial"/>
+        <a:font script="Bugi" typeface="Leelawadee UI"/>
+        <a:font script="Bopo" typeface="Microsoft JhengHei"/>
+        <a:font script="Java" typeface="Javanese Text"/>
+        <a:font script="Lisu" typeface="Segoe UI"/>
+        <a:font script="Mymr" typeface="Myanmar Text"/>
+        <a:font script="Nkoo" typeface="Ebrima"/>
+        <a:font script="Olck" typeface="Nirmala UI"/>
+        <a:font script="Osma" typeface="Ebrima"/>
+        <a:font script="Phag" typeface="Phagspa"/>
+        <a:font script="Syrn" typeface="Estrangelo Edessa"/>
+        <a:font script="Syrj" typeface="Estrangelo Edessa"/>
+        <a:font script="Syre" typeface="Estrangelo Edessa"/>
+        <a:font script="Sora" typeface="Nirmala UI"/>
+        <a:font script="Tale" typeface="Microsoft Tai Le"/>
+        <a:font script="Talu" typeface="Microsoft New Tai Lue"/>
+        <a:font script="Tfng" typeface="Ebrima"/>
+      </a:minorFont>
+    </a:fontScheme>
+    <a:fmtScheme name="Office">
+      <a:fillStyleLst>
+        <a:solidFill>
+          <a:schemeClr val="phClr"/>
+        </a:solidFill>
+        <a:gradFill rotWithShape="1">
+          <a:gsLst>
+            <a:gs pos="0">
+              <a:schemeClr val="phClr">
+                <a:lumMod val="110000"/>
+                <a:satMod val="105000"/>
+                <a:tint val="67000"/>
+              </a:schemeClr>
+            </a:gs>
+            <a:gs pos="50000">
+              <a:schemeClr val="phClr">
+                <a:lumMod val="105000"/>
+                <a:satMod val="103000"/>
+                <a:tint val="73000"/>
+              </a:schemeClr>
+            </a:gs>
+            <a:gs pos="100000">
+              <a:schemeClr val="phClr">
+                <a:lumMod val="105000"/>
+                <a:satMod val="109000"/>
+                <a:tint val="81000"/>
+              </a:schemeClr>
+            </a:gs>
+          </a:gsLst>
+          <a:lin ang="5400000" scaled="0"/>
+        </a:gradFill>
+        <a:gradFill rotWithShape="1">
+          <a:gsLst>
+            <a:gs pos="0">
+              <a:schemeClr val="phClr">
+                <a:satMod val="103000"/>
+                <a:lumMod val="102000"/>
+                <a:tint val="94000"/>
+              </a:schemeClr>
+            </a:gs>
+            <a:gs pos="50000">
+              <a:schemeClr val="phClr">
+                <a:satMod val="110000"/>
+                <a:lumMod val="100000"/>
+                <a:shade val="100000"/>
+              </a:schemeClr>
+            </a:gs>
+            <a:gs pos="100000">
+              <a:schemeClr val="phClr">
+                <a:lumMod val="99000"/>
+                <a:satMod val="120000"/>
+                <a:shade val="78000"/>
+              </a:schemeClr>
+            </a:gs>
+          </a:gsLst>
+          <a:lin ang="5400000" scaled="0"/>
+        </a:gradFill>
+      </a:fillStyleLst>
+      <a:lnStyleLst>
+        <a:ln w="12700" cap="flat" cmpd="sng" algn="ctr">
+          <a:solidFill>
+            <a:schemeClr val="phClr"/>
+          </a:solidFill>
+          <a:prstDash val="solid"/>
+          <a:miter lim="800000"/>
+        </a:ln>
+        <a:ln w="19050" cap="flat" cmpd="sng" algn="ctr">
+          <a:solidFill>
+            <a:schemeClr val="phClr"/>
+          </a:solidFill>
+          <a:prstDash val="solid"/>
+          <a:miter lim="800000"/>
+        </a:ln>
+        <a:ln w="25400" cap="flat" cmpd="sng" algn="ctr">
+          <a:solidFill>
+            <a:schemeClr val="phClr"/>
+          </a:solidFill>
+          <a:prstDash val="solid"/>
+          <a:miter lim="800000"/>
+        </a:ln>
+      </a:lnStyleLst>
+      <a:effectStyleLst>
+        <a:effectStyle>
+          <a:effectLst/>
+        </a:effectStyle>
+        <a:effectStyle>
+          <a:effectLst/>
+        </a:effectStyle>
+        <a:effectStyle>
+          <a:effectLst>
+            <a:outerShdw blurRad="57150" dist="19050" dir="5400000" algn="ctr" rotWithShape="0">
+              <a:srgbClr val="000000">
+                <a:alpha val="63000"/>
+              </a:srgbClr>
+            </a:outerShdw>
+          </a:effectLst>
+        </a:effectStyle>
+      </a:effectStyleLst>
+      <a:bgFillStyleLst>
+        <a:solidFill>
+          <a:schemeClr val="phClr"/>
+        </a:solidFill>
+        <a:solidFill>
+          <a:schemeClr val="phClr">
+            <a:tint val="95000"/>
+            <a:satMod val="170000"/>
+          </a:schemeClr>
+        </a:solidFill>
+        <a:gradFill rotWithShape="1">
+          <a:gsLst>
+            <a:gs pos="0">
+              <a:schemeClr val="phClr">
+                <a:tint val="93000"/>
+                <a:satMod val="150000"/>
+                <a:shade val="98000"/>
+                <a:lumMod val="102000"/>
+              </a:schemeClr>
+            </a:gs>
+            <a:gs pos="50000">
+              <a:schemeClr val="phClr">
+                <a:tint val="98000"/>
+                <a:satMod val="130000"/>
+                <a:shade val="90000"/>
+                <a:lumMod val="103000"/>
+              </a:schemeClr>
+            </a:gs>
+            <a:gs pos="100000">
+              <a:schemeClr val="phClr">
+                <a:shade val="63000"/>
+                <a:satMod val="120000"/>
+              </a:schemeClr>
+            </a:gs>
+          </a:gsLst>
+          <a:lin ang="5400000" scaled="0"/>
+        </a:gradFill>
+      </a:bgFillStyleLst>
+    </a:fmtScheme>
+  </a:themeElements>
+  <a:objectDefaults>
+    <a:lnDef>
+      <a:spPr/>
+      <a:bodyPr/>
+      <a:lstStyle/>
+      <a:style>
+        <a:lnRef idx="2">
+          <a:schemeClr val="accent1"/>
+        </a:lnRef>
+        <a:fillRef idx="0">
+          <a:schemeClr val="accent1"/>
+        </a:fillRef>
+        <a:effectRef idx="1">
+          <a:schemeClr val="accent1"/>
+        </a:effectRef>
+        <a:fontRef idx="minor">
+          <a:schemeClr val="tx1"/>
+        </a:fontRef>
+      </a:style>
+    </a:lnDef>
+  </a:objectDefaults>
+  <a:extraClrSchemeLst/>
+  <a:extLst>
+    <a:ext uri="{05A4C25C-085E-4340-85A3-A5531E510DB2}">
+      <thm15:themeFamily xmlns:thm15="http://schemas.microsoft.com/office/thememl/2012/main" name="Office Theme" id="{2E142A2C-CD16-42D6-873A-C26D2A0506FA}" vid="{1BDDFF52-6CD6-40A5-AB3C-68EB2F1E4D0A}"/>
+    </a:ext>
+  </a:extLst>
+</a:theme>
 </file>